--- a/Bug Report/Bug Report WebApp.docx
+++ b/Bug Report/Bug Report WebApp.docx
@@ -127,7 +127,7 @@
       <w:tr>
         <w:tc>
           <w:tcPr>
-            <w:tcW w:w="2727" w:type="dxa"/>
+            <w:tcW w:w="2307" w:type="dxa"/>
             <w:shd w:val="clear" w:color="auto" w:fill="000000" w:themeFill="text1"/>
           </w:tcPr>
           <w:p>
@@ -146,7 +146,7 @@
         </w:tc>
         <w:tc>
           <w:tcPr>
-            <w:tcW w:w="2702" w:type="dxa"/>
+            <w:tcW w:w="2253" w:type="dxa"/>
             <w:tcBorders>
               <w:bottom w:val="single" w:sz="4" w:space="0" w:color="auto"/>
             </w:tcBorders>
@@ -168,7 +168,7 @@
         </w:tc>
         <w:tc>
           <w:tcPr>
-            <w:tcW w:w="3921" w:type="dxa"/>
+            <w:tcW w:w="4790" w:type="dxa"/>
             <w:shd w:val="clear" w:color="auto" w:fill="000000" w:themeFill="text1"/>
           </w:tcPr>
           <w:p>
@@ -192,7 +192,7 @@
         </w:trPr>
         <w:tc>
           <w:tcPr>
-            <w:tcW w:w="2727" w:type="dxa"/>
+            <w:tcW w:w="2307" w:type="dxa"/>
             <w:vMerge w:val="restart"/>
           </w:tcPr>
           <w:p>
@@ -203,7 +203,7 @@
         </w:tc>
         <w:tc>
           <w:tcPr>
-            <w:tcW w:w="2702" w:type="dxa"/>
+            <w:tcW w:w="2253" w:type="dxa"/>
           </w:tcPr>
           <w:p>
             <w:r>
@@ -213,7 +213,7 @@
         </w:tc>
         <w:tc>
           <w:tcPr>
-            <w:tcW w:w="3921" w:type="dxa"/>
+            <w:tcW w:w="4790" w:type="dxa"/>
           </w:tcPr>
           <w:p>
             <w:r>
@@ -228,14 +228,14 @@
         </w:trPr>
         <w:tc>
           <w:tcPr>
-            <w:tcW w:w="2727" w:type="dxa"/>
-            <w:vMerge/>
-          </w:tcPr>
-          <w:p/>
-        </w:tc>
-        <w:tc>
-          <w:tcPr>
-            <w:tcW w:w="2702" w:type="dxa"/>
+            <w:tcW w:w="2307" w:type="dxa"/>
+            <w:vMerge/>
+          </w:tcPr>
+          <w:p/>
+        </w:tc>
+        <w:tc>
+          <w:tcPr>
+            <w:tcW w:w="2253" w:type="dxa"/>
           </w:tcPr>
           <w:p>
             <w:r>
@@ -245,7 +245,7 @@
         </w:tc>
         <w:tc>
           <w:tcPr>
-            <w:tcW w:w="3921" w:type="dxa"/>
+            <w:tcW w:w="4790" w:type="dxa"/>
           </w:tcPr>
           <w:p>
             <w:r>
@@ -260,14 +260,14 @@
         </w:trPr>
         <w:tc>
           <w:tcPr>
-            <w:tcW w:w="2727" w:type="dxa"/>
-            <w:vMerge/>
-          </w:tcPr>
-          <w:p/>
-        </w:tc>
-        <w:tc>
-          <w:tcPr>
-            <w:tcW w:w="2702" w:type="dxa"/>
+            <w:tcW w:w="2307" w:type="dxa"/>
+            <w:vMerge/>
+          </w:tcPr>
+          <w:p/>
+        </w:tc>
+        <w:tc>
+          <w:tcPr>
+            <w:tcW w:w="2253" w:type="dxa"/>
           </w:tcPr>
           <w:p>
             <w:r>
@@ -277,7 +277,7 @@
         </w:tc>
         <w:tc>
           <w:tcPr>
-            <w:tcW w:w="3921" w:type="dxa"/>
+            <w:tcW w:w="4790" w:type="dxa"/>
           </w:tcPr>
           <w:p>
             <w:r>
@@ -292,14 +292,14 @@
         </w:trPr>
         <w:tc>
           <w:tcPr>
-            <w:tcW w:w="2727" w:type="dxa"/>
-            <w:vMerge/>
-          </w:tcPr>
-          <w:p/>
-        </w:tc>
-        <w:tc>
-          <w:tcPr>
-            <w:tcW w:w="2702" w:type="dxa"/>
+            <w:tcW w:w="2307" w:type="dxa"/>
+            <w:vMerge/>
+          </w:tcPr>
+          <w:p/>
+        </w:tc>
+        <w:tc>
+          <w:tcPr>
+            <w:tcW w:w="2253" w:type="dxa"/>
           </w:tcPr>
           <w:p>
             <w:r>
@@ -309,7 +309,7 @@
         </w:tc>
         <w:tc>
           <w:tcPr>
-            <w:tcW w:w="3921" w:type="dxa"/>
+            <w:tcW w:w="4790" w:type="dxa"/>
           </w:tcPr>
           <w:p>
             <w:r>
@@ -324,14 +324,14 @@
         </w:trPr>
         <w:tc>
           <w:tcPr>
-            <w:tcW w:w="2727" w:type="dxa"/>
-            <w:vMerge/>
-          </w:tcPr>
-          <w:p/>
-        </w:tc>
-        <w:tc>
-          <w:tcPr>
-            <w:tcW w:w="2702" w:type="dxa"/>
+            <w:tcW w:w="2307" w:type="dxa"/>
+            <w:vMerge/>
+          </w:tcPr>
+          <w:p/>
+        </w:tc>
+        <w:tc>
+          <w:tcPr>
+            <w:tcW w:w="2253" w:type="dxa"/>
           </w:tcPr>
           <w:p>
             <w:r>
@@ -341,7 +341,7 @@
         </w:tc>
         <w:tc>
           <w:tcPr>
-            <w:tcW w:w="3921" w:type="dxa"/>
+            <w:tcW w:w="4790" w:type="dxa"/>
           </w:tcPr>
           <w:p>
             <w:r>
@@ -356,7 +356,7 @@
         </w:trPr>
         <w:tc>
           <w:tcPr>
-            <w:tcW w:w="2727" w:type="dxa"/>
+            <w:tcW w:w="2307" w:type="dxa"/>
             <w:vMerge w:val="restart"/>
           </w:tcPr>
           <w:p>
@@ -367,7 +367,7 @@
         </w:tc>
         <w:tc>
           <w:tcPr>
-            <w:tcW w:w="2702" w:type="dxa"/>
+            <w:tcW w:w="2253" w:type="dxa"/>
           </w:tcPr>
           <w:p>
             <w:r>
@@ -377,7 +377,7 @@
         </w:tc>
         <w:tc>
           <w:tcPr>
-            <w:tcW w:w="3921" w:type="dxa"/>
+            <w:tcW w:w="4790" w:type="dxa"/>
           </w:tcPr>
           <w:p>
             <w:r>
@@ -392,14 +392,14 @@
         </w:trPr>
         <w:tc>
           <w:tcPr>
-            <w:tcW w:w="2727" w:type="dxa"/>
-            <w:vMerge/>
-          </w:tcPr>
-          <w:p/>
-        </w:tc>
-        <w:tc>
-          <w:tcPr>
-            <w:tcW w:w="2702" w:type="dxa"/>
+            <w:tcW w:w="2307" w:type="dxa"/>
+            <w:vMerge/>
+          </w:tcPr>
+          <w:p/>
+        </w:tc>
+        <w:tc>
+          <w:tcPr>
+            <w:tcW w:w="2253" w:type="dxa"/>
           </w:tcPr>
           <w:p>
             <w:r>
@@ -409,7 +409,7 @@
         </w:tc>
         <w:tc>
           <w:tcPr>
-            <w:tcW w:w="3921" w:type="dxa"/>
+            <w:tcW w:w="4790" w:type="dxa"/>
           </w:tcPr>
           <w:p>
             <w:hyperlink r:id="rId5" w:history="1">
@@ -432,7 +432,7 @@
         </w:trPr>
         <w:tc>
           <w:tcPr>
-            <w:tcW w:w="2727" w:type="dxa"/>
+            <w:tcW w:w="2307" w:type="dxa"/>
             <w:vMerge w:val="restart"/>
           </w:tcPr>
           <w:p>
@@ -443,7 +443,7 @@
         </w:tc>
         <w:tc>
           <w:tcPr>
-            <w:tcW w:w="2702" w:type="dxa"/>
+            <w:tcW w:w="2253" w:type="dxa"/>
           </w:tcPr>
           <w:p>
             <w:r>
@@ -453,7 +453,7 @@
         </w:tc>
         <w:tc>
           <w:tcPr>
-            <w:tcW w:w="3921" w:type="dxa"/>
+            <w:tcW w:w="4790" w:type="dxa"/>
           </w:tcPr>
           <w:p>
             <w:r>
@@ -468,14 +468,14 @@
         </w:trPr>
         <w:tc>
           <w:tcPr>
-            <w:tcW w:w="2727" w:type="dxa"/>
-            <w:vMerge/>
-          </w:tcPr>
-          <w:p/>
-        </w:tc>
-        <w:tc>
-          <w:tcPr>
-            <w:tcW w:w="2702" w:type="dxa"/>
+            <w:tcW w:w="2307" w:type="dxa"/>
+            <w:vMerge/>
+          </w:tcPr>
+          <w:p/>
+        </w:tc>
+        <w:tc>
+          <w:tcPr>
+            <w:tcW w:w="2253" w:type="dxa"/>
           </w:tcPr>
           <w:p>
             <w:r>
@@ -485,7 +485,7 @@
         </w:tc>
         <w:tc>
           <w:tcPr>
-            <w:tcW w:w="3921" w:type="dxa"/>
+            <w:tcW w:w="4790" w:type="dxa"/>
           </w:tcPr>
           <w:p>
             <w:r>
@@ -500,27 +500,24 @@
         </w:trPr>
         <w:tc>
           <w:tcPr>
-            <w:tcW w:w="2727" w:type="dxa"/>
-            <w:vMerge/>
-          </w:tcPr>
-          <w:p/>
-        </w:tc>
-        <w:tc>
-          <w:tcPr>
-            <w:tcW w:w="2702" w:type="dxa"/>
-          </w:tcPr>
-          <w:p>
-            <w:r>
-              <w:t>Browser</w:t>
-            </w:r>
-            <w:r>
-              <w:t>:</w:t>
-            </w:r>
-          </w:p>
-        </w:tc>
-        <w:tc>
-          <w:tcPr>
-            <w:tcW w:w="3921" w:type="dxa"/>
+            <w:tcW w:w="2307" w:type="dxa"/>
+            <w:vMerge/>
+          </w:tcPr>
+          <w:p/>
+        </w:tc>
+        <w:tc>
+          <w:tcPr>
+            <w:tcW w:w="2253" w:type="dxa"/>
+          </w:tcPr>
+          <w:p>
+            <w:r>
+              <w:t>Browser:</w:t>
+            </w:r>
+          </w:p>
+        </w:tc>
+        <w:tc>
+          <w:tcPr>
+            <w:tcW w:w="4790" w:type="dxa"/>
           </w:tcPr>
           <w:p>
             <w:proofErr w:type="spellStart"/>
@@ -540,7 +537,7 @@
         </w:trPr>
         <w:tc>
           <w:tcPr>
-            <w:tcW w:w="2727" w:type="dxa"/>
+            <w:tcW w:w="2307" w:type="dxa"/>
             <w:vMerge w:val="restart"/>
           </w:tcPr>
           <w:p>
@@ -551,7 +548,7 @@
         </w:tc>
         <w:tc>
           <w:tcPr>
-            <w:tcW w:w="2702" w:type="dxa"/>
+            <w:tcW w:w="2253" w:type="dxa"/>
           </w:tcPr>
           <w:p>
             <w:r>
@@ -561,7 +558,7 @@
         </w:tc>
         <w:tc>
           <w:tcPr>
-            <w:tcW w:w="3921" w:type="dxa"/>
+            <w:tcW w:w="4790" w:type="dxa"/>
           </w:tcPr>
           <w:p>
             <w:pPr>
@@ -629,14 +626,14 @@
         </w:trPr>
         <w:tc>
           <w:tcPr>
-            <w:tcW w:w="2727" w:type="dxa"/>
-            <w:vMerge/>
-          </w:tcPr>
-          <w:p/>
-        </w:tc>
-        <w:tc>
-          <w:tcPr>
-            <w:tcW w:w="2702" w:type="dxa"/>
+            <w:tcW w:w="2307" w:type="dxa"/>
+            <w:vMerge/>
+          </w:tcPr>
+          <w:p/>
+        </w:tc>
+        <w:tc>
+          <w:tcPr>
+            <w:tcW w:w="2253" w:type="dxa"/>
           </w:tcPr>
           <w:p>
             <w:r>
@@ -646,7 +643,7 @@
         </w:tc>
         <w:tc>
           <w:tcPr>
-            <w:tcW w:w="3921" w:type="dxa"/>
+            <w:tcW w:w="4790" w:type="dxa"/>
           </w:tcPr>
           <w:p>
             <w:r>
@@ -661,14 +658,14 @@
         </w:trPr>
         <w:tc>
           <w:tcPr>
-            <w:tcW w:w="2727" w:type="dxa"/>
-            <w:vMerge/>
-          </w:tcPr>
-          <w:p/>
-        </w:tc>
-        <w:tc>
-          <w:tcPr>
-            <w:tcW w:w="2702" w:type="dxa"/>
+            <w:tcW w:w="2307" w:type="dxa"/>
+            <w:vMerge/>
+          </w:tcPr>
+          <w:p/>
+        </w:tc>
+        <w:tc>
+          <w:tcPr>
+            <w:tcW w:w="2253" w:type="dxa"/>
           </w:tcPr>
           <w:p>
             <w:r>
@@ -678,7 +675,7 @@
         </w:tc>
         <w:tc>
           <w:tcPr>
-            <w:tcW w:w="3921" w:type="dxa"/>
+            <w:tcW w:w="4790" w:type="dxa"/>
           </w:tcPr>
           <w:p>
             <w:r>
@@ -693,7 +690,7 @@
         </w:trPr>
         <w:tc>
           <w:tcPr>
-            <w:tcW w:w="2727" w:type="dxa"/>
+            <w:tcW w:w="2307" w:type="dxa"/>
             <w:vMerge w:val="restart"/>
           </w:tcPr>
           <w:p>
@@ -704,7 +701,7 @@
         </w:tc>
         <w:tc>
           <w:tcPr>
-            <w:tcW w:w="2702" w:type="dxa"/>
+            <w:tcW w:w="2253" w:type="dxa"/>
           </w:tcPr>
           <w:p>
             <w:r>
@@ -714,7 +711,7 @@
         </w:tc>
         <w:tc>
           <w:tcPr>
-            <w:tcW w:w="3921" w:type="dxa"/>
+            <w:tcW w:w="4790" w:type="dxa"/>
           </w:tcPr>
           <w:p>
             <w:r>
@@ -729,14 +726,14 @@
         </w:trPr>
         <w:tc>
           <w:tcPr>
-            <w:tcW w:w="2727" w:type="dxa"/>
-            <w:vMerge/>
-          </w:tcPr>
-          <w:p/>
-        </w:tc>
-        <w:tc>
-          <w:tcPr>
-            <w:tcW w:w="2702" w:type="dxa"/>
+            <w:tcW w:w="2307" w:type="dxa"/>
+            <w:vMerge/>
+          </w:tcPr>
+          <w:p/>
+        </w:tc>
+        <w:tc>
+          <w:tcPr>
+            <w:tcW w:w="2253" w:type="dxa"/>
           </w:tcPr>
           <w:p>
             <w:r>
@@ -746,7 +743,7 @@
         </w:tc>
         <w:tc>
           <w:tcPr>
-            <w:tcW w:w="3921" w:type="dxa"/>
+            <w:tcW w:w="4790" w:type="dxa"/>
           </w:tcPr>
           <w:p>
             <w:r>
@@ -758,7 +755,7 @@
       <w:tr>
         <w:tc>
           <w:tcPr>
-            <w:tcW w:w="2727" w:type="dxa"/>
+            <w:tcW w:w="2307" w:type="dxa"/>
           </w:tcPr>
           <w:p>
             <w:r>
@@ -768,7 +765,7 @@
         </w:tc>
         <w:tc>
           <w:tcPr>
-            <w:tcW w:w="6623" w:type="dxa"/>
+            <w:tcW w:w="7043" w:type="dxa"/>
             <w:gridSpan w:val="2"/>
           </w:tcPr>
           <w:p>
@@ -784,7 +781,7 @@
         </w:trPr>
         <w:tc>
           <w:tcPr>
-            <w:tcW w:w="2727" w:type="dxa"/>
+            <w:tcW w:w="2307" w:type="dxa"/>
             <w:vMerge w:val="restart"/>
           </w:tcPr>
           <w:p>
@@ -795,7 +792,7 @@
         </w:tc>
         <w:tc>
           <w:tcPr>
-            <w:tcW w:w="2702" w:type="dxa"/>
+            <w:tcW w:w="2253" w:type="dxa"/>
           </w:tcPr>
           <w:p>
             <w:r>
@@ -805,7 +802,7 @@
         </w:tc>
         <w:tc>
           <w:tcPr>
-            <w:tcW w:w="3921" w:type="dxa"/>
+            <w:tcW w:w="4790" w:type="dxa"/>
           </w:tcPr>
           <w:p>
             <w:r>
@@ -823,14 +820,14 @@
         </w:trPr>
         <w:tc>
           <w:tcPr>
-            <w:tcW w:w="2727" w:type="dxa"/>
-            <w:vMerge/>
-          </w:tcPr>
-          <w:p/>
-        </w:tc>
-        <w:tc>
-          <w:tcPr>
-            <w:tcW w:w="2702" w:type="dxa"/>
+            <w:tcW w:w="2307" w:type="dxa"/>
+            <w:vMerge/>
+          </w:tcPr>
+          <w:p/>
+        </w:tc>
+        <w:tc>
+          <w:tcPr>
+            <w:tcW w:w="2253" w:type="dxa"/>
           </w:tcPr>
           <w:p>
             <w:r>
@@ -840,7 +837,7 @@
         </w:tc>
         <w:tc>
           <w:tcPr>
-            <w:tcW w:w="3921" w:type="dxa"/>
+            <w:tcW w:w="4790" w:type="dxa"/>
           </w:tcPr>
           <w:p>
             <w:r>
@@ -855,14 +852,14 @@
         </w:trPr>
         <w:tc>
           <w:tcPr>
-            <w:tcW w:w="2727" w:type="dxa"/>
-            <w:vMerge/>
-          </w:tcPr>
-          <w:p/>
-        </w:tc>
-        <w:tc>
-          <w:tcPr>
-            <w:tcW w:w="2702" w:type="dxa"/>
+            <w:tcW w:w="2307" w:type="dxa"/>
+            <w:vMerge/>
+          </w:tcPr>
+          <w:p/>
+        </w:tc>
+        <w:tc>
+          <w:tcPr>
+            <w:tcW w:w="2253" w:type="dxa"/>
           </w:tcPr>
           <w:p>
             <w:r>
@@ -872,7 +869,7 @@
         </w:tc>
         <w:tc>
           <w:tcPr>
-            <w:tcW w:w="3921" w:type="dxa"/>
+            <w:tcW w:w="4790" w:type="dxa"/>
           </w:tcPr>
           <w:p>
             <w:r>
@@ -887,14 +884,14 @@
         </w:trPr>
         <w:tc>
           <w:tcPr>
-            <w:tcW w:w="2727" w:type="dxa"/>
-            <w:vMerge/>
-          </w:tcPr>
-          <w:p/>
-        </w:tc>
-        <w:tc>
-          <w:tcPr>
-            <w:tcW w:w="2702" w:type="dxa"/>
+            <w:tcW w:w="2307" w:type="dxa"/>
+            <w:vMerge/>
+          </w:tcPr>
+          <w:p/>
+        </w:tc>
+        <w:tc>
+          <w:tcPr>
+            <w:tcW w:w="2253" w:type="dxa"/>
           </w:tcPr>
           <w:p>
             <w:r>
@@ -904,7 +901,7 @@
         </w:tc>
         <w:tc>
           <w:tcPr>
-            <w:tcW w:w="3921" w:type="dxa"/>
+            <w:tcW w:w="4790" w:type="dxa"/>
           </w:tcPr>
           <w:p>
             <w:r>
@@ -919,14 +916,14 @@
         </w:trPr>
         <w:tc>
           <w:tcPr>
-            <w:tcW w:w="2727" w:type="dxa"/>
-            <w:vMerge/>
-          </w:tcPr>
-          <w:p/>
-        </w:tc>
-        <w:tc>
-          <w:tcPr>
-            <w:tcW w:w="2702" w:type="dxa"/>
+            <w:tcW w:w="2307" w:type="dxa"/>
+            <w:vMerge/>
+          </w:tcPr>
+          <w:p/>
+        </w:tc>
+        <w:tc>
+          <w:tcPr>
+            <w:tcW w:w="2253" w:type="dxa"/>
           </w:tcPr>
           <w:p>
             <w:r>
@@ -936,7 +933,7 @@
         </w:tc>
         <w:tc>
           <w:tcPr>
-            <w:tcW w:w="3921" w:type="dxa"/>
+            <w:tcW w:w="4790" w:type="dxa"/>
           </w:tcPr>
           <w:p>
             <w:r>
@@ -951,7 +948,7 @@
         </w:trPr>
         <w:tc>
           <w:tcPr>
-            <w:tcW w:w="2727" w:type="dxa"/>
+            <w:tcW w:w="2307" w:type="dxa"/>
             <w:vMerge w:val="restart"/>
           </w:tcPr>
           <w:p>
@@ -962,7 +959,7 @@
         </w:tc>
         <w:tc>
           <w:tcPr>
-            <w:tcW w:w="2702" w:type="dxa"/>
+            <w:tcW w:w="2253" w:type="dxa"/>
           </w:tcPr>
           <w:p>
             <w:r>
@@ -972,7 +969,7 @@
         </w:tc>
         <w:tc>
           <w:tcPr>
-            <w:tcW w:w="3921" w:type="dxa"/>
+            <w:tcW w:w="4790" w:type="dxa"/>
           </w:tcPr>
           <w:p>
             <w:r>
@@ -987,14 +984,14 @@
         </w:trPr>
         <w:tc>
           <w:tcPr>
-            <w:tcW w:w="2727" w:type="dxa"/>
-            <w:vMerge/>
-          </w:tcPr>
-          <w:p/>
-        </w:tc>
-        <w:tc>
-          <w:tcPr>
-            <w:tcW w:w="2702" w:type="dxa"/>
+            <w:tcW w:w="2307" w:type="dxa"/>
+            <w:vMerge/>
+          </w:tcPr>
+          <w:p/>
+        </w:tc>
+        <w:tc>
+          <w:tcPr>
+            <w:tcW w:w="2253" w:type="dxa"/>
           </w:tcPr>
           <w:p>
             <w:r>
@@ -1004,7 +1001,7 @@
         </w:tc>
         <w:tc>
           <w:tcPr>
-            <w:tcW w:w="3921" w:type="dxa"/>
+            <w:tcW w:w="4790" w:type="dxa"/>
           </w:tcPr>
           <w:p>
             <w:hyperlink r:id="rId6" w:history="1">
@@ -1027,7 +1024,7 @@
         </w:trPr>
         <w:tc>
           <w:tcPr>
-            <w:tcW w:w="2727" w:type="dxa"/>
+            <w:tcW w:w="2307" w:type="dxa"/>
             <w:vMerge w:val="restart"/>
           </w:tcPr>
           <w:p>
@@ -1038,7 +1035,7 @@
         </w:tc>
         <w:tc>
           <w:tcPr>
-            <w:tcW w:w="2702" w:type="dxa"/>
+            <w:tcW w:w="2253" w:type="dxa"/>
           </w:tcPr>
           <w:p>
             <w:r>
@@ -1048,7 +1045,7 @@
         </w:tc>
         <w:tc>
           <w:tcPr>
-            <w:tcW w:w="3921" w:type="dxa"/>
+            <w:tcW w:w="4790" w:type="dxa"/>
           </w:tcPr>
           <w:p>
             <w:r>
@@ -1063,14 +1060,14 @@
         </w:trPr>
         <w:tc>
           <w:tcPr>
-            <w:tcW w:w="2727" w:type="dxa"/>
-            <w:vMerge/>
-          </w:tcPr>
-          <w:p/>
-        </w:tc>
-        <w:tc>
-          <w:tcPr>
-            <w:tcW w:w="2702" w:type="dxa"/>
+            <w:tcW w:w="2307" w:type="dxa"/>
+            <w:vMerge/>
+          </w:tcPr>
+          <w:p/>
+        </w:tc>
+        <w:tc>
+          <w:tcPr>
+            <w:tcW w:w="2253" w:type="dxa"/>
           </w:tcPr>
           <w:p>
             <w:r>
@@ -1080,7 +1077,7 @@
         </w:tc>
         <w:tc>
           <w:tcPr>
-            <w:tcW w:w="3921" w:type="dxa"/>
+            <w:tcW w:w="4790" w:type="dxa"/>
           </w:tcPr>
           <w:p>
             <w:r>
@@ -1095,14 +1092,14 @@
         </w:trPr>
         <w:tc>
           <w:tcPr>
-            <w:tcW w:w="2727" w:type="dxa"/>
-            <w:vMerge/>
-          </w:tcPr>
-          <w:p/>
-        </w:tc>
-        <w:tc>
-          <w:tcPr>
-            <w:tcW w:w="2702" w:type="dxa"/>
+            <w:tcW w:w="2307" w:type="dxa"/>
+            <w:vMerge/>
+          </w:tcPr>
+          <w:p/>
+        </w:tc>
+        <w:tc>
+          <w:tcPr>
+            <w:tcW w:w="2253" w:type="dxa"/>
           </w:tcPr>
           <w:p>
             <w:r>
@@ -1112,7 +1109,7 @@
         </w:tc>
         <w:tc>
           <w:tcPr>
-            <w:tcW w:w="3921" w:type="dxa"/>
+            <w:tcW w:w="4790" w:type="dxa"/>
           </w:tcPr>
           <w:p>
             <w:proofErr w:type="spellStart"/>
@@ -1132,7 +1129,7 @@
         </w:trPr>
         <w:tc>
           <w:tcPr>
-            <w:tcW w:w="2727" w:type="dxa"/>
+            <w:tcW w:w="2307" w:type="dxa"/>
             <w:vMerge w:val="restart"/>
           </w:tcPr>
           <w:p>
@@ -1143,7 +1140,7 @@
         </w:tc>
         <w:tc>
           <w:tcPr>
-            <w:tcW w:w="2702" w:type="dxa"/>
+            <w:tcW w:w="2253" w:type="dxa"/>
           </w:tcPr>
           <w:p>
             <w:r>
@@ -1153,7 +1150,7 @@
         </w:tc>
         <w:tc>
           <w:tcPr>
-            <w:tcW w:w="3921" w:type="dxa"/>
+            <w:tcW w:w="4790" w:type="dxa"/>
           </w:tcPr>
           <w:p>
             <w:pPr>
@@ -1215,14 +1212,14 @@
         </w:trPr>
         <w:tc>
           <w:tcPr>
-            <w:tcW w:w="2727" w:type="dxa"/>
-            <w:vMerge/>
-          </w:tcPr>
-          <w:p/>
-        </w:tc>
-        <w:tc>
-          <w:tcPr>
-            <w:tcW w:w="2702" w:type="dxa"/>
+            <w:tcW w:w="2307" w:type="dxa"/>
+            <w:vMerge/>
+          </w:tcPr>
+          <w:p/>
+        </w:tc>
+        <w:tc>
+          <w:tcPr>
+            <w:tcW w:w="2253" w:type="dxa"/>
           </w:tcPr>
           <w:p>
             <w:r>
@@ -1232,7 +1229,7 @@
         </w:tc>
         <w:tc>
           <w:tcPr>
-            <w:tcW w:w="3921" w:type="dxa"/>
+            <w:tcW w:w="4790" w:type="dxa"/>
           </w:tcPr>
           <w:p>
             <w:r>
@@ -1247,14 +1244,14 @@
         </w:trPr>
         <w:tc>
           <w:tcPr>
-            <w:tcW w:w="2727" w:type="dxa"/>
-            <w:vMerge/>
-          </w:tcPr>
-          <w:p/>
-        </w:tc>
-        <w:tc>
-          <w:tcPr>
-            <w:tcW w:w="2702" w:type="dxa"/>
+            <w:tcW w:w="2307" w:type="dxa"/>
+            <w:vMerge/>
+          </w:tcPr>
+          <w:p/>
+        </w:tc>
+        <w:tc>
+          <w:tcPr>
+            <w:tcW w:w="2253" w:type="dxa"/>
           </w:tcPr>
           <w:p>
             <w:r>
@@ -1264,7 +1261,7 @@
         </w:tc>
         <w:tc>
           <w:tcPr>
-            <w:tcW w:w="3921" w:type="dxa"/>
+            <w:tcW w:w="4790" w:type="dxa"/>
           </w:tcPr>
           <w:p>
             <w:r>
@@ -1279,7 +1276,7 @@
         </w:trPr>
         <w:tc>
           <w:tcPr>
-            <w:tcW w:w="2727" w:type="dxa"/>
+            <w:tcW w:w="2307" w:type="dxa"/>
             <w:vMerge w:val="restart"/>
           </w:tcPr>
           <w:p>
@@ -1290,7 +1287,7 @@
         </w:tc>
         <w:tc>
           <w:tcPr>
-            <w:tcW w:w="2702" w:type="dxa"/>
+            <w:tcW w:w="2253" w:type="dxa"/>
           </w:tcPr>
           <w:p>
             <w:r>
@@ -1300,7 +1297,7 @@
         </w:tc>
         <w:tc>
           <w:tcPr>
-            <w:tcW w:w="3921" w:type="dxa"/>
+            <w:tcW w:w="4790" w:type="dxa"/>
           </w:tcPr>
           <w:p>
             <w:r>
@@ -1315,14 +1312,14 @@
         </w:trPr>
         <w:tc>
           <w:tcPr>
-            <w:tcW w:w="2727" w:type="dxa"/>
-            <w:vMerge/>
-          </w:tcPr>
-          <w:p/>
-        </w:tc>
-        <w:tc>
-          <w:tcPr>
-            <w:tcW w:w="2702" w:type="dxa"/>
+            <w:tcW w:w="2307" w:type="dxa"/>
+            <w:vMerge/>
+          </w:tcPr>
+          <w:p/>
+        </w:tc>
+        <w:tc>
+          <w:tcPr>
+            <w:tcW w:w="2253" w:type="dxa"/>
           </w:tcPr>
           <w:p>
             <w:r>
@@ -1332,7 +1329,7 @@
         </w:tc>
         <w:tc>
           <w:tcPr>
-            <w:tcW w:w="3921" w:type="dxa"/>
+            <w:tcW w:w="4790" w:type="dxa"/>
           </w:tcPr>
           <w:p>
             <w:r>
@@ -1344,7 +1341,7 @@
       <w:tr>
         <w:tc>
           <w:tcPr>
-            <w:tcW w:w="2727" w:type="dxa"/>
+            <w:tcW w:w="2307" w:type="dxa"/>
           </w:tcPr>
           <w:p>
             <w:r>
@@ -1354,7 +1351,7 @@
         </w:tc>
         <w:tc>
           <w:tcPr>
-            <w:tcW w:w="6623" w:type="dxa"/>
+            <w:tcW w:w="7043" w:type="dxa"/>
             <w:gridSpan w:val="2"/>
           </w:tcPr>
           <w:p>
@@ -1370,7 +1367,7 @@
         </w:trPr>
         <w:tc>
           <w:tcPr>
-            <w:tcW w:w="2727" w:type="dxa"/>
+            <w:tcW w:w="2307" w:type="dxa"/>
             <w:vMerge w:val="restart"/>
           </w:tcPr>
           <w:p>
@@ -1381,7 +1378,7 @@
         </w:tc>
         <w:tc>
           <w:tcPr>
-            <w:tcW w:w="2702" w:type="dxa"/>
+            <w:tcW w:w="2253" w:type="dxa"/>
           </w:tcPr>
           <w:p>
             <w:r>
@@ -1391,7 +1388,7 @@
         </w:tc>
         <w:tc>
           <w:tcPr>
-            <w:tcW w:w="3921" w:type="dxa"/>
+            <w:tcW w:w="4790" w:type="dxa"/>
           </w:tcPr>
           <w:p>
             <w:r>
@@ -1409,14 +1406,14 @@
         </w:trPr>
         <w:tc>
           <w:tcPr>
-            <w:tcW w:w="2727" w:type="dxa"/>
-            <w:vMerge/>
-          </w:tcPr>
-          <w:p/>
-        </w:tc>
-        <w:tc>
-          <w:tcPr>
-            <w:tcW w:w="2702" w:type="dxa"/>
+            <w:tcW w:w="2307" w:type="dxa"/>
+            <w:vMerge/>
+          </w:tcPr>
+          <w:p/>
+        </w:tc>
+        <w:tc>
+          <w:tcPr>
+            <w:tcW w:w="2253" w:type="dxa"/>
           </w:tcPr>
           <w:p>
             <w:r>
@@ -1426,7 +1423,7 @@
         </w:tc>
         <w:tc>
           <w:tcPr>
-            <w:tcW w:w="3921" w:type="dxa"/>
+            <w:tcW w:w="4790" w:type="dxa"/>
           </w:tcPr>
           <w:p>
             <w:r>
@@ -1441,14 +1438,14 @@
         </w:trPr>
         <w:tc>
           <w:tcPr>
-            <w:tcW w:w="2727" w:type="dxa"/>
-            <w:vMerge/>
-          </w:tcPr>
-          <w:p/>
-        </w:tc>
-        <w:tc>
-          <w:tcPr>
-            <w:tcW w:w="2702" w:type="dxa"/>
+            <w:tcW w:w="2307" w:type="dxa"/>
+            <w:vMerge/>
+          </w:tcPr>
+          <w:p/>
+        </w:tc>
+        <w:tc>
+          <w:tcPr>
+            <w:tcW w:w="2253" w:type="dxa"/>
           </w:tcPr>
           <w:p>
             <w:r>
@@ -1458,7 +1455,7 @@
         </w:tc>
         <w:tc>
           <w:tcPr>
-            <w:tcW w:w="3921" w:type="dxa"/>
+            <w:tcW w:w="4790" w:type="dxa"/>
           </w:tcPr>
           <w:p>
             <w:r>
@@ -1473,14 +1470,14 @@
         </w:trPr>
         <w:tc>
           <w:tcPr>
-            <w:tcW w:w="2727" w:type="dxa"/>
-            <w:vMerge/>
-          </w:tcPr>
-          <w:p/>
-        </w:tc>
-        <w:tc>
-          <w:tcPr>
-            <w:tcW w:w="2702" w:type="dxa"/>
+            <w:tcW w:w="2307" w:type="dxa"/>
+            <w:vMerge/>
+          </w:tcPr>
+          <w:p/>
+        </w:tc>
+        <w:tc>
+          <w:tcPr>
+            <w:tcW w:w="2253" w:type="dxa"/>
           </w:tcPr>
           <w:p>
             <w:r>
@@ -1490,7 +1487,7 @@
         </w:tc>
         <w:tc>
           <w:tcPr>
-            <w:tcW w:w="3921" w:type="dxa"/>
+            <w:tcW w:w="4790" w:type="dxa"/>
           </w:tcPr>
           <w:p>
             <w:r>
@@ -1505,14 +1502,14 @@
         </w:trPr>
         <w:tc>
           <w:tcPr>
-            <w:tcW w:w="2727" w:type="dxa"/>
-            <w:vMerge/>
-          </w:tcPr>
-          <w:p/>
-        </w:tc>
-        <w:tc>
-          <w:tcPr>
-            <w:tcW w:w="2702" w:type="dxa"/>
+            <w:tcW w:w="2307" w:type="dxa"/>
+            <w:vMerge/>
+          </w:tcPr>
+          <w:p/>
+        </w:tc>
+        <w:tc>
+          <w:tcPr>
+            <w:tcW w:w="2253" w:type="dxa"/>
           </w:tcPr>
           <w:p>
             <w:r>
@@ -1522,7 +1519,7 @@
         </w:tc>
         <w:tc>
           <w:tcPr>
-            <w:tcW w:w="3921" w:type="dxa"/>
+            <w:tcW w:w="4790" w:type="dxa"/>
           </w:tcPr>
           <w:p>
             <w:r>
@@ -1537,7 +1534,7 @@
         </w:trPr>
         <w:tc>
           <w:tcPr>
-            <w:tcW w:w="2727" w:type="dxa"/>
+            <w:tcW w:w="2307" w:type="dxa"/>
             <w:vMerge w:val="restart"/>
           </w:tcPr>
           <w:p>
@@ -1548,7 +1545,7 @@
         </w:tc>
         <w:tc>
           <w:tcPr>
-            <w:tcW w:w="2702" w:type="dxa"/>
+            <w:tcW w:w="2253" w:type="dxa"/>
           </w:tcPr>
           <w:p>
             <w:r>
@@ -1558,7 +1555,7 @@
         </w:tc>
         <w:tc>
           <w:tcPr>
-            <w:tcW w:w="3921" w:type="dxa"/>
+            <w:tcW w:w="4790" w:type="dxa"/>
           </w:tcPr>
           <w:p>
             <w:r>
@@ -1573,14 +1570,14 @@
         </w:trPr>
         <w:tc>
           <w:tcPr>
-            <w:tcW w:w="2727" w:type="dxa"/>
-            <w:vMerge/>
-          </w:tcPr>
-          <w:p/>
-        </w:tc>
-        <w:tc>
-          <w:tcPr>
-            <w:tcW w:w="2702" w:type="dxa"/>
+            <w:tcW w:w="2307" w:type="dxa"/>
+            <w:vMerge/>
+          </w:tcPr>
+          <w:p/>
+        </w:tc>
+        <w:tc>
+          <w:tcPr>
+            <w:tcW w:w="2253" w:type="dxa"/>
           </w:tcPr>
           <w:p>
             <w:r>
@@ -1590,7 +1587,7 @@
         </w:tc>
         <w:tc>
           <w:tcPr>
-            <w:tcW w:w="3921" w:type="dxa"/>
+            <w:tcW w:w="4790" w:type="dxa"/>
           </w:tcPr>
           <w:p>
             <w:hyperlink r:id="rId7" w:history="1">
@@ -1613,7 +1610,7 @@
         </w:trPr>
         <w:tc>
           <w:tcPr>
-            <w:tcW w:w="2727" w:type="dxa"/>
+            <w:tcW w:w="2307" w:type="dxa"/>
             <w:vMerge w:val="restart"/>
           </w:tcPr>
           <w:p>
@@ -1624,7 +1621,7 @@
         </w:tc>
         <w:tc>
           <w:tcPr>
-            <w:tcW w:w="2702" w:type="dxa"/>
+            <w:tcW w:w="2253" w:type="dxa"/>
           </w:tcPr>
           <w:p>
             <w:r>
@@ -1634,7 +1631,7 @@
         </w:tc>
         <w:tc>
           <w:tcPr>
-            <w:tcW w:w="3921" w:type="dxa"/>
+            <w:tcW w:w="4790" w:type="dxa"/>
           </w:tcPr>
           <w:p>
             <w:r>
@@ -1649,14 +1646,14 @@
         </w:trPr>
         <w:tc>
           <w:tcPr>
-            <w:tcW w:w="2727" w:type="dxa"/>
-            <w:vMerge/>
-          </w:tcPr>
-          <w:p/>
-        </w:tc>
-        <w:tc>
-          <w:tcPr>
-            <w:tcW w:w="2702" w:type="dxa"/>
+            <w:tcW w:w="2307" w:type="dxa"/>
+            <w:vMerge/>
+          </w:tcPr>
+          <w:p/>
+        </w:tc>
+        <w:tc>
+          <w:tcPr>
+            <w:tcW w:w="2253" w:type="dxa"/>
           </w:tcPr>
           <w:p>
             <w:r>
@@ -1666,7 +1663,7 @@
         </w:tc>
         <w:tc>
           <w:tcPr>
-            <w:tcW w:w="3921" w:type="dxa"/>
+            <w:tcW w:w="4790" w:type="dxa"/>
           </w:tcPr>
           <w:p>
             <w:r>
@@ -1681,14 +1678,14 @@
         </w:trPr>
         <w:tc>
           <w:tcPr>
-            <w:tcW w:w="2727" w:type="dxa"/>
-            <w:vMerge/>
-          </w:tcPr>
-          <w:p/>
-        </w:tc>
-        <w:tc>
-          <w:tcPr>
-            <w:tcW w:w="2702" w:type="dxa"/>
+            <w:tcW w:w="2307" w:type="dxa"/>
+            <w:vMerge/>
+          </w:tcPr>
+          <w:p/>
+        </w:tc>
+        <w:tc>
+          <w:tcPr>
+            <w:tcW w:w="2253" w:type="dxa"/>
           </w:tcPr>
           <w:p>
             <w:r>
@@ -1698,7 +1695,7 @@
         </w:tc>
         <w:tc>
           <w:tcPr>
-            <w:tcW w:w="3921" w:type="dxa"/>
+            <w:tcW w:w="4790" w:type="dxa"/>
           </w:tcPr>
           <w:p>
             <w:proofErr w:type="spellStart"/>
@@ -1718,7 +1715,7 @@
         </w:trPr>
         <w:tc>
           <w:tcPr>
-            <w:tcW w:w="2727" w:type="dxa"/>
+            <w:tcW w:w="2307" w:type="dxa"/>
             <w:vMerge w:val="restart"/>
           </w:tcPr>
           <w:p>
@@ -1729,7 +1726,7 @@
         </w:tc>
         <w:tc>
           <w:tcPr>
-            <w:tcW w:w="2702" w:type="dxa"/>
+            <w:tcW w:w="2253" w:type="dxa"/>
           </w:tcPr>
           <w:p>
             <w:r>
@@ -1739,7 +1736,7 @@
         </w:tc>
         <w:tc>
           <w:tcPr>
-            <w:tcW w:w="3921" w:type="dxa"/>
+            <w:tcW w:w="4790" w:type="dxa"/>
           </w:tcPr>
           <w:p>
             <w:pPr>
@@ -1797,14 +1794,14 @@
         </w:trPr>
         <w:tc>
           <w:tcPr>
-            <w:tcW w:w="2727" w:type="dxa"/>
-            <w:vMerge/>
-          </w:tcPr>
-          <w:p/>
-        </w:tc>
-        <w:tc>
-          <w:tcPr>
-            <w:tcW w:w="2702" w:type="dxa"/>
+            <w:tcW w:w="2307" w:type="dxa"/>
+            <w:vMerge/>
+          </w:tcPr>
+          <w:p/>
+        </w:tc>
+        <w:tc>
+          <w:tcPr>
+            <w:tcW w:w="2253" w:type="dxa"/>
           </w:tcPr>
           <w:p>
             <w:r>
@@ -1814,7 +1811,7 @@
         </w:tc>
         <w:tc>
           <w:tcPr>
-            <w:tcW w:w="3921" w:type="dxa"/>
+            <w:tcW w:w="4790" w:type="dxa"/>
           </w:tcPr>
           <w:p>
             <w:r>
@@ -1829,14 +1826,14 @@
         </w:trPr>
         <w:tc>
           <w:tcPr>
-            <w:tcW w:w="2727" w:type="dxa"/>
-            <w:vMerge/>
-          </w:tcPr>
-          <w:p/>
-        </w:tc>
-        <w:tc>
-          <w:tcPr>
-            <w:tcW w:w="2702" w:type="dxa"/>
+            <w:tcW w:w="2307" w:type="dxa"/>
+            <w:vMerge/>
+          </w:tcPr>
+          <w:p/>
+        </w:tc>
+        <w:tc>
+          <w:tcPr>
+            <w:tcW w:w="2253" w:type="dxa"/>
           </w:tcPr>
           <w:p>
             <w:r>
@@ -1846,7 +1843,7 @@
         </w:tc>
         <w:tc>
           <w:tcPr>
-            <w:tcW w:w="3921" w:type="dxa"/>
+            <w:tcW w:w="4790" w:type="dxa"/>
           </w:tcPr>
           <w:p>
             <w:r>
@@ -1861,7 +1858,7 @@
         </w:trPr>
         <w:tc>
           <w:tcPr>
-            <w:tcW w:w="2727" w:type="dxa"/>
+            <w:tcW w:w="2307" w:type="dxa"/>
             <w:vMerge w:val="restart"/>
           </w:tcPr>
           <w:p>
@@ -1872,7 +1869,7 @@
         </w:tc>
         <w:tc>
           <w:tcPr>
-            <w:tcW w:w="2702" w:type="dxa"/>
+            <w:tcW w:w="2253" w:type="dxa"/>
           </w:tcPr>
           <w:p>
             <w:r>
@@ -1882,7 +1879,7 @@
         </w:tc>
         <w:tc>
           <w:tcPr>
-            <w:tcW w:w="3921" w:type="dxa"/>
+            <w:tcW w:w="4790" w:type="dxa"/>
           </w:tcPr>
           <w:p>
             <w:r>
@@ -1897,14 +1894,14 @@
         </w:trPr>
         <w:tc>
           <w:tcPr>
-            <w:tcW w:w="2727" w:type="dxa"/>
-            <w:vMerge/>
-          </w:tcPr>
-          <w:p/>
-        </w:tc>
-        <w:tc>
-          <w:tcPr>
-            <w:tcW w:w="2702" w:type="dxa"/>
+            <w:tcW w:w="2307" w:type="dxa"/>
+            <w:vMerge/>
+          </w:tcPr>
+          <w:p/>
+        </w:tc>
+        <w:tc>
+          <w:tcPr>
+            <w:tcW w:w="2253" w:type="dxa"/>
           </w:tcPr>
           <w:p>
             <w:r>
@@ -1914,7 +1911,7 @@
         </w:tc>
         <w:tc>
           <w:tcPr>
-            <w:tcW w:w="3921" w:type="dxa"/>
+            <w:tcW w:w="4790" w:type="dxa"/>
           </w:tcPr>
           <w:p>
             <w:r>
@@ -1926,7 +1923,7 @@
       <w:tr>
         <w:tc>
           <w:tcPr>
-            <w:tcW w:w="2727" w:type="dxa"/>
+            <w:tcW w:w="2307" w:type="dxa"/>
           </w:tcPr>
           <w:p>
             <w:r>
@@ -1937,7 +1934,7 @@
         </w:tc>
         <w:tc>
           <w:tcPr>
-            <w:tcW w:w="6623" w:type="dxa"/>
+            <w:tcW w:w="7043" w:type="dxa"/>
             <w:gridSpan w:val="2"/>
           </w:tcPr>
           <w:p>
@@ -1953,7 +1950,7 @@
         </w:trPr>
         <w:tc>
           <w:tcPr>
-            <w:tcW w:w="2727" w:type="dxa"/>
+            <w:tcW w:w="2307" w:type="dxa"/>
             <w:vMerge w:val="restart"/>
           </w:tcPr>
           <w:p>
@@ -1964,7 +1961,7 @@
         </w:tc>
         <w:tc>
           <w:tcPr>
-            <w:tcW w:w="2702" w:type="dxa"/>
+            <w:tcW w:w="2253" w:type="dxa"/>
           </w:tcPr>
           <w:p>
             <w:r>
@@ -1974,7 +1971,7 @@
         </w:tc>
         <w:tc>
           <w:tcPr>
-            <w:tcW w:w="3921" w:type="dxa"/>
+            <w:tcW w:w="4790" w:type="dxa"/>
           </w:tcPr>
           <w:p>
             <w:r>
@@ -1992,14 +1989,14 @@
         </w:trPr>
         <w:tc>
           <w:tcPr>
-            <w:tcW w:w="2727" w:type="dxa"/>
-            <w:vMerge/>
-          </w:tcPr>
-          <w:p/>
-        </w:tc>
-        <w:tc>
-          <w:tcPr>
-            <w:tcW w:w="2702" w:type="dxa"/>
+            <w:tcW w:w="2307" w:type="dxa"/>
+            <w:vMerge/>
+          </w:tcPr>
+          <w:p/>
+        </w:tc>
+        <w:tc>
+          <w:tcPr>
+            <w:tcW w:w="2253" w:type="dxa"/>
           </w:tcPr>
           <w:p>
             <w:r>
@@ -2009,7 +2006,7 @@
         </w:tc>
         <w:tc>
           <w:tcPr>
-            <w:tcW w:w="3921" w:type="dxa"/>
+            <w:tcW w:w="4790" w:type="dxa"/>
           </w:tcPr>
           <w:p>
             <w:r>
@@ -2024,14 +2021,14 @@
         </w:trPr>
         <w:tc>
           <w:tcPr>
-            <w:tcW w:w="2727" w:type="dxa"/>
-            <w:vMerge/>
-          </w:tcPr>
-          <w:p/>
-        </w:tc>
-        <w:tc>
-          <w:tcPr>
-            <w:tcW w:w="2702" w:type="dxa"/>
+            <w:tcW w:w="2307" w:type="dxa"/>
+            <w:vMerge/>
+          </w:tcPr>
+          <w:p/>
+        </w:tc>
+        <w:tc>
+          <w:tcPr>
+            <w:tcW w:w="2253" w:type="dxa"/>
           </w:tcPr>
           <w:p>
             <w:r>
@@ -2041,7 +2038,7 @@
         </w:tc>
         <w:tc>
           <w:tcPr>
-            <w:tcW w:w="3921" w:type="dxa"/>
+            <w:tcW w:w="4790" w:type="dxa"/>
           </w:tcPr>
           <w:p>
             <w:r>
@@ -2056,14 +2053,14 @@
         </w:trPr>
         <w:tc>
           <w:tcPr>
-            <w:tcW w:w="2727" w:type="dxa"/>
-            <w:vMerge/>
-          </w:tcPr>
-          <w:p/>
-        </w:tc>
-        <w:tc>
-          <w:tcPr>
-            <w:tcW w:w="2702" w:type="dxa"/>
+            <w:tcW w:w="2307" w:type="dxa"/>
+            <w:vMerge/>
+          </w:tcPr>
+          <w:p/>
+        </w:tc>
+        <w:tc>
+          <w:tcPr>
+            <w:tcW w:w="2253" w:type="dxa"/>
           </w:tcPr>
           <w:p>
             <w:r>
@@ -2073,7 +2070,7 @@
         </w:tc>
         <w:tc>
           <w:tcPr>
-            <w:tcW w:w="3921" w:type="dxa"/>
+            <w:tcW w:w="4790" w:type="dxa"/>
           </w:tcPr>
           <w:p>
             <w:r>
@@ -2088,14 +2085,14 @@
         </w:trPr>
         <w:tc>
           <w:tcPr>
-            <w:tcW w:w="2727" w:type="dxa"/>
-            <w:vMerge/>
-          </w:tcPr>
-          <w:p/>
-        </w:tc>
-        <w:tc>
-          <w:tcPr>
-            <w:tcW w:w="2702" w:type="dxa"/>
+            <w:tcW w:w="2307" w:type="dxa"/>
+            <w:vMerge/>
+          </w:tcPr>
+          <w:p/>
+        </w:tc>
+        <w:tc>
+          <w:tcPr>
+            <w:tcW w:w="2253" w:type="dxa"/>
           </w:tcPr>
           <w:p>
             <w:r>
@@ -2105,7 +2102,7 @@
         </w:tc>
         <w:tc>
           <w:tcPr>
-            <w:tcW w:w="3921" w:type="dxa"/>
+            <w:tcW w:w="4790" w:type="dxa"/>
           </w:tcPr>
           <w:p>
             <w:r>
@@ -2126,7 +2123,7 @@
         </w:trPr>
         <w:tc>
           <w:tcPr>
-            <w:tcW w:w="2727" w:type="dxa"/>
+            <w:tcW w:w="2307" w:type="dxa"/>
             <w:vMerge w:val="restart"/>
           </w:tcPr>
           <w:p>
@@ -2137,7 +2134,7 @@
         </w:tc>
         <w:tc>
           <w:tcPr>
-            <w:tcW w:w="2702" w:type="dxa"/>
+            <w:tcW w:w="2253" w:type="dxa"/>
           </w:tcPr>
           <w:p>
             <w:r>
@@ -2147,7 +2144,7 @@
         </w:tc>
         <w:tc>
           <w:tcPr>
-            <w:tcW w:w="3921" w:type="dxa"/>
+            <w:tcW w:w="4790" w:type="dxa"/>
           </w:tcPr>
           <w:p>
             <w:r>
@@ -2162,14 +2159,14 @@
         </w:trPr>
         <w:tc>
           <w:tcPr>
-            <w:tcW w:w="2727" w:type="dxa"/>
-            <w:vMerge/>
-          </w:tcPr>
-          <w:p/>
-        </w:tc>
-        <w:tc>
-          <w:tcPr>
-            <w:tcW w:w="2702" w:type="dxa"/>
+            <w:tcW w:w="2307" w:type="dxa"/>
+            <w:vMerge/>
+          </w:tcPr>
+          <w:p/>
+        </w:tc>
+        <w:tc>
+          <w:tcPr>
+            <w:tcW w:w="2253" w:type="dxa"/>
           </w:tcPr>
           <w:p>
             <w:r>
@@ -2179,7 +2176,7 @@
         </w:tc>
         <w:tc>
           <w:tcPr>
-            <w:tcW w:w="3921" w:type="dxa"/>
+            <w:tcW w:w="4790" w:type="dxa"/>
           </w:tcPr>
           <w:p>
             <w:hyperlink r:id="rId8" w:history="1">
@@ -2202,7 +2199,7 @@
         </w:trPr>
         <w:tc>
           <w:tcPr>
-            <w:tcW w:w="2727" w:type="dxa"/>
+            <w:tcW w:w="2307" w:type="dxa"/>
             <w:vMerge w:val="restart"/>
           </w:tcPr>
           <w:p>
@@ -2213,7 +2210,7 @@
         </w:tc>
         <w:tc>
           <w:tcPr>
-            <w:tcW w:w="2702" w:type="dxa"/>
+            <w:tcW w:w="2253" w:type="dxa"/>
           </w:tcPr>
           <w:p>
             <w:r>
@@ -2223,7 +2220,7 @@
         </w:tc>
         <w:tc>
           <w:tcPr>
-            <w:tcW w:w="3921" w:type="dxa"/>
+            <w:tcW w:w="4790" w:type="dxa"/>
           </w:tcPr>
           <w:p>
             <w:r>
@@ -2238,14 +2235,14 @@
         </w:trPr>
         <w:tc>
           <w:tcPr>
-            <w:tcW w:w="2727" w:type="dxa"/>
-            <w:vMerge/>
-          </w:tcPr>
-          <w:p/>
-        </w:tc>
-        <w:tc>
-          <w:tcPr>
-            <w:tcW w:w="2702" w:type="dxa"/>
+            <w:tcW w:w="2307" w:type="dxa"/>
+            <w:vMerge/>
+          </w:tcPr>
+          <w:p/>
+        </w:tc>
+        <w:tc>
+          <w:tcPr>
+            <w:tcW w:w="2253" w:type="dxa"/>
           </w:tcPr>
           <w:p>
             <w:r>
@@ -2255,7 +2252,7 @@
         </w:tc>
         <w:tc>
           <w:tcPr>
-            <w:tcW w:w="3921" w:type="dxa"/>
+            <w:tcW w:w="4790" w:type="dxa"/>
           </w:tcPr>
           <w:p>
             <w:r>
@@ -2270,14 +2267,14 @@
         </w:trPr>
         <w:tc>
           <w:tcPr>
-            <w:tcW w:w="2727" w:type="dxa"/>
-            <w:vMerge/>
-          </w:tcPr>
-          <w:p/>
-        </w:tc>
-        <w:tc>
-          <w:tcPr>
-            <w:tcW w:w="2702" w:type="dxa"/>
+            <w:tcW w:w="2307" w:type="dxa"/>
+            <w:vMerge/>
+          </w:tcPr>
+          <w:p/>
+        </w:tc>
+        <w:tc>
+          <w:tcPr>
+            <w:tcW w:w="2253" w:type="dxa"/>
           </w:tcPr>
           <w:p>
             <w:r>
@@ -2287,7 +2284,7 @@
         </w:tc>
         <w:tc>
           <w:tcPr>
-            <w:tcW w:w="3921" w:type="dxa"/>
+            <w:tcW w:w="4790" w:type="dxa"/>
           </w:tcPr>
           <w:p>
             <w:r>
@@ -2302,7 +2299,7 @@
         </w:trPr>
         <w:tc>
           <w:tcPr>
-            <w:tcW w:w="2727" w:type="dxa"/>
+            <w:tcW w:w="2307" w:type="dxa"/>
             <w:vMerge w:val="restart"/>
           </w:tcPr>
           <w:p>
@@ -2313,7 +2310,7 @@
         </w:tc>
         <w:tc>
           <w:tcPr>
-            <w:tcW w:w="2702" w:type="dxa"/>
+            <w:tcW w:w="2253" w:type="dxa"/>
           </w:tcPr>
           <w:p>
             <w:r>
@@ -2323,7 +2320,7 @@
         </w:tc>
         <w:tc>
           <w:tcPr>
-            <w:tcW w:w="3921" w:type="dxa"/>
+            <w:tcW w:w="4790" w:type="dxa"/>
           </w:tcPr>
           <w:p>
             <w:pPr>
@@ -2385,14 +2382,14 @@
         </w:trPr>
         <w:tc>
           <w:tcPr>
-            <w:tcW w:w="2727" w:type="dxa"/>
-            <w:vMerge/>
-          </w:tcPr>
-          <w:p/>
-        </w:tc>
-        <w:tc>
-          <w:tcPr>
-            <w:tcW w:w="2702" w:type="dxa"/>
+            <w:tcW w:w="2307" w:type="dxa"/>
+            <w:vMerge/>
+          </w:tcPr>
+          <w:p/>
+        </w:tc>
+        <w:tc>
+          <w:tcPr>
+            <w:tcW w:w="2253" w:type="dxa"/>
           </w:tcPr>
           <w:p>
             <w:r>
@@ -2402,7 +2399,7 @@
         </w:tc>
         <w:tc>
           <w:tcPr>
-            <w:tcW w:w="3921" w:type="dxa"/>
+            <w:tcW w:w="4790" w:type="dxa"/>
           </w:tcPr>
           <w:p>
             <w:r>
@@ -2418,14 +2415,14 @@
         </w:trPr>
         <w:tc>
           <w:tcPr>
-            <w:tcW w:w="2727" w:type="dxa"/>
-            <w:vMerge/>
-          </w:tcPr>
-          <w:p/>
-        </w:tc>
-        <w:tc>
-          <w:tcPr>
-            <w:tcW w:w="2702" w:type="dxa"/>
+            <w:tcW w:w="2307" w:type="dxa"/>
+            <w:vMerge/>
+          </w:tcPr>
+          <w:p/>
+        </w:tc>
+        <w:tc>
+          <w:tcPr>
+            <w:tcW w:w="2253" w:type="dxa"/>
           </w:tcPr>
           <w:p>
             <w:r>
@@ -2435,7 +2432,7 @@
         </w:tc>
         <w:tc>
           <w:tcPr>
-            <w:tcW w:w="3921" w:type="dxa"/>
+            <w:tcW w:w="4790" w:type="dxa"/>
           </w:tcPr>
           <w:p>
             <w:r>
@@ -2450,7 +2447,7 @@
         </w:trPr>
         <w:tc>
           <w:tcPr>
-            <w:tcW w:w="2727" w:type="dxa"/>
+            <w:tcW w:w="2307" w:type="dxa"/>
             <w:vMerge w:val="restart"/>
           </w:tcPr>
           <w:p>
@@ -2461,7 +2458,7 @@
         </w:tc>
         <w:tc>
           <w:tcPr>
-            <w:tcW w:w="2702" w:type="dxa"/>
+            <w:tcW w:w="2253" w:type="dxa"/>
           </w:tcPr>
           <w:p>
             <w:r>
@@ -2471,7 +2468,7 @@
         </w:tc>
         <w:tc>
           <w:tcPr>
-            <w:tcW w:w="3921" w:type="dxa"/>
+            <w:tcW w:w="4790" w:type="dxa"/>
           </w:tcPr>
           <w:p>
             <w:r>
@@ -2486,14 +2483,14 @@
         </w:trPr>
         <w:tc>
           <w:tcPr>
-            <w:tcW w:w="2727" w:type="dxa"/>
-            <w:vMerge/>
-          </w:tcPr>
-          <w:p/>
-        </w:tc>
-        <w:tc>
-          <w:tcPr>
-            <w:tcW w:w="2702" w:type="dxa"/>
+            <w:tcW w:w="2307" w:type="dxa"/>
+            <w:vMerge/>
+          </w:tcPr>
+          <w:p/>
+        </w:tc>
+        <w:tc>
+          <w:tcPr>
+            <w:tcW w:w="2253" w:type="dxa"/>
           </w:tcPr>
           <w:p>
             <w:r>
@@ -2503,7 +2500,7 @@
         </w:tc>
         <w:tc>
           <w:tcPr>
-            <w:tcW w:w="3921" w:type="dxa"/>
+            <w:tcW w:w="4790" w:type="dxa"/>
           </w:tcPr>
           <w:p>
             <w:r>
@@ -2515,7 +2512,7 @@
       <w:tr>
         <w:tc>
           <w:tcPr>
-            <w:tcW w:w="2727" w:type="dxa"/>
+            <w:tcW w:w="2307" w:type="dxa"/>
           </w:tcPr>
           <w:p>
             <w:r>
@@ -2525,7 +2522,7 @@
         </w:tc>
         <w:tc>
           <w:tcPr>
-            <w:tcW w:w="6623" w:type="dxa"/>
+            <w:tcW w:w="7043" w:type="dxa"/>
             <w:gridSpan w:val="2"/>
           </w:tcPr>
           <w:p>
@@ -2541,7 +2538,7 @@
         </w:trPr>
         <w:tc>
           <w:tcPr>
-            <w:tcW w:w="2727" w:type="dxa"/>
+            <w:tcW w:w="2307" w:type="dxa"/>
             <w:vMerge w:val="restart"/>
           </w:tcPr>
           <w:p>
@@ -2552,7 +2549,7 @@
         </w:tc>
         <w:tc>
           <w:tcPr>
-            <w:tcW w:w="2702" w:type="dxa"/>
+            <w:tcW w:w="2253" w:type="dxa"/>
           </w:tcPr>
           <w:p>
             <w:r>
@@ -2562,7 +2559,7 @@
         </w:tc>
         <w:tc>
           <w:tcPr>
-            <w:tcW w:w="3921" w:type="dxa"/>
+            <w:tcW w:w="4790" w:type="dxa"/>
           </w:tcPr>
           <w:p>
             <w:r>
@@ -2580,14 +2577,14 @@
         </w:trPr>
         <w:tc>
           <w:tcPr>
-            <w:tcW w:w="2727" w:type="dxa"/>
-            <w:vMerge/>
-          </w:tcPr>
-          <w:p/>
-        </w:tc>
-        <w:tc>
-          <w:tcPr>
-            <w:tcW w:w="2702" w:type="dxa"/>
+            <w:tcW w:w="2307" w:type="dxa"/>
+            <w:vMerge/>
+          </w:tcPr>
+          <w:p/>
+        </w:tc>
+        <w:tc>
+          <w:tcPr>
+            <w:tcW w:w="2253" w:type="dxa"/>
           </w:tcPr>
           <w:p>
             <w:r>
@@ -2597,7 +2594,7 @@
         </w:tc>
         <w:tc>
           <w:tcPr>
-            <w:tcW w:w="3921" w:type="dxa"/>
+            <w:tcW w:w="4790" w:type="dxa"/>
           </w:tcPr>
           <w:p>
             <w:r>
@@ -2612,14 +2609,14 @@
         </w:trPr>
         <w:tc>
           <w:tcPr>
-            <w:tcW w:w="2727" w:type="dxa"/>
-            <w:vMerge/>
-          </w:tcPr>
-          <w:p/>
-        </w:tc>
-        <w:tc>
-          <w:tcPr>
-            <w:tcW w:w="2702" w:type="dxa"/>
+            <w:tcW w:w="2307" w:type="dxa"/>
+            <w:vMerge/>
+          </w:tcPr>
+          <w:p/>
+        </w:tc>
+        <w:tc>
+          <w:tcPr>
+            <w:tcW w:w="2253" w:type="dxa"/>
           </w:tcPr>
           <w:p>
             <w:r>
@@ -2629,7 +2626,7 @@
         </w:tc>
         <w:tc>
           <w:tcPr>
-            <w:tcW w:w="3921" w:type="dxa"/>
+            <w:tcW w:w="4790" w:type="dxa"/>
           </w:tcPr>
           <w:p>
             <w:r>
@@ -2644,14 +2641,14 @@
         </w:trPr>
         <w:tc>
           <w:tcPr>
-            <w:tcW w:w="2727" w:type="dxa"/>
-            <w:vMerge/>
-          </w:tcPr>
-          <w:p/>
-        </w:tc>
-        <w:tc>
-          <w:tcPr>
-            <w:tcW w:w="2702" w:type="dxa"/>
+            <w:tcW w:w="2307" w:type="dxa"/>
+            <w:vMerge/>
+          </w:tcPr>
+          <w:p/>
+        </w:tc>
+        <w:tc>
+          <w:tcPr>
+            <w:tcW w:w="2253" w:type="dxa"/>
           </w:tcPr>
           <w:p>
             <w:r>
@@ -2661,7 +2658,7 @@
         </w:tc>
         <w:tc>
           <w:tcPr>
-            <w:tcW w:w="3921" w:type="dxa"/>
+            <w:tcW w:w="4790" w:type="dxa"/>
           </w:tcPr>
           <w:p>
             <w:r>
@@ -2676,14 +2673,14 @@
         </w:trPr>
         <w:tc>
           <w:tcPr>
-            <w:tcW w:w="2727" w:type="dxa"/>
-            <w:vMerge/>
-          </w:tcPr>
-          <w:p/>
-        </w:tc>
-        <w:tc>
-          <w:tcPr>
-            <w:tcW w:w="2702" w:type="dxa"/>
+            <w:tcW w:w="2307" w:type="dxa"/>
+            <w:vMerge/>
+          </w:tcPr>
+          <w:p/>
+        </w:tc>
+        <w:tc>
+          <w:tcPr>
+            <w:tcW w:w="2253" w:type="dxa"/>
           </w:tcPr>
           <w:p>
             <w:r>
@@ -2693,7 +2690,7 @@
         </w:tc>
         <w:tc>
           <w:tcPr>
-            <w:tcW w:w="3921" w:type="dxa"/>
+            <w:tcW w:w="4790" w:type="dxa"/>
           </w:tcPr>
           <w:p>
             <w:r>
@@ -2714,7 +2711,7 @@
         </w:trPr>
         <w:tc>
           <w:tcPr>
-            <w:tcW w:w="2727" w:type="dxa"/>
+            <w:tcW w:w="2307" w:type="dxa"/>
             <w:vMerge w:val="restart"/>
           </w:tcPr>
           <w:p>
@@ -2725,7 +2722,7 @@
         </w:tc>
         <w:tc>
           <w:tcPr>
-            <w:tcW w:w="2702" w:type="dxa"/>
+            <w:tcW w:w="2253" w:type="dxa"/>
           </w:tcPr>
           <w:p>
             <w:r>
@@ -2735,7 +2732,7 @@
         </w:tc>
         <w:tc>
           <w:tcPr>
-            <w:tcW w:w="3921" w:type="dxa"/>
+            <w:tcW w:w="4790" w:type="dxa"/>
           </w:tcPr>
           <w:p>
             <w:r>
@@ -2750,14 +2747,14 @@
         </w:trPr>
         <w:tc>
           <w:tcPr>
-            <w:tcW w:w="2727" w:type="dxa"/>
-            <w:vMerge/>
-          </w:tcPr>
-          <w:p/>
-        </w:tc>
-        <w:tc>
-          <w:tcPr>
-            <w:tcW w:w="2702" w:type="dxa"/>
+            <w:tcW w:w="2307" w:type="dxa"/>
+            <w:vMerge/>
+          </w:tcPr>
+          <w:p/>
+        </w:tc>
+        <w:tc>
+          <w:tcPr>
+            <w:tcW w:w="2253" w:type="dxa"/>
           </w:tcPr>
           <w:p>
             <w:r>
@@ -2767,7 +2764,7 @@
         </w:tc>
         <w:tc>
           <w:tcPr>
-            <w:tcW w:w="3921" w:type="dxa"/>
+            <w:tcW w:w="4790" w:type="dxa"/>
           </w:tcPr>
           <w:p>
             <w:hyperlink r:id="rId9" w:history="1">
@@ -2790,7 +2787,7 @@
         </w:trPr>
         <w:tc>
           <w:tcPr>
-            <w:tcW w:w="2727" w:type="dxa"/>
+            <w:tcW w:w="2307" w:type="dxa"/>
             <w:vMerge w:val="restart"/>
           </w:tcPr>
           <w:p>
@@ -2801,7 +2798,7 @@
         </w:tc>
         <w:tc>
           <w:tcPr>
-            <w:tcW w:w="2702" w:type="dxa"/>
+            <w:tcW w:w="2253" w:type="dxa"/>
           </w:tcPr>
           <w:p>
             <w:r>
@@ -2811,7 +2808,7 @@
         </w:tc>
         <w:tc>
           <w:tcPr>
-            <w:tcW w:w="3921" w:type="dxa"/>
+            <w:tcW w:w="4790" w:type="dxa"/>
           </w:tcPr>
           <w:p>
             <w:r>
@@ -2826,14 +2823,14 @@
         </w:trPr>
         <w:tc>
           <w:tcPr>
-            <w:tcW w:w="2727" w:type="dxa"/>
-            <w:vMerge/>
-          </w:tcPr>
-          <w:p/>
-        </w:tc>
-        <w:tc>
-          <w:tcPr>
-            <w:tcW w:w="2702" w:type="dxa"/>
+            <w:tcW w:w="2307" w:type="dxa"/>
+            <w:vMerge/>
+          </w:tcPr>
+          <w:p/>
+        </w:tc>
+        <w:tc>
+          <w:tcPr>
+            <w:tcW w:w="2253" w:type="dxa"/>
           </w:tcPr>
           <w:p>
             <w:r>
@@ -2843,7 +2840,7 @@
         </w:tc>
         <w:tc>
           <w:tcPr>
-            <w:tcW w:w="3921" w:type="dxa"/>
+            <w:tcW w:w="4790" w:type="dxa"/>
           </w:tcPr>
           <w:p>
             <w:r>
@@ -2858,14 +2855,14 @@
         </w:trPr>
         <w:tc>
           <w:tcPr>
-            <w:tcW w:w="2727" w:type="dxa"/>
-            <w:vMerge/>
-          </w:tcPr>
-          <w:p/>
-        </w:tc>
-        <w:tc>
-          <w:tcPr>
-            <w:tcW w:w="2702" w:type="dxa"/>
+            <w:tcW w:w="2307" w:type="dxa"/>
+            <w:vMerge/>
+          </w:tcPr>
+          <w:p/>
+        </w:tc>
+        <w:tc>
+          <w:tcPr>
+            <w:tcW w:w="2253" w:type="dxa"/>
           </w:tcPr>
           <w:p>
             <w:r>
@@ -2875,7 +2872,7 @@
         </w:tc>
         <w:tc>
           <w:tcPr>
-            <w:tcW w:w="3921" w:type="dxa"/>
+            <w:tcW w:w="4790" w:type="dxa"/>
           </w:tcPr>
           <w:p>
             <w:r>
@@ -2890,7 +2887,7 @@
         </w:trPr>
         <w:tc>
           <w:tcPr>
-            <w:tcW w:w="2727" w:type="dxa"/>
+            <w:tcW w:w="2307" w:type="dxa"/>
             <w:vMerge w:val="restart"/>
           </w:tcPr>
           <w:p>
@@ -2901,7 +2898,7 @@
         </w:tc>
         <w:tc>
           <w:tcPr>
-            <w:tcW w:w="2702" w:type="dxa"/>
+            <w:tcW w:w="2253" w:type="dxa"/>
           </w:tcPr>
           <w:p>
             <w:r>
@@ -2911,7 +2908,7 @@
         </w:tc>
         <w:tc>
           <w:tcPr>
-            <w:tcW w:w="3921" w:type="dxa"/>
+            <w:tcW w:w="4790" w:type="dxa"/>
           </w:tcPr>
           <w:p>
             <w:pPr>
@@ -2990,14 +2987,14 @@
         </w:trPr>
         <w:tc>
           <w:tcPr>
-            <w:tcW w:w="2727" w:type="dxa"/>
-            <w:vMerge/>
-          </w:tcPr>
-          <w:p/>
-        </w:tc>
-        <w:tc>
-          <w:tcPr>
-            <w:tcW w:w="2702" w:type="dxa"/>
+            <w:tcW w:w="2307" w:type="dxa"/>
+            <w:vMerge/>
+          </w:tcPr>
+          <w:p/>
+        </w:tc>
+        <w:tc>
+          <w:tcPr>
+            <w:tcW w:w="2253" w:type="dxa"/>
           </w:tcPr>
           <w:p>
             <w:r>
@@ -3007,7 +3004,7 @@
         </w:tc>
         <w:tc>
           <w:tcPr>
-            <w:tcW w:w="3921" w:type="dxa"/>
+            <w:tcW w:w="4790" w:type="dxa"/>
           </w:tcPr>
           <w:p>
             <w:r>
@@ -3022,14 +3019,14 @@
         </w:trPr>
         <w:tc>
           <w:tcPr>
-            <w:tcW w:w="2727" w:type="dxa"/>
-            <w:vMerge/>
-          </w:tcPr>
-          <w:p/>
-        </w:tc>
-        <w:tc>
-          <w:tcPr>
-            <w:tcW w:w="2702" w:type="dxa"/>
+            <w:tcW w:w="2307" w:type="dxa"/>
+            <w:vMerge/>
+          </w:tcPr>
+          <w:p/>
+        </w:tc>
+        <w:tc>
+          <w:tcPr>
+            <w:tcW w:w="2253" w:type="dxa"/>
           </w:tcPr>
           <w:p>
             <w:r>
@@ -3039,7 +3036,7 @@
         </w:tc>
         <w:tc>
           <w:tcPr>
-            <w:tcW w:w="3921" w:type="dxa"/>
+            <w:tcW w:w="4790" w:type="dxa"/>
           </w:tcPr>
           <w:p>
             <w:r>
@@ -3054,7 +3051,7 @@
         </w:trPr>
         <w:tc>
           <w:tcPr>
-            <w:tcW w:w="2727" w:type="dxa"/>
+            <w:tcW w:w="2307" w:type="dxa"/>
             <w:vMerge w:val="restart"/>
           </w:tcPr>
           <w:p>
@@ -3065,7 +3062,7 @@
         </w:tc>
         <w:tc>
           <w:tcPr>
-            <w:tcW w:w="2702" w:type="dxa"/>
+            <w:tcW w:w="2253" w:type="dxa"/>
           </w:tcPr>
           <w:p>
             <w:r>
@@ -3075,7 +3072,7 @@
         </w:tc>
         <w:tc>
           <w:tcPr>
-            <w:tcW w:w="3921" w:type="dxa"/>
+            <w:tcW w:w="4790" w:type="dxa"/>
           </w:tcPr>
           <w:p>
             <w:r>
@@ -3090,14 +3087,14 @@
         </w:trPr>
         <w:tc>
           <w:tcPr>
-            <w:tcW w:w="2727" w:type="dxa"/>
-            <w:vMerge/>
-          </w:tcPr>
-          <w:p/>
-        </w:tc>
-        <w:tc>
-          <w:tcPr>
-            <w:tcW w:w="2702" w:type="dxa"/>
+            <w:tcW w:w="2307" w:type="dxa"/>
+            <w:vMerge/>
+          </w:tcPr>
+          <w:p/>
+        </w:tc>
+        <w:tc>
+          <w:tcPr>
+            <w:tcW w:w="2253" w:type="dxa"/>
           </w:tcPr>
           <w:p>
             <w:r>
@@ -3107,7 +3104,7 @@
         </w:tc>
         <w:tc>
           <w:tcPr>
-            <w:tcW w:w="3921" w:type="dxa"/>
+            <w:tcW w:w="4790" w:type="dxa"/>
           </w:tcPr>
           <w:p>
             <w:r>
@@ -3119,7 +3116,7 @@
       <w:tr>
         <w:tc>
           <w:tcPr>
-            <w:tcW w:w="2727" w:type="dxa"/>
+            <w:tcW w:w="2307" w:type="dxa"/>
           </w:tcPr>
           <w:p>
             <w:r>
@@ -3129,7 +3126,7 @@
         </w:tc>
         <w:tc>
           <w:tcPr>
-            <w:tcW w:w="6623" w:type="dxa"/>
+            <w:tcW w:w="7043" w:type="dxa"/>
             <w:gridSpan w:val="2"/>
           </w:tcPr>
           <w:p>
@@ -3145,7 +3142,7 @@
         </w:trPr>
         <w:tc>
           <w:tcPr>
-            <w:tcW w:w="2727" w:type="dxa"/>
+            <w:tcW w:w="2307" w:type="dxa"/>
             <w:vMerge w:val="restart"/>
           </w:tcPr>
           <w:p>
@@ -3156,7 +3153,7 @@
         </w:tc>
         <w:tc>
           <w:tcPr>
-            <w:tcW w:w="2702" w:type="dxa"/>
+            <w:tcW w:w="2253" w:type="dxa"/>
           </w:tcPr>
           <w:p>
             <w:r>
@@ -3166,7 +3163,7 @@
         </w:tc>
         <w:tc>
           <w:tcPr>
-            <w:tcW w:w="3921" w:type="dxa"/>
+            <w:tcW w:w="4790" w:type="dxa"/>
           </w:tcPr>
           <w:p>
             <w:r>
@@ -3184,14 +3181,14 @@
         </w:trPr>
         <w:tc>
           <w:tcPr>
-            <w:tcW w:w="2727" w:type="dxa"/>
-            <w:vMerge/>
-          </w:tcPr>
-          <w:p/>
-        </w:tc>
-        <w:tc>
-          <w:tcPr>
-            <w:tcW w:w="2702" w:type="dxa"/>
+            <w:tcW w:w="2307" w:type="dxa"/>
+            <w:vMerge/>
+          </w:tcPr>
+          <w:p/>
+        </w:tc>
+        <w:tc>
+          <w:tcPr>
+            <w:tcW w:w="2253" w:type="dxa"/>
           </w:tcPr>
           <w:p>
             <w:r>
@@ -3201,7 +3198,7 @@
         </w:tc>
         <w:tc>
           <w:tcPr>
-            <w:tcW w:w="3921" w:type="dxa"/>
+            <w:tcW w:w="4790" w:type="dxa"/>
           </w:tcPr>
           <w:p>
             <w:r>
@@ -3216,14 +3213,14 @@
         </w:trPr>
         <w:tc>
           <w:tcPr>
-            <w:tcW w:w="2727" w:type="dxa"/>
-            <w:vMerge/>
-          </w:tcPr>
-          <w:p/>
-        </w:tc>
-        <w:tc>
-          <w:tcPr>
-            <w:tcW w:w="2702" w:type="dxa"/>
+            <w:tcW w:w="2307" w:type="dxa"/>
+            <w:vMerge/>
+          </w:tcPr>
+          <w:p/>
+        </w:tc>
+        <w:tc>
+          <w:tcPr>
+            <w:tcW w:w="2253" w:type="dxa"/>
           </w:tcPr>
           <w:p>
             <w:r>
@@ -3233,7 +3230,7 @@
         </w:tc>
         <w:tc>
           <w:tcPr>
-            <w:tcW w:w="3921" w:type="dxa"/>
+            <w:tcW w:w="4790" w:type="dxa"/>
           </w:tcPr>
           <w:p>
             <w:r>
@@ -3248,14 +3245,14 @@
         </w:trPr>
         <w:tc>
           <w:tcPr>
-            <w:tcW w:w="2727" w:type="dxa"/>
-            <w:vMerge/>
-          </w:tcPr>
-          <w:p/>
-        </w:tc>
-        <w:tc>
-          <w:tcPr>
-            <w:tcW w:w="2702" w:type="dxa"/>
+            <w:tcW w:w="2307" w:type="dxa"/>
+            <w:vMerge/>
+          </w:tcPr>
+          <w:p/>
+        </w:tc>
+        <w:tc>
+          <w:tcPr>
+            <w:tcW w:w="2253" w:type="dxa"/>
           </w:tcPr>
           <w:p>
             <w:r>
@@ -3265,7 +3262,7 @@
         </w:tc>
         <w:tc>
           <w:tcPr>
-            <w:tcW w:w="3921" w:type="dxa"/>
+            <w:tcW w:w="4790" w:type="dxa"/>
           </w:tcPr>
           <w:p>
             <w:r>
@@ -3280,14 +3277,14 @@
         </w:trPr>
         <w:tc>
           <w:tcPr>
-            <w:tcW w:w="2727" w:type="dxa"/>
-            <w:vMerge/>
-          </w:tcPr>
-          <w:p/>
-        </w:tc>
-        <w:tc>
-          <w:tcPr>
-            <w:tcW w:w="2702" w:type="dxa"/>
+            <w:tcW w:w="2307" w:type="dxa"/>
+            <w:vMerge/>
+          </w:tcPr>
+          <w:p/>
+        </w:tc>
+        <w:tc>
+          <w:tcPr>
+            <w:tcW w:w="2253" w:type="dxa"/>
           </w:tcPr>
           <w:p>
             <w:r>
@@ -3297,7 +3294,7 @@
         </w:tc>
         <w:tc>
           <w:tcPr>
-            <w:tcW w:w="3921" w:type="dxa"/>
+            <w:tcW w:w="4790" w:type="dxa"/>
           </w:tcPr>
           <w:p>
             <w:r>
@@ -3318,7 +3315,7 @@
         </w:trPr>
         <w:tc>
           <w:tcPr>
-            <w:tcW w:w="2727" w:type="dxa"/>
+            <w:tcW w:w="2307" w:type="dxa"/>
             <w:vMerge w:val="restart"/>
           </w:tcPr>
           <w:p>
@@ -3329,7 +3326,7 @@
         </w:tc>
         <w:tc>
           <w:tcPr>
-            <w:tcW w:w="2702" w:type="dxa"/>
+            <w:tcW w:w="2253" w:type="dxa"/>
           </w:tcPr>
           <w:p>
             <w:r>
@@ -3339,7 +3336,7 @@
         </w:tc>
         <w:tc>
           <w:tcPr>
-            <w:tcW w:w="3921" w:type="dxa"/>
+            <w:tcW w:w="4790" w:type="dxa"/>
           </w:tcPr>
           <w:p>
             <w:r>
@@ -3354,14 +3351,14 @@
         </w:trPr>
         <w:tc>
           <w:tcPr>
-            <w:tcW w:w="2727" w:type="dxa"/>
-            <w:vMerge/>
-          </w:tcPr>
-          <w:p/>
-        </w:tc>
-        <w:tc>
-          <w:tcPr>
-            <w:tcW w:w="2702" w:type="dxa"/>
+            <w:tcW w:w="2307" w:type="dxa"/>
+            <w:vMerge/>
+          </w:tcPr>
+          <w:p/>
+        </w:tc>
+        <w:tc>
+          <w:tcPr>
+            <w:tcW w:w="2253" w:type="dxa"/>
           </w:tcPr>
           <w:p>
             <w:r>
@@ -3371,7 +3368,7 @@
         </w:tc>
         <w:tc>
           <w:tcPr>
-            <w:tcW w:w="3921" w:type="dxa"/>
+            <w:tcW w:w="4790" w:type="dxa"/>
           </w:tcPr>
           <w:p>
             <w:hyperlink r:id="rId10" w:history="1">
@@ -3394,7 +3391,7 @@
         </w:trPr>
         <w:tc>
           <w:tcPr>
-            <w:tcW w:w="2727" w:type="dxa"/>
+            <w:tcW w:w="2307" w:type="dxa"/>
             <w:vMerge w:val="restart"/>
           </w:tcPr>
           <w:p>
@@ -3405,7 +3402,7 @@
         </w:tc>
         <w:tc>
           <w:tcPr>
-            <w:tcW w:w="2702" w:type="dxa"/>
+            <w:tcW w:w="2253" w:type="dxa"/>
           </w:tcPr>
           <w:p>
             <w:r>
@@ -3415,7 +3412,7 @@
         </w:tc>
         <w:tc>
           <w:tcPr>
-            <w:tcW w:w="3921" w:type="dxa"/>
+            <w:tcW w:w="4790" w:type="dxa"/>
           </w:tcPr>
           <w:p>
             <w:r>
@@ -3430,14 +3427,14 @@
         </w:trPr>
         <w:tc>
           <w:tcPr>
-            <w:tcW w:w="2727" w:type="dxa"/>
-            <w:vMerge/>
-          </w:tcPr>
-          <w:p/>
-        </w:tc>
-        <w:tc>
-          <w:tcPr>
-            <w:tcW w:w="2702" w:type="dxa"/>
+            <w:tcW w:w="2307" w:type="dxa"/>
+            <w:vMerge/>
+          </w:tcPr>
+          <w:p/>
+        </w:tc>
+        <w:tc>
+          <w:tcPr>
+            <w:tcW w:w="2253" w:type="dxa"/>
           </w:tcPr>
           <w:p>
             <w:r>
@@ -3447,7 +3444,7 @@
         </w:tc>
         <w:tc>
           <w:tcPr>
-            <w:tcW w:w="3921" w:type="dxa"/>
+            <w:tcW w:w="4790" w:type="dxa"/>
           </w:tcPr>
           <w:p>
             <w:r>
@@ -3462,14 +3459,14 @@
         </w:trPr>
         <w:tc>
           <w:tcPr>
-            <w:tcW w:w="2727" w:type="dxa"/>
-            <w:vMerge/>
-          </w:tcPr>
-          <w:p/>
-        </w:tc>
-        <w:tc>
-          <w:tcPr>
-            <w:tcW w:w="2702" w:type="dxa"/>
+            <w:tcW w:w="2307" w:type="dxa"/>
+            <w:vMerge/>
+          </w:tcPr>
+          <w:p/>
+        </w:tc>
+        <w:tc>
+          <w:tcPr>
+            <w:tcW w:w="2253" w:type="dxa"/>
           </w:tcPr>
           <w:p>
             <w:r>
@@ -3479,7 +3476,7 @@
         </w:tc>
         <w:tc>
           <w:tcPr>
-            <w:tcW w:w="3921" w:type="dxa"/>
+            <w:tcW w:w="4790" w:type="dxa"/>
           </w:tcPr>
           <w:p>
             <w:r>
@@ -3494,7 +3491,7 @@
         </w:trPr>
         <w:tc>
           <w:tcPr>
-            <w:tcW w:w="2727" w:type="dxa"/>
+            <w:tcW w:w="2307" w:type="dxa"/>
             <w:vMerge w:val="restart"/>
           </w:tcPr>
           <w:p>
@@ -3505,7 +3502,7 @@
         </w:tc>
         <w:tc>
           <w:tcPr>
-            <w:tcW w:w="2702" w:type="dxa"/>
+            <w:tcW w:w="2253" w:type="dxa"/>
           </w:tcPr>
           <w:p>
             <w:r>
@@ -3515,7 +3512,7 @@
         </w:tc>
         <w:tc>
           <w:tcPr>
-            <w:tcW w:w="3921" w:type="dxa"/>
+            <w:tcW w:w="4790" w:type="dxa"/>
           </w:tcPr>
           <w:p>
             <w:pPr>
@@ -3551,14 +3548,14 @@
         </w:trPr>
         <w:tc>
           <w:tcPr>
-            <w:tcW w:w="2727" w:type="dxa"/>
-            <w:vMerge/>
-          </w:tcPr>
-          <w:p/>
-        </w:tc>
-        <w:tc>
-          <w:tcPr>
-            <w:tcW w:w="2702" w:type="dxa"/>
+            <w:tcW w:w="2307" w:type="dxa"/>
+            <w:vMerge/>
+          </w:tcPr>
+          <w:p/>
+        </w:tc>
+        <w:tc>
+          <w:tcPr>
+            <w:tcW w:w="2253" w:type="dxa"/>
           </w:tcPr>
           <w:p>
             <w:r>
@@ -3568,7 +3565,7 @@
         </w:tc>
         <w:tc>
           <w:tcPr>
-            <w:tcW w:w="3921" w:type="dxa"/>
+            <w:tcW w:w="4790" w:type="dxa"/>
           </w:tcPr>
           <w:p>
             <w:r>
@@ -3583,14 +3580,14 @@
         </w:trPr>
         <w:tc>
           <w:tcPr>
-            <w:tcW w:w="2727" w:type="dxa"/>
-            <w:vMerge/>
-          </w:tcPr>
-          <w:p/>
-        </w:tc>
-        <w:tc>
-          <w:tcPr>
-            <w:tcW w:w="2702" w:type="dxa"/>
+            <w:tcW w:w="2307" w:type="dxa"/>
+            <w:vMerge/>
+          </w:tcPr>
+          <w:p/>
+        </w:tc>
+        <w:tc>
+          <w:tcPr>
+            <w:tcW w:w="2253" w:type="dxa"/>
           </w:tcPr>
           <w:p>
             <w:r>
@@ -3600,7 +3597,7 @@
         </w:tc>
         <w:tc>
           <w:tcPr>
-            <w:tcW w:w="3921" w:type="dxa"/>
+            <w:tcW w:w="4790" w:type="dxa"/>
           </w:tcPr>
           <w:p>
             <w:r>
@@ -3615,7 +3612,7 @@
         </w:trPr>
         <w:tc>
           <w:tcPr>
-            <w:tcW w:w="2727" w:type="dxa"/>
+            <w:tcW w:w="2307" w:type="dxa"/>
             <w:vMerge w:val="restart"/>
           </w:tcPr>
           <w:p>
@@ -3626,7 +3623,7 @@
         </w:tc>
         <w:tc>
           <w:tcPr>
-            <w:tcW w:w="2702" w:type="dxa"/>
+            <w:tcW w:w="2253" w:type="dxa"/>
           </w:tcPr>
           <w:p>
             <w:r>
@@ -3636,7 +3633,7 @@
         </w:tc>
         <w:tc>
           <w:tcPr>
-            <w:tcW w:w="3921" w:type="dxa"/>
+            <w:tcW w:w="4790" w:type="dxa"/>
           </w:tcPr>
           <w:p>
             <w:r>
@@ -3651,14 +3648,14 @@
         </w:trPr>
         <w:tc>
           <w:tcPr>
-            <w:tcW w:w="2727" w:type="dxa"/>
-            <w:vMerge/>
-          </w:tcPr>
-          <w:p/>
-        </w:tc>
-        <w:tc>
-          <w:tcPr>
-            <w:tcW w:w="2702" w:type="dxa"/>
+            <w:tcW w:w="2307" w:type="dxa"/>
+            <w:vMerge/>
+          </w:tcPr>
+          <w:p/>
+        </w:tc>
+        <w:tc>
+          <w:tcPr>
+            <w:tcW w:w="2253" w:type="dxa"/>
           </w:tcPr>
           <w:p>
             <w:r>
@@ -3668,7 +3665,7 @@
         </w:tc>
         <w:tc>
           <w:tcPr>
-            <w:tcW w:w="3921" w:type="dxa"/>
+            <w:tcW w:w="4790" w:type="dxa"/>
           </w:tcPr>
           <w:p>
             <w:r>
@@ -3680,7 +3677,7 @@
       <w:tr>
         <w:tc>
           <w:tcPr>
-            <w:tcW w:w="2727" w:type="dxa"/>
+            <w:tcW w:w="2307" w:type="dxa"/>
           </w:tcPr>
           <w:p>
             <w:r>
@@ -3690,7 +3687,7 @@
         </w:tc>
         <w:tc>
           <w:tcPr>
-            <w:tcW w:w="6623" w:type="dxa"/>
+            <w:tcW w:w="7043" w:type="dxa"/>
             <w:gridSpan w:val="2"/>
           </w:tcPr>
           <w:p>
@@ -3706,7 +3703,7 @@
         </w:trPr>
         <w:tc>
           <w:tcPr>
-            <w:tcW w:w="2727" w:type="dxa"/>
+            <w:tcW w:w="2307" w:type="dxa"/>
             <w:vMerge w:val="restart"/>
           </w:tcPr>
           <w:p>
@@ -3717,7 +3714,7 @@
         </w:tc>
         <w:tc>
           <w:tcPr>
-            <w:tcW w:w="2702" w:type="dxa"/>
+            <w:tcW w:w="2253" w:type="dxa"/>
           </w:tcPr>
           <w:p>
             <w:r>
@@ -3727,7 +3724,7 @@
         </w:tc>
         <w:tc>
           <w:tcPr>
-            <w:tcW w:w="3921" w:type="dxa"/>
+            <w:tcW w:w="4790" w:type="dxa"/>
           </w:tcPr>
           <w:p>
             <w:r>
@@ -3745,14 +3742,14 @@
         </w:trPr>
         <w:tc>
           <w:tcPr>
-            <w:tcW w:w="2727" w:type="dxa"/>
-            <w:vMerge/>
-          </w:tcPr>
-          <w:p/>
-        </w:tc>
-        <w:tc>
-          <w:tcPr>
-            <w:tcW w:w="2702" w:type="dxa"/>
+            <w:tcW w:w="2307" w:type="dxa"/>
+            <w:vMerge/>
+          </w:tcPr>
+          <w:p/>
+        </w:tc>
+        <w:tc>
+          <w:tcPr>
+            <w:tcW w:w="2253" w:type="dxa"/>
           </w:tcPr>
           <w:p>
             <w:r>
@@ -3762,7 +3759,7 @@
         </w:tc>
         <w:tc>
           <w:tcPr>
-            <w:tcW w:w="3921" w:type="dxa"/>
+            <w:tcW w:w="4790" w:type="dxa"/>
           </w:tcPr>
           <w:p>
             <w:r>
@@ -3777,14 +3774,14 @@
         </w:trPr>
         <w:tc>
           <w:tcPr>
-            <w:tcW w:w="2727" w:type="dxa"/>
-            <w:vMerge/>
-          </w:tcPr>
-          <w:p/>
-        </w:tc>
-        <w:tc>
-          <w:tcPr>
-            <w:tcW w:w="2702" w:type="dxa"/>
+            <w:tcW w:w="2307" w:type="dxa"/>
+            <w:vMerge/>
+          </w:tcPr>
+          <w:p/>
+        </w:tc>
+        <w:tc>
+          <w:tcPr>
+            <w:tcW w:w="2253" w:type="dxa"/>
           </w:tcPr>
           <w:p>
             <w:r>
@@ -3794,7 +3791,7 @@
         </w:tc>
         <w:tc>
           <w:tcPr>
-            <w:tcW w:w="3921" w:type="dxa"/>
+            <w:tcW w:w="4790" w:type="dxa"/>
           </w:tcPr>
           <w:p>
             <w:r>
@@ -3809,14 +3806,14 @@
         </w:trPr>
         <w:tc>
           <w:tcPr>
-            <w:tcW w:w="2727" w:type="dxa"/>
-            <w:vMerge/>
-          </w:tcPr>
-          <w:p/>
-        </w:tc>
-        <w:tc>
-          <w:tcPr>
-            <w:tcW w:w="2702" w:type="dxa"/>
+            <w:tcW w:w="2307" w:type="dxa"/>
+            <w:vMerge/>
+          </w:tcPr>
+          <w:p/>
+        </w:tc>
+        <w:tc>
+          <w:tcPr>
+            <w:tcW w:w="2253" w:type="dxa"/>
           </w:tcPr>
           <w:p>
             <w:r>
@@ -3826,7 +3823,7 @@
         </w:tc>
         <w:tc>
           <w:tcPr>
-            <w:tcW w:w="3921" w:type="dxa"/>
+            <w:tcW w:w="4790" w:type="dxa"/>
           </w:tcPr>
           <w:p>
             <w:r>
@@ -3841,14 +3838,14 @@
         </w:trPr>
         <w:tc>
           <w:tcPr>
-            <w:tcW w:w="2727" w:type="dxa"/>
-            <w:vMerge/>
-          </w:tcPr>
-          <w:p/>
-        </w:tc>
-        <w:tc>
-          <w:tcPr>
-            <w:tcW w:w="2702" w:type="dxa"/>
+            <w:tcW w:w="2307" w:type="dxa"/>
+            <w:vMerge/>
+          </w:tcPr>
+          <w:p/>
+        </w:tc>
+        <w:tc>
+          <w:tcPr>
+            <w:tcW w:w="2253" w:type="dxa"/>
           </w:tcPr>
           <w:p>
             <w:r>
@@ -3858,7 +3855,7 @@
         </w:tc>
         <w:tc>
           <w:tcPr>
-            <w:tcW w:w="3921" w:type="dxa"/>
+            <w:tcW w:w="4790" w:type="dxa"/>
           </w:tcPr>
           <w:p>
             <w:r>
@@ -3879,7 +3876,7 @@
         </w:trPr>
         <w:tc>
           <w:tcPr>
-            <w:tcW w:w="2727" w:type="dxa"/>
+            <w:tcW w:w="2307" w:type="dxa"/>
             <w:vMerge w:val="restart"/>
           </w:tcPr>
           <w:p>
@@ -3890,7 +3887,7 @@
         </w:tc>
         <w:tc>
           <w:tcPr>
-            <w:tcW w:w="2702" w:type="dxa"/>
+            <w:tcW w:w="2253" w:type="dxa"/>
           </w:tcPr>
           <w:p>
             <w:r>
@@ -3900,7 +3897,7 @@
         </w:tc>
         <w:tc>
           <w:tcPr>
-            <w:tcW w:w="3921" w:type="dxa"/>
+            <w:tcW w:w="4790" w:type="dxa"/>
           </w:tcPr>
           <w:p>
             <w:r>
@@ -3915,14 +3912,14 @@
         </w:trPr>
         <w:tc>
           <w:tcPr>
-            <w:tcW w:w="2727" w:type="dxa"/>
-            <w:vMerge/>
-          </w:tcPr>
-          <w:p/>
-        </w:tc>
-        <w:tc>
-          <w:tcPr>
-            <w:tcW w:w="2702" w:type="dxa"/>
+            <w:tcW w:w="2307" w:type="dxa"/>
+            <w:vMerge/>
+          </w:tcPr>
+          <w:p/>
+        </w:tc>
+        <w:tc>
+          <w:tcPr>
+            <w:tcW w:w="2253" w:type="dxa"/>
           </w:tcPr>
           <w:p>
             <w:r>
@@ -3932,7 +3929,7 @@
         </w:tc>
         <w:tc>
           <w:tcPr>
-            <w:tcW w:w="3921" w:type="dxa"/>
+            <w:tcW w:w="4790" w:type="dxa"/>
           </w:tcPr>
           <w:p>
             <w:hyperlink r:id="rId11" w:history="1">
@@ -3955,7 +3952,7 @@
         </w:trPr>
         <w:tc>
           <w:tcPr>
-            <w:tcW w:w="2727" w:type="dxa"/>
+            <w:tcW w:w="2307" w:type="dxa"/>
             <w:vMerge w:val="restart"/>
           </w:tcPr>
           <w:p>
@@ -3966,7 +3963,7 @@
         </w:tc>
         <w:tc>
           <w:tcPr>
-            <w:tcW w:w="2702" w:type="dxa"/>
+            <w:tcW w:w="2253" w:type="dxa"/>
           </w:tcPr>
           <w:p>
             <w:r>
@@ -3976,7 +3973,7 @@
         </w:tc>
         <w:tc>
           <w:tcPr>
-            <w:tcW w:w="3921" w:type="dxa"/>
+            <w:tcW w:w="4790" w:type="dxa"/>
           </w:tcPr>
           <w:p>
             <w:r>
@@ -3991,14 +3988,14 @@
         </w:trPr>
         <w:tc>
           <w:tcPr>
-            <w:tcW w:w="2727" w:type="dxa"/>
-            <w:vMerge/>
-          </w:tcPr>
-          <w:p/>
-        </w:tc>
-        <w:tc>
-          <w:tcPr>
-            <w:tcW w:w="2702" w:type="dxa"/>
+            <w:tcW w:w="2307" w:type="dxa"/>
+            <w:vMerge/>
+          </w:tcPr>
+          <w:p/>
+        </w:tc>
+        <w:tc>
+          <w:tcPr>
+            <w:tcW w:w="2253" w:type="dxa"/>
           </w:tcPr>
           <w:p>
             <w:r>
@@ -4008,7 +4005,7 @@
         </w:tc>
         <w:tc>
           <w:tcPr>
-            <w:tcW w:w="3921" w:type="dxa"/>
+            <w:tcW w:w="4790" w:type="dxa"/>
           </w:tcPr>
           <w:p>
             <w:r>
@@ -4023,14 +4020,14 @@
         </w:trPr>
         <w:tc>
           <w:tcPr>
-            <w:tcW w:w="2727" w:type="dxa"/>
-            <w:vMerge/>
-          </w:tcPr>
-          <w:p/>
-        </w:tc>
-        <w:tc>
-          <w:tcPr>
-            <w:tcW w:w="2702" w:type="dxa"/>
+            <w:tcW w:w="2307" w:type="dxa"/>
+            <w:vMerge/>
+          </w:tcPr>
+          <w:p/>
+        </w:tc>
+        <w:tc>
+          <w:tcPr>
+            <w:tcW w:w="2253" w:type="dxa"/>
           </w:tcPr>
           <w:p>
             <w:r>
@@ -4040,7 +4037,7 @@
         </w:tc>
         <w:tc>
           <w:tcPr>
-            <w:tcW w:w="3921" w:type="dxa"/>
+            <w:tcW w:w="4790" w:type="dxa"/>
           </w:tcPr>
           <w:p>
             <w:r>
@@ -4055,7 +4052,7 @@
         </w:trPr>
         <w:tc>
           <w:tcPr>
-            <w:tcW w:w="2727" w:type="dxa"/>
+            <w:tcW w:w="2307" w:type="dxa"/>
             <w:vMerge w:val="restart"/>
           </w:tcPr>
           <w:p>
@@ -4066,7 +4063,7 @@
         </w:tc>
         <w:tc>
           <w:tcPr>
-            <w:tcW w:w="2702" w:type="dxa"/>
+            <w:tcW w:w="2253" w:type="dxa"/>
           </w:tcPr>
           <w:p>
             <w:r>
@@ -4076,7 +4073,7 @@
         </w:tc>
         <w:tc>
           <w:tcPr>
-            <w:tcW w:w="3921" w:type="dxa"/>
+            <w:tcW w:w="4790" w:type="dxa"/>
           </w:tcPr>
           <w:p>
             <w:pPr>
@@ -4125,14 +4122,14 @@
         </w:trPr>
         <w:tc>
           <w:tcPr>
-            <w:tcW w:w="2727" w:type="dxa"/>
-            <w:vMerge/>
-          </w:tcPr>
-          <w:p/>
-        </w:tc>
-        <w:tc>
-          <w:tcPr>
-            <w:tcW w:w="2702" w:type="dxa"/>
+            <w:tcW w:w="2307" w:type="dxa"/>
+            <w:vMerge/>
+          </w:tcPr>
+          <w:p/>
+        </w:tc>
+        <w:tc>
+          <w:tcPr>
+            <w:tcW w:w="2253" w:type="dxa"/>
           </w:tcPr>
           <w:p>
             <w:r>
@@ -4142,7 +4139,7 @@
         </w:tc>
         <w:tc>
           <w:tcPr>
-            <w:tcW w:w="3921" w:type="dxa"/>
+            <w:tcW w:w="4790" w:type="dxa"/>
           </w:tcPr>
           <w:p>
             <w:r>
@@ -4157,14 +4154,14 @@
         </w:trPr>
         <w:tc>
           <w:tcPr>
-            <w:tcW w:w="2727" w:type="dxa"/>
-            <w:vMerge/>
-          </w:tcPr>
-          <w:p/>
-        </w:tc>
-        <w:tc>
-          <w:tcPr>
-            <w:tcW w:w="2702" w:type="dxa"/>
+            <w:tcW w:w="2307" w:type="dxa"/>
+            <w:vMerge/>
+          </w:tcPr>
+          <w:p/>
+        </w:tc>
+        <w:tc>
+          <w:tcPr>
+            <w:tcW w:w="2253" w:type="dxa"/>
           </w:tcPr>
           <w:p>
             <w:r>
@@ -4174,7 +4171,7 @@
         </w:tc>
         <w:tc>
           <w:tcPr>
-            <w:tcW w:w="3921" w:type="dxa"/>
+            <w:tcW w:w="4790" w:type="dxa"/>
           </w:tcPr>
           <w:p>
             <w:r>
@@ -4189,7 +4186,7 @@
         </w:trPr>
         <w:tc>
           <w:tcPr>
-            <w:tcW w:w="2727" w:type="dxa"/>
+            <w:tcW w:w="2307" w:type="dxa"/>
             <w:vMerge w:val="restart"/>
           </w:tcPr>
           <w:p>
@@ -4200,7 +4197,7 @@
         </w:tc>
         <w:tc>
           <w:tcPr>
-            <w:tcW w:w="2702" w:type="dxa"/>
+            <w:tcW w:w="2253" w:type="dxa"/>
           </w:tcPr>
           <w:p>
             <w:r>
@@ -4210,7 +4207,7 @@
         </w:tc>
         <w:tc>
           <w:tcPr>
-            <w:tcW w:w="3921" w:type="dxa"/>
+            <w:tcW w:w="4790" w:type="dxa"/>
           </w:tcPr>
           <w:p>
             <w:r>
@@ -4225,14 +4222,14 @@
         </w:trPr>
         <w:tc>
           <w:tcPr>
-            <w:tcW w:w="2727" w:type="dxa"/>
-            <w:vMerge/>
-          </w:tcPr>
-          <w:p/>
-        </w:tc>
-        <w:tc>
-          <w:tcPr>
-            <w:tcW w:w="2702" w:type="dxa"/>
+            <w:tcW w:w="2307" w:type="dxa"/>
+            <w:vMerge/>
+          </w:tcPr>
+          <w:p/>
+        </w:tc>
+        <w:tc>
+          <w:tcPr>
+            <w:tcW w:w="2253" w:type="dxa"/>
           </w:tcPr>
           <w:p>
             <w:r>
@@ -4242,7 +4239,7 @@
         </w:tc>
         <w:tc>
           <w:tcPr>
-            <w:tcW w:w="3921" w:type="dxa"/>
+            <w:tcW w:w="4790" w:type="dxa"/>
           </w:tcPr>
           <w:p>
             <w:r>
@@ -4254,7 +4251,7 @@
       <w:tr>
         <w:tc>
           <w:tcPr>
-            <w:tcW w:w="2727" w:type="dxa"/>
+            <w:tcW w:w="2307" w:type="dxa"/>
           </w:tcPr>
           <w:p>
             <w:r>
@@ -4264,7 +4261,7 @@
         </w:tc>
         <w:tc>
           <w:tcPr>
-            <w:tcW w:w="6623" w:type="dxa"/>
+            <w:tcW w:w="7043" w:type="dxa"/>
             <w:gridSpan w:val="2"/>
           </w:tcPr>
           <w:p>
@@ -4280,7 +4277,7 @@
         </w:trPr>
         <w:tc>
           <w:tcPr>
-            <w:tcW w:w="2727" w:type="dxa"/>
+            <w:tcW w:w="2307" w:type="dxa"/>
             <w:vMerge w:val="restart"/>
           </w:tcPr>
           <w:p>
@@ -4291,7 +4288,7 @@
         </w:tc>
         <w:tc>
           <w:tcPr>
-            <w:tcW w:w="2702" w:type="dxa"/>
+            <w:tcW w:w="2253" w:type="dxa"/>
           </w:tcPr>
           <w:p>
             <w:r>
@@ -4301,7 +4298,7 @@
         </w:tc>
         <w:tc>
           <w:tcPr>
-            <w:tcW w:w="3921" w:type="dxa"/>
+            <w:tcW w:w="4790" w:type="dxa"/>
           </w:tcPr>
           <w:p>
             <w:r>
@@ -4319,14 +4316,14 @@
         </w:trPr>
         <w:tc>
           <w:tcPr>
-            <w:tcW w:w="2727" w:type="dxa"/>
-            <w:vMerge/>
-          </w:tcPr>
-          <w:p/>
-        </w:tc>
-        <w:tc>
-          <w:tcPr>
-            <w:tcW w:w="2702" w:type="dxa"/>
+            <w:tcW w:w="2307" w:type="dxa"/>
+            <w:vMerge/>
+          </w:tcPr>
+          <w:p/>
+        </w:tc>
+        <w:tc>
+          <w:tcPr>
+            <w:tcW w:w="2253" w:type="dxa"/>
           </w:tcPr>
           <w:p>
             <w:r>
@@ -4336,7 +4333,7 @@
         </w:tc>
         <w:tc>
           <w:tcPr>
-            <w:tcW w:w="3921" w:type="dxa"/>
+            <w:tcW w:w="4790" w:type="dxa"/>
           </w:tcPr>
           <w:p>
             <w:r>
@@ -4351,14 +4348,14 @@
         </w:trPr>
         <w:tc>
           <w:tcPr>
-            <w:tcW w:w="2727" w:type="dxa"/>
-            <w:vMerge/>
-          </w:tcPr>
-          <w:p/>
-        </w:tc>
-        <w:tc>
-          <w:tcPr>
-            <w:tcW w:w="2702" w:type="dxa"/>
+            <w:tcW w:w="2307" w:type="dxa"/>
+            <w:vMerge/>
+          </w:tcPr>
+          <w:p/>
+        </w:tc>
+        <w:tc>
+          <w:tcPr>
+            <w:tcW w:w="2253" w:type="dxa"/>
           </w:tcPr>
           <w:p>
             <w:r>
@@ -4368,7 +4365,7 @@
         </w:tc>
         <w:tc>
           <w:tcPr>
-            <w:tcW w:w="3921" w:type="dxa"/>
+            <w:tcW w:w="4790" w:type="dxa"/>
           </w:tcPr>
           <w:p>
             <w:r>
@@ -4383,14 +4380,14 @@
         </w:trPr>
         <w:tc>
           <w:tcPr>
-            <w:tcW w:w="2727" w:type="dxa"/>
-            <w:vMerge/>
-          </w:tcPr>
-          <w:p/>
-        </w:tc>
-        <w:tc>
-          <w:tcPr>
-            <w:tcW w:w="2702" w:type="dxa"/>
+            <w:tcW w:w="2307" w:type="dxa"/>
+            <w:vMerge/>
+          </w:tcPr>
+          <w:p/>
+        </w:tc>
+        <w:tc>
+          <w:tcPr>
+            <w:tcW w:w="2253" w:type="dxa"/>
           </w:tcPr>
           <w:p>
             <w:r>
@@ -4400,7 +4397,7 @@
         </w:tc>
         <w:tc>
           <w:tcPr>
-            <w:tcW w:w="3921" w:type="dxa"/>
+            <w:tcW w:w="4790" w:type="dxa"/>
           </w:tcPr>
           <w:p>
             <w:r>
@@ -4415,14 +4412,14 @@
         </w:trPr>
         <w:tc>
           <w:tcPr>
-            <w:tcW w:w="2727" w:type="dxa"/>
-            <w:vMerge/>
-          </w:tcPr>
-          <w:p/>
-        </w:tc>
-        <w:tc>
-          <w:tcPr>
-            <w:tcW w:w="2702" w:type="dxa"/>
+            <w:tcW w:w="2307" w:type="dxa"/>
+            <w:vMerge/>
+          </w:tcPr>
+          <w:p/>
+        </w:tc>
+        <w:tc>
+          <w:tcPr>
+            <w:tcW w:w="2253" w:type="dxa"/>
           </w:tcPr>
           <w:p>
             <w:r>
@@ -4432,7 +4429,7 @@
         </w:tc>
         <w:tc>
           <w:tcPr>
-            <w:tcW w:w="3921" w:type="dxa"/>
+            <w:tcW w:w="4790" w:type="dxa"/>
           </w:tcPr>
           <w:p>
             <w:r>
@@ -4453,7 +4450,7 @@
         </w:trPr>
         <w:tc>
           <w:tcPr>
-            <w:tcW w:w="2727" w:type="dxa"/>
+            <w:tcW w:w="2307" w:type="dxa"/>
             <w:vMerge w:val="restart"/>
           </w:tcPr>
           <w:p>
@@ -4464,7 +4461,7 @@
         </w:tc>
         <w:tc>
           <w:tcPr>
-            <w:tcW w:w="2702" w:type="dxa"/>
+            <w:tcW w:w="2253" w:type="dxa"/>
           </w:tcPr>
           <w:p>
             <w:r>
@@ -4474,7 +4471,7 @@
         </w:tc>
         <w:tc>
           <w:tcPr>
-            <w:tcW w:w="3921" w:type="dxa"/>
+            <w:tcW w:w="4790" w:type="dxa"/>
           </w:tcPr>
           <w:p>
             <w:r>
@@ -4489,14 +4486,14 @@
         </w:trPr>
         <w:tc>
           <w:tcPr>
-            <w:tcW w:w="2727" w:type="dxa"/>
-            <w:vMerge/>
-          </w:tcPr>
-          <w:p/>
-        </w:tc>
-        <w:tc>
-          <w:tcPr>
-            <w:tcW w:w="2702" w:type="dxa"/>
+            <w:tcW w:w="2307" w:type="dxa"/>
+            <w:vMerge/>
+          </w:tcPr>
+          <w:p/>
+        </w:tc>
+        <w:tc>
+          <w:tcPr>
+            <w:tcW w:w="2253" w:type="dxa"/>
           </w:tcPr>
           <w:p>
             <w:r>
@@ -4506,7 +4503,7 @@
         </w:tc>
         <w:tc>
           <w:tcPr>
-            <w:tcW w:w="3921" w:type="dxa"/>
+            <w:tcW w:w="4790" w:type="dxa"/>
           </w:tcPr>
           <w:p>
             <w:hyperlink r:id="rId12" w:history="1">
@@ -4529,7 +4526,7 @@
         </w:trPr>
         <w:tc>
           <w:tcPr>
-            <w:tcW w:w="2727" w:type="dxa"/>
+            <w:tcW w:w="2307" w:type="dxa"/>
             <w:vMerge w:val="restart"/>
           </w:tcPr>
           <w:p>
@@ -4540,7 +4537,7 @@
         </w:tc>
         <w:tc>
           <w:tcPr>
-            <w:tcW w:w="2702" w:type="dxa"/>
+            <w:tcW w:w="2253" w:type="dxa"/>
           </w:tcPr>
           <w:p>
             <w:r>
@@ -4550,7 +4547,7 @@
         </w:tc>
         <w:tc>
           <w:tcPr>
-            <w:tcW w:w="3921" w:type="dxa"/>
+            <w:tcW w:w="4790" w:type="dxa"/>
           </w:tcPr>
           <w:p>
             <w:r>
@@ -4565,14 +4562,14 @@
         </w:trPr>
         <w:tc>
           <w:tcPr>
-            <w:tcW w:w="2727" w:type="dxa"/>
-            <w:vMerge/>
-          </w:tcPr>
-          <w:p/>
-        </w:tc>
-        <w:tc>
-          <w:tcPr>
-            <w:tcW w:w="2702" w:type="dxa"/>
+            <w:tcW w:w="2307" w:type="dxa"/>
+            <w:vMerge/>
+          </w:tcPr>
+          <w:p/>
+        </w:tc>
+        <w:tc>
+          <w:tcPr>
+            <w:tcW w:w="2253" w:type="dxa"/>
           </w:tcPr>
           <w:p>
             <w:r>
@@ -4582,7 +4579,7 @@
         </w:tc>
         <w:tc>
           <w:tcPr>
-            <w:tcW w:w="3921" w:type="dxa"/>
+            <w:tcW w:w="4790" w:type="dxa"/>
           </w:tcPr>
           <w:p>
             <w:r>
@@ -4597,14 +4594,14 @@
         </w:trPr>
         <w:tc>
           <w:tcPr>
-            <w:tcW w:w="2727" w:type="dxa"/>
-            <w:vMerge/>
-          </w:tcPr>
-          <w:p/>
-        </w:tc>
-        <w:tc>
-          <w:tcPr>
-            <w:tcW w:w="2702" w:type="dxa"/>
+            <w:tcW w:w="2307" w:type="dxa"/>
+            <w:vMerge/>
+          </w:tcPr>
+          <w:p/>
+        </w:tc>
+        <w:tc>
+          <w:tcPr>
+            <w:tcW w:w="2253" w:type="dxa"/>
           </w:tcPr>
           <w:p>
             <w:r>
@@ -4614,7 +4611,7 @@
         </w:tc>
         <w:tc>
           <w:tcPr>
-            <w:tcW w:w="3921" w:type="dxa"/>
+            <w:tcW w:w="4790" w:type="dxa"/>
           </w:tcPr>
           <w:p>
             <w:r>
@@ -4629,7 +4626,7 @@
         </w:trPr>
         <w:tc>
           <w:tcPr>
-            <w:tcW w:w="2727" w:type="dxa"/>
+            <w:tcW w:w="2307" w:type="dxa"/>
             <w:vMerge w:val="restart"/>
           </w:tcPr>
           <w:p>
@@ -4640,7 +4637,7 @@
         </w:tc>
         <w:tc>
           <w:tcPr>
-            <w:tcW w:w="2702" w:type="dxa"/>
+            <w:tcW w:w="2253" w:type="dxa"/>
           </w:tcPr>
           <w:p>
             <w:r>
@@ -4650,7 +4647,7 @@
         </w:tc>
         <w:tc>
           <w:tcPr>
-            <w:tcW w:w="3921" w:type="dxa"/>
+            <w:tcW w:w="4790" w:type="dxa"/>
           </w:tcPr>
           <w:p>
             <w:pPr>
@@ -4699,14 +4696,14 @@
         </w:trPr>
         <w:tc>
           <w:tcPr>
-            <w:tcW w:w="2727" w:type="dxa"/>
-            <w:vMerge/>
-          </w:tcPr>
-          <w:p/>
-        </w:tc>
-        <w:tc>
-          <w:tcPr>
-            <w:tcW w:w="2702" w:type="dxa"/>
+            <w:tcW w:w="2307" w:type="dxa"/>
+            <w:vMerge/>
+          </w:tcPr>
+          <w:p/>
+        </w:tc>
+        <w:tc>
+          <w:tcPr>
+            <w:tcW w:w="2253" w:type="dxa"/>
           </w:tcPr>
           <w:p>
             <w:r>
@@ -4716,7 +4713,7 @@
         </w:tc>
         <w:tc>
           <w:tcPr>
-            <w:tcW w:w="3921" w:type="dxa"/>
+            <w:tcW w:w="4790" w:type="dxa"/>
           </w:tcPr>
           <w:p>
             <w:r>
@@ -4731,14 +4728,14 @@
         </w:trPr>
         <w:tc>
           <w:tcPr>
-            <w:tcW w:w="2727" w:type="dxa"/>
-            <w:vMerge/>
-          </w:tcPr>
-          <w:p/>
-        </w:tc>
-        <w:tc>
-          <w:tcPr>
-            <w:tcW w:w="2702" w:type="dxa"/>
+            <w:tcW w:w="2307" w:type="dxa"/>
+            <w:vMerge/>
+          </w:tcPr>
+          <w:p/>
+        </w:tc>
+        <w:tc>
+          <w:tcPr>
+            <w:tcW w:w="2253" w:type="dxa"/>
           </w:tcPr>
           <w:p>
             <w:r>
@@ -4748,7 +4745,7 @@
         </w:tc>
         <w:tc>
           <w:tcPr>
-            <w:tcW w:w="3921" w:type="dxa"/>
+            <w:tcW w:w="4790" w:type="dxa"/>
           </w:tcPr>
           <w:p>
             <w:r>
@@ -4763,7 +4760,7 @@
         </w:trPr>
         <w:tc>
           <w:tcPr>
-            <w:tcW w:w="2727" w:type="dxa"/>
+            <w:tcW w:w="2307" w:type="dxa"/>
             <w:vMerge w:val="restart"/>
           </w:tcPr>
           <w:p>
@@ -4774,7 +4771,7 @@
         </w:tc>
         <w:tc>
           <w:tcPr>
-            <w:tcW w:w="2702" w:type="dxa"/>
+            <w:tcW w:w="2253" w:type="dxa"/>
           </w:tcPr>
           <w:p>
             <w:r>
@@ -4784,7 +4781,7 @@
         </w:tc>
         <w:tc>
           <w:tcPr>
-            <w:tcW w:w="3921" w:type="dxa"/>
+            <w:tcW w:w="4790" w:type="dxa"/>
           </w:tcPr>
           <w:p>
             <w:r>
@@ -4799,14 +4796,14 @@
         </w:trPr>
         <w:tc>
           <w:tcPr>
-            <w:tcW w:w="2727" w:type="dxa"/>
-            <w:vMerge/>
-          </w:tcPr>
-          <w:p/>
-        </w:tc>
-        <w:tc>
-          <w:tcPr>
-            <w:tcW w:w="2702" w:type="dxa"/>
+            <w:tcW w:w="2307" w:type="dxa"/>
+            <w:vMerge/>
+          </w:tcPr>
+          <w:p/>
+        </w:tc>
+        <w:tc>
+          <w:tcPr>
+            <w:tcW w:w="2253" w:type="dxa"/>
           </w:tcPr>
           <w:p>
             <w:r>
@@ -4816,7 +4813,7 @@
         </w:tc>
         <w:tc>
           <w:tcPr>
-            <w:tcW w:w="3921" w:type="dxa"/>
+            <w:tcW w:w="4790" w:type="dxa"/>
           </w:tcPr>
           <w:p>
             <w:r>
@@ -4828,7 +4825,7 @@
       <w:tr>
         <w:tc>
           <w:tcPr>
-            <w:tcW w:w="2727" w:type="dxa"/>
+            <w:tcW w:w="2307" w:type="dxa"/>
           </w:tcPr>
           <w:p>
             <w:r>
@@ -4838,7 +4835,7 @@
         </w:tc>
         <w:tc>
           <w:tcPr>
-            <w:tcW w:w="6623" w:type="dxa"/>
+            <w:tcW w:w="7043" w:type="dxa"/>
             <w:gridSpan w:val="2"/>
           </w:tcPr>
           <w:p>
@@ -4854,7 +4851,7 @@
         </w:trPr>
         <w:tc>
           <w:tcPr>
-            <w:tcW w:w="2727" w:type="dxa"/>
+            <w:tcW w:w="2307" w:type="dxa"/>
             <w:vMerge w:val="restart"/>
           </w:tcPr>
           <w:p>
@@ -4865,7 +4862,7 @@
         </w:tc>
         <w:tc>
           <w:tcPr>
-            <w:tcW w:w="2702" w:type="dxa"/>
+            <w:tcW w:w="2253" w:type="dxa"/>
           </w:tcPr>
           <w:p>
             <w:r>
@@ -4875,7 +4872,7 @@
         </w:tc>
         <w:tc>
           <w:tcPr>
-            <w:tcW w:w="3921" w:type="dxa"/>
+            <w:tcW w:w="4790" w:type="dxa"/>
           </w:tcPr>
           <w:p>
             <w:r>
@@ -4893,14 +4890,14 @@
         </w:trPr>
         <w:tc>
           <w:tcPr>
-            <w:tcW w:w="2727" w:type="dxa"/>
-            <w:vMerge/>
-          </w:tcPr>
-          <w:p/>
-        </w:tc>
-        <w:tc>
-          <w:tcPr>
-            <w:tcW w:w="2702" w:type="dxa"/>
+            <w:tcW w:w="2307" w:type="dxa"/>
+            <w:vMerge/>
+          </w:tcPr>
+          <w:p/>
+        </w:tc>
+        <w:tc>
+          <w:tcPr>
+            <w:tcW w:w="2253" w:type="dxa"/>
           </w:tcPr>
           <w:p>
             <w:r>
@@ -4910,7 +4907,7 @@
         </w:tc>
         <w:tc>
           <w:tcPr>
-            <w:tcW w:w="3921" w:type="dxa"/>
+            <w:tcW w:w="4790" w:type="dxa"/>
           </w:tcPr>
           <w:p>
             <w:r>
@@ -4925,14 +4922,14 @@
         </w:trPr>
         <w:tc>
           <w:tcPr>
-            <w:tcW w:w="2727" w:type="dxa"/>
-            <w:vMerge/>
-          </w:tcPr>
-          <w:p/>
-        </w:tc>
-        <w:tc>
-          <w:tcPr>
-            <w:tcW w:w="2702" w:type="dxa"/>
+            <w:tcW w:w="2307" w:type="dxa"/>
+            <w:vMerge/>
+          </w:tcPr>
+          <w:p/>
+        </w:tc>
+        <w:tc>
+          <w:tcPr>
+            <w:tcW w:w="2253" w:type="dxa"/>
           </w:tcPr>
           <w:p>
             <w:r>
@@ -4942,7 +4939,7 @@
         </w:tc>
         <w:tc>
           <w:tcPr>
-            <w:tcW w:w="3921" w:type="dxa"/>
+            <w:tcW w:w="4790" w:type="dxa"/>
           </w:tcPr>
           <w:p>
             <w:r>
@@ -4957,14 +4954,14 @@
         </w:trPr>
         <w:tc>
           <w:tcPr>
-            <w:tcW w:w="2727" w:type="dxa"/>
-            <w:vMerge/>
-          </w:tcPr>
-          <w:p/>
-        </w:tc>
-        <w:tc>
-          <w:tcPr>
-            <w:tcW w:w="2702" w:type="dxa"/>
+            <w:tcW w:w="2307" w:type="dxa"/>
+            <w:vMerge/>
+          </w:tcPr>
+          <w:p/>
+        </w:tc>
+        <w:tc>
+          <w:tcPr>
+            <w:tcW w:w="2253" w:type="dxa"/>
           </w:tcPr>
           <w:p>
             <w:r>
@@ -4974,7 +4971,7 @@
         </w:tc>
         <w:tc>
           <w:tcPr>
-            <w:tcW w:w="3921" w:type="dxa"/>
+            <w:tcW w:w="4790" w:type="dxa"/>
           </w:tcPr>
           <w:p>
             <w:r>
@@ -4989,14 +4986,14 @@
         </w:trPr>
         <w:tc>
           <w:tcPr>
-            <w:tcW w:w="2727" w:type="dxa"/>
-            <w:vMerge/>
-          </w:tcPr>
-          <w:p/>
-        </w:tc>
-        <w:tc>
-          <w:tcPr>
-            <w:tcW w:w="2702" w:type="dxa"/>
+            <w:tcW w:w="2307" w:type="dxa"/>
+            <w:vMerge/>
+          </w:tcPr>
+          <w:p/>
+        </w:tc>
+        <w:tc>
+          <w:tcPr>
+            <w:tcW w:w="2253" w:type="dxa"/>
           </w:tcPr>
           <w:p>
             <w:r>
@@ -5006,7 +5003,7 @@
         </w:tc>
         <w:tc>
           <w:tcPr>
-            <w:tcW w:w="3921" w:type="dxa"/>
+            <w:tcW w:w="4790" w:type="dxa"/>
           </w:tcPr>
           <w:p>
             <w:r>
@@ -5030,7 +5027,7 @@
         </w:trPr>
         <w:tc>
           <w:tcPr>
-            <w:tcW w:w="2727" w:type="dxa"/>
+            <w:tcW w:w="2307" w:type="dxa"/>
             <w:vMerge w:val="restart"/>
           </w:tcPr>
           <w:p>
@@ -5041,7 +5038,7 @@
         </w:tc>
         <w:tc>
           <w:tcPr>
-            <w:tcW w:w="2702" w:type="dxa"/>
+            <w:tcW w:w="2253" w:type="dxa"/>
           </w:tcPr>
           <w:p>
             <w:r>
@@ -5051,7 +5048,7 @@
         </w:tc>
         <w:tc>
           <w:tcPr>
-            <w:tcW w:w="3921" w:type="dxa"/>
+            <w:tcW w:w="4790" w:type="dxa"/>
           </w:tcPr>
           <w:p>
             <w:r>
@@ -5066,14 +5063,14 @@
         </w:trPr>
         <w:tc>
           <w:tcPr>
-            <w:tcW w:w="2727" w:type="dxa"/>
-            <w:vMerge/>
-          </w:tcPr>
-          <w:p/>
-        </w:tc>
-        <w:tc>
-          <w:tcPr>
-            <w:tcW w:w="2702" w:type="dxa"/>
+            <w:tcW w:w="2307" w:type="dxa"/>
+            <w:vMerge/>
+          </w:tcPr>
+          <w:p/>
+        </w:tc>
+        <w:tc>
+          <w:tcPr>
+            <w:tcW w:w="2253" w:type="dxa"/>
           </w:tcPr>
           <w:p>
             <w:r>
@@ -5083,7 +5080,7 @@
         </w:tc>
         <w:tc>
           <w:tcPr>
-            <w:tcW w:w="3921" w:type="dxa"/>
+            <w:tcW w:w="4790" w:type="dxa"/>
           </w:tcPr>
           <w:p>
             <w:hyperlink r:id="rId13" w:history="1">
@@ -5106,7 +5103,7 @@
         </w:trPr>
         <w:tc>
           <w:tcPr>
-            <w:tcW w:w="2727" w:type="dxa"/>
+            <w:tcW w:w="2307" w:type="dxa"/>
             <w:vMerge w:val="restart"/>
           </w:tcPr>
           <w:p>
@@ -5117,7 +5114,7 @@
         </w:tc>
         <w:tc>
           <w:tcPr>
-            <w:tcW w:w="2702" w:type="dxa"/>
+            <w:tcW w:w="2253" w:type="dxa"/>
           </w:tcPr>
           <w:p>
             <w:r>
@@ -5127,7 +5124,7 @@
         </w:tc>
         <w:tc>
           <w:tcPr>
-            <w:tcW w:w="3921" w:type="dxa"/>
+            <w:tcW w:w="4790" w:type="dxa"/>
           </w:tcPr>
           <w:p>
             <w:r>
@@ -5142,14 +5139,14 @@
         </w:trPr>
         <w:tc>
           <w:tcPr>
-            <w:tcW w:w="2727" w:type="dxa"/>
-            <w:vMerge/>
-          </w:tcPr>
-          <w:p/>
-        </w:tc>
-        <w:tc>
-          <w:tcPr>
-            <w:tcW w:w="2702" w:type="dxa"/>
+            <w:tcW w:w="2307" w:type="dxa"/>
+            <w:vMerge/>
+          </w:tcPr>
+          <w:p/>
+        </w:tc>
+        <w:tc>
+          <w:tcPr>
+            <w:tcW w:w="2253" w:type="dxa"/>
           </w:tcPr>
           <w:p>
             <w:r>
@@ -5159,7 +5156,7 @@
         </w:tc>
         <w:tc>
           <w:tcPr>
-            <w:tcW w:w="3921" w:type="dxa"/>
+            <w:tcW w:w="4790" w:type="dxa"/>
           </w:tcPr>
           <w:p>
             <w:r>
@@ -5174,14 +5171,14 @@
         </w:trPr>
         <w:tc>
           <w:tcPr>
-            <w:tcW w:w="2727" w:type="dxa"/>
-            <w:vMerge/>
-          </w:tcPr>
-          <w:p/>
-        </w:tc>
-        <w:tc>
-          <w:tcPr>
-            <w:tcW w:w="2702" w:type="dxa"/>
+            <w:tcW w:w="2307" w:type="dxa"/>
+            <w:vMerge/>
+          </w:tcPr>
+          <w:p/>
+        </w:tc>
+        <w:tc>
+          <w:tcPr>
+            <w:tcW w:w="2253" w:type="dxa"/>
           </w:tcPr>
           <w:p>
             <w:r>
@@ -5191,7 +5188,7 @@
         </w:tc>
         <w:tc>
           <w:tcPr>
-            <w:tcW w:w="3921" w:type="dxa"/>
+            <w:tcW w:w="4790" w:type="dxa"/>
           </w:tcPr>
           <w:p>
             <w:r>
@@ -5206,7 +5203,7 @@
         </w:trPr>
         <w:tc>
           <w:tcPr>
-            <w:tcW w:w="2727" w:type="dxa"/>
+            <w:tcW w:w="2307" w:type="dxa"/>
             <w:vMerge w:val="restart"/>
           </w:tcPr>
           <w:p>
@@ -5217,7 +5214,7 @@
         </w:tc>
         <w:tc>
           <w:tcPr>
-            <w:tcW w:w="2702" w:type="dxa"/>
+            <w:tcW w:w="2253" w:type="dxa"/>
           </w:tcPr>
           <w:p>
             <w:r>
@@ -5227,7 +5224,7 @@
         </w:tc>
         <w:tc>
           <w:tcPr>
-            <w:tcW w:w="3921" w:type="dxa"/>
+            <w:tcW w:w="4790" w:type="dxa"/>
           </w:tcPr>
           <w:p>
             <w:pPr>
@@ -5276,14 +5273,14 @@
         </w:trPr>
         <w:tc>
           <w:tcPr>
-            <w:tcW w:w="2727" w:type="dxa"/>
-            <w:vMerge/>
-          </w:tcPr>
-          <w:p/>
-        </w:tc>
-        <w:tc>
-          <w:tcPr>
-            <w:tcW w:w="2702" w:type="dxa"/>
+            <w:tcW w:w="2307" w:type="dxa"/>
+            <w:vMerge/>
+          </w:tcPr>
+          <w:p/>
+        </w:tc>
+        <w:tc>
+          <w:tcPr>
+            <w:tcW w:w="2253" w:type="dxa"/>
           </w:tcPr>
           <w:p>
             <w:r>
@@ -5293,7 +5290,7 @@
         </w:tc>
         <w:tc>
           <w:tcPr>
-            <w:tcW w:w="3921" w:type="dxa"/>
+            <w:tcW w:w="4790" w:type="dxa"/>
           </w:tcPr>
           <w:p>
             <w:r>
@@ -5308,14 +5305,14 @@
         </w:trPr>
         <w:tc>
           <w:tcPr>
-            <w:tcW w:w="2727" w:type="dxa"/>
-            <w:vMerge/>
-          </w:tcPr>
-          <w:p/>
-        </w:tc>
-        <w:tc>
-          <w:tcPr>
-            <w:tcW w:w="2702" w:type="dxa"/>
+            <w:tcW w:w="2307" w:type="dxa"/>
+            <w:vMerge/>
+          </w:tcPr>
+          <w:p/>
+        </w:tc>
+        <w:tc>
+          <w:tcPr>
+            <w:tcW w:w="2253" w:type="dxa"/>
           </w:tcPr>
           <w:p>
             <w:r>
@@ -5325,7 +5322,7 @@
         </w:tc>
         <w:tc>
           <w:tcPr>
-            <w:tcW w:w="3921" w:type="dxa"/>
+            <w:tcW w:w="4790" w:type="dxa"/>
           </w:tcPr>
           <w:p>
             <w:r>
@@ -5340,7 +5337,7 @@
         </w:trPr>
         <w:tc>
           <w:tcPr>
-            <w:tcW w:w="2727" w:type="dxa"/>
+            <w:tcW w:w="2307" w:type="dxa"/>
             <w:vMerge w:val="restart"/>
           </w:tcPr>
           <w:p>
@@ -5351,7 +5348,7 @@
         </w:tc>
         <w:tc>
           <w:tcPr>
-            <w:tcW w:w="2702" w:type="dxa"/>
+            <w:tcW w:w="2253" w:type="dxa"/>
           </w:tcPr>
           <w:p>
             <w:r>
@@ -5361,7 +5358,7 @@
         </w:tc>
         <w:tc>
           <w:tcPr>
-            <w:tcW w:w="3921" w:type="dxa"/>
+            <w:tcW w:w="4790" w:type="dxa"/>
           </w:tcPr>
           <w:p>
             <w:r>
@@ -5376,14 +5373,14 @@
         </w:trPr>
         <w:tc>
           <w:tcPr>
-            <w:tcW w:w="2727" w:type="dxa"/>
-            <w:vMerge/>
-          </w:tcPr>
-          <w:p/>
-        </w:tc>
-        <w:tc>
-          <w:tcPr>
-            <w:tcW w:w="2702" w:type="dxa"/>
+            <w:tcW w:w="2307" w:type="dxa"/>
+            <w:vMerge/>
+          </w:tcPr>
+          <w:p/>
+        </w:tc>
+        <w:tc>
+          <w:tcPr>
+            <w:tcW w:w="2253" w:type="dxa"/>
           </w:tcPr>
           <w:p>
             <w:r>
@@ -5393,7 +5390,7 @@
         </w:tc>
         <w:tc>
           <w:tcPr>
-            <w:tcW w:w="3921" w:type="dxa"/>
+            <w:tcW w:w="4790" w:type="dxa"/>
           </w:tcPr>
           <w:p>
             <w:r>
@@ -5405,7 +5402,7 @@
       <w:tr>
         <w:tc>
           <w:tcPr>
-            <w:tcW w:w="2727" w:type="dxa"/>
+            <w:tcW w:w="2307" w:type="dxa"/>
           </w:tcPr>
           <w:p>
             <w:r>
@@ -5415,7 +5412,7 @@
         </w:tc>
         <w:tc>
           <w:tcPr>
-            <w:tcW w:w="6623" w:type="dxa"/>
+            <w:tcW w:w="7043" w:type="dxa"/>
             <w:gridSpan w:val="2"/>
           </w:tcPr>
           <w:p>
@@ -5431,7 +5428,7 @@
         </w:trPr>
         <w:tc>
           <w:tcPr>
-            <w:tcW w:w="2727" w:type="dxa"/>
+            <w:tcW w:w="2307" w:type="dxa"/>
             <w:vMerge w:val="restart"/>
           </w:tcPr>
           <w:p>
@@ -5442,7 +5439,7 @@
         </w:tc>
         <w:tc>
           <w:tcPr>
-            <w:tcW w:w="2702" w:type="dxa"/>
+            <w:tcW w:w="2253" w:type="dxa"/>
           </w:tcPr>
           <w:p>
             <w:r>
@@ -5452,7 +5449,7 @@
         </w:tc>
         <w:tc>
           <w:tcPr>
-            <w:tcW w:w="3921" w:type="dxa"/>
+            <w:tcW w:w="4790" w:type="dxa"/>
           </w:tcPr>
           <w:p>
             <w:r>
@@ -5470,14 +5467,14 @@
         </w:trPr>
         <w:tc>
           <w:tcPr>
-            <w:tcW w:w="2727" w:type="dxa"/>
-            <w:vMerge/>
-          </w:tcPr>
-          <w:p/>
-        </w:tc>
-        <w:tc>
-          <w:tcPr>
-            <w:tcW w:w="2702" w:type="dxa"/>
+            <w:tcW w:w="2307" w:type="dxa"/>
+            <w:vMerge/>
+          </w:tcPr>
+          <w:p/>
+        </w:tc>
+        <w:tc>
+          <w:tcPr>
+            <w:tcW w:w="2253" w:type="dxa"/>
           </w:tcPr>
           <w:p>
             <w:r>
@@ -5487,7 +5484,7 @@
         </w:tc>
         <w:tc>
           <w:tcPr>
-            <w:tcW w:w="3921" w:type="dxa"/>
+            <w:tcW w:w="4790" w:type="dxa"/>
           </w:tcPr>
           <w:p>
             <w:r>
@@ -5502,14 +5499,14 @@
         </w:trPr>
         <w:tc>
           <w:tcPr>
-            <w:tcW w:w="2727" w:type="dxa"/>
-            <w:vMerge/>
-          </w:tcPr>
-          <w:p/>
-        </w:tc>
-        <w:tc>
-          <w:tcPr>
-            <w:tcW w:w="2702" w:type="dxa"/>
+            <w:tcW w:w="2307" w:type="dxa"/>
+            <w:vMerge/>
+          </w:tcPr>
+          <w:p/>
+        </w:tc>
+        <w:tc>
+          <w:tcPr>
+            <w:tcW w:w="2253" w:type="dxa"/>
           </w:tcPr>
           <w:p>
             <w:r>
@@ -5519,7 +5516,7 @@
         </w:tc>
         <w:tc>
           <w:tcPr>
-            <w:tcW w:w="3921" w:type="dxa"/>
+            <w:tcW w:w="4790" w:type="dxa"/>
           </w:tcPr>
           <w:p>
             <w:r>
@@ -5534,14 +5531,14 @@
         </w:trPr>
         <w:tc>
           <w:tcPr>
-            <w:tcW w:w="2727" w:type="dxa"/>
-            <w:vMerge/>
-          </w:tcPr>
-          <w:p/>
-        </w:tc>
-        <w:tc>
-          <w:tcPr>
-            <w:tcW w:w="2702" w:type="dxa"/>
+            <w:tcW w:w="2307" w:type="dxa"/>
+            <w:vMerge/>
+          </w:tcPr>
+          <w:p/>
+        </w:tc>
+        <w:tc>
+          <w:tcPr>
+            <w:tcW w:w="2253" w:type="dxa"/>
           </w:tcPr>
           <w:p>
             <w:r>
@@ -5551,7 +5548,7 @@
         </w:tc>
         <w:tc>
           <w:tcPr>
-            <w:tcW w:w="3921" w:type="dxa"/>
+            <w:tcW w:w="4790" w:type="dxa"/>
           </w:tcPr>
           <w:p>
             <w:r>
@@ -5566,14 +5563,14 @@
         </w:trPr>
         <w:tc>
           <w:tcPr>
-            <w:tcW w:w="2727" w:type="dxa"/>
-            <w:vMerge/>
-          </w:tcPr>
-          <w:p/>
-        </w:tc>
-        <w:tc>
-          <w:tcPr>
-            <w:tcW w:w="2702" w:type="dxa"/>
+            <w:tcW w:w="2307" w:type="dxa"/>
+            <w:vMerge/>
+          </w:tcPr>
+          <w:p/>
+        </w:tc>
+        <w:tc>
+          <w:tcPr>
+            <w:tcW w:w="2253" w:type="dxa"/>
           </w:tcPr>
           <w:p>
             <w:r>
@@ -5583,7 +5580,7 @@
         </w:tc>
         <w:tc>
           <w:tcPr>
-            <w:tcW w:w="3921" w:type="dxa"/>
+            <w:tcW w:w="4790" w:type="dxa"/>
           </w:tcPr>
           <w:p>
             <w:r>
@@ -5607,7 +5604,7 @@
         </w:trPr>
         <w:tc>
           <w:tcPr>
-            <w:tcW w:w="2727" w:type="dxa"/>
+            <w:tcW w:w="2307" w:type="dxa"/>
             <w:vMerge w:val="restart"/>
           </w:tcPr>
           <w:p>
@@ -5618,7 +5615,7 @@
         </w:tc>
         <w:tc>
           <w:tcPr>
-            <w:tcW w:w="2702" w:type="dxa"/>
+            <w:tcW w:w="2253" w:type="dxa"/>
           </w:tcPr>
           <w:p>
             <w:r>
@@ -5628,7 +5625,7 @@
         </w:tc>
         <w:tc>
           <w:tcPr>
-            <w:tcW w:w="3921" w:type="dxa"/>
+            <w:tcW w:w="4790" w:type="dxa"/>
           </w:tcPr>
           <w:p>
             <w:r>
@@ -5643,14 +5640,14 @@
         </w:trPr>
         <w:tc>
           <w:tcPr>
-            <w:tcW w:w="2727" w:type="dxa"/>
-            <w:vMerge/>
-          </w:tcPr>
-          <w:p/>
-        </w:tc>
-        <w:tc>
-          <w:tcPr>
-            <w:tcW w:w="2702" w:type="dxa"/>
+            <w:tcW w:w="2307" w:type="dxa"/>
+            <w:vMerge/>
+          </w:tcPr>
+          <w:p/>
+        </w:tc>
+        <w:tc>
+          <w:tcPr>
+            <w:tcW w:w="2253" w:type="dxa"/>
           </w:tcPr>
           <w:p>
             <w:r>
@@ -5660,7 +5657,7 @@
         </w:tc>
         <w:tc>
           <w:tcPr>
-            <w:tcW w:w="3921" w:type="dxa"/>
+            <w:tcW w:w="4790" w:type="dxa"/>
           </w:tcPr>
           <w:p>
             <w:hyperlink r:id="rId14" w:history="1">
@@ -5683,7 +5680,7 @@
         </w:trPr>
         <w:tc>
           <w:tcPr>
-            <w:tcW w:w="2727" w:type="dxa"/>
+            <w:tcW w:w="2307" w:type="dxa"/>
             <w:vMerge w:val="restart"/>
           </w:tcPr>
           <w:p>
@@ -5694,7 +5691,7 @@
         </w:tc>
         <w:tc>
           <w:tcPr>
-            <w:tcW w:w="2702" w:type="dxa"/>
+            <w:tcW w:w="2253" w:type="dxa"/>
           </w:tcPr>
           <w:p>
             <w:r>
@@ -5704,7 +5701,7 @@
         </w:tc>
         <w:tc>
           <w:tcPr>
-            <w:tcW w:w="3921" w:type="dxa"/>
+            <w:tcW w:w="4790" w:type="dxa"/>
           </w:tcPr>
           <w:p>
             <w:r>
@@ -5719,14 +5716,14 @@
         </w:trPr>
         <w:tc>
           <w:tcPr>
-            <w:tcW w:w="2727" w:type="dxa"/>
-            <w:vMerge/>
-          </w:tcPr>
-          <w:p/>
-        </w:tc>
-        <w:tc>
-          <w:tcPr>
-            <w:tcW w:w="2702" w:type="dxa"/>
+            <w:tcW w:w="2307" w:type="dxa"/>
+            <w:vMerge/>
+          </w:tcPr>
+          <w:p/>
+        </w:tc>
+        <w:tc>
+          <w:tcPr>
+            <w:tcW w:w="2253" w:type="dxa"/>
           </w:tcPr>
           <w:p>
             <w:r>
@@ -5736,7 +5733,7 @@
         </w:tc>
         <w:tc>
           <w:tcPr>
-            <w:tcW w:w="3921" w:type="dxa"/>
+            <w:tcW w:w="4790" w:type="dxa"/>
           </w:tcPr>
           <w:p>
             <w:r>
@@ -5751,14 +5748,14 @@
         </w:trPr>
         <w:tc>
           <w:tcPr>
-            <w:tcW w:w="2727" w:type="dxa"/>
-            <w:vMerge/>
-          </w:tcPr>
-          <w:p/>
-        </w:tc>
-        <w:tc>
-          <w:tcPr>
-            <w:tcW w:w="2702" w:type="dxa"/>
+            <w:tcW w:w="2307" w:type="dxa"/>
+            <w:vMerge/>
+          </w:tcPr>
+          <w:p/>
+        </w:tc>
+        <w:tc>
+          <w:tcPr>
+            <w:tcW w:w="2253" w:type="dxa"/>
           </w:tcPr>
           <w:p>
             <w:r>
@@ -5768,7 +5765,7 @@
         </w:tc>
         <w:tc>
           <w:tcPr>
-            <w:tcW w:w="3921" w:type="dxa"/>
+            <w:tcW w:w="4790" w:type="dxa"/>
           </w:tcPr>
           <w:p>
             <w:r>
@@ -5783,7 +5780,7 @@
         </w:trPr>
         <w:tc>
           <w:tcPr>
-            <w:tcW w:w="2727" w:type="dxa"/>
+            <w:tcW w:w="2307" w:type="dxa"/>
             <w:vMerge w:val="restart"/>
           </w:tcPr>
           <w:p>
@@ -5794,7 +5791,7 @@
         </w:tc>
         <w:tc>
           <w:tcPr>
-            <w:tcW w:w="2702" w:type="dxa"/>
+            <w:tcW w:w="2253" w:type="dxa"/>
           </w:tcPr>
           <w:p>
             <w:r>
@@ -5804,7 +5801,7 @@
         </w:tc>
         <w:tc>
           <w:tcPr>
-            <w:tcW w:w="3921" w:type="dxa"/>
+            <w:tcW w:w="4790" w:type="dxa"/>
           </w:tcPr>
           <w:p>
             <w:pPr>
@@ -5853,14 +5850,14 @@
         </w:trPr>
         <w:tc>
           <w:tcPr>
-            <w:tcW w:w="2727" w:type="dxa"/>
-            <w:vMerge/>
-          </w:tcPr>
-          <w:p/>
-        </w:tc>
-        <w:tc>
-          <w:tcPr>
-            <w:tcW w:w="2702" w:type="dxa"/>
+            <w:tcW w:w="2307" w:type="dxa"/>
+            <w:vMerge/>
+          </w:tcPr>
+          <w:p/>
+        </w:tc>
+        <w:tc>
+          <w:tcPr>
+            <w:tcW w:w="2253" w:type="dxa"/>
           </w:tcPr>
           <w:p>
             <w:r>
@@ -5870,7 +5867,7 @@
         </w:tc>
         <w:tc>
           <w:tcPr>
-            <w:tcW w:w="3921" w:type="dxa"/>
+            <w:tcW w:w="4790" w:type="dxa"/>
           </w:tcPr>
           <w:p>
             <w:r>
@@ -5885,14 +5882,14 @@
         </w:trPr>
         <w:tc>
           <w:tcPr>
-            <w:tcW w:w="2727" w:type="dxa"/>
-            <w:vMerge/>
-          </w:tcPr>
-          <w:p/>
-        </w:tc>
-        <w:tc>
-          <w:tcPr>
-            <w:tcW w:w="2702" w:type="dxa"/>
+            <w:tcW w:w="2307" w:type="dxa"/>
+            <w:vMerge/>
+          </w:tcPr>
+          <w:p/>
+        </w:tc>
+        <w:tc>
+          <w:tcPr>
+            <w:tcW w:w="2253" w:type="dxa"/>
           </w:tcPr>
           <w:p>
             <w:r>
@@ -5902,7 +5899,7 @@
         </w:tc>
         <w:tc>
           <w:tcPr>
-            <w:tcW w:w="3921" w:type="dxa"/>
+            <w:tcW w:w="4790" w:type="dxa"/>
           </w:tcPr>
           <w:p>
             <w:r>
@@ -5917,7 +5914,7 @@
         </w:trPr>
         <w:tc>
           <w:tcPr>
-            <w:tcW w:w="2727" w:type="dxa"/>
+            <w:tcW w:w="2307" w:type="dxa"/>
             <w:vMerge w:val="restart"/>
           </w:tcPr>
           <w:p>
@@ -5928,7 +5925,7 @@
         </w:tc>
         <w:tc>
           <w:tcPr>
-            <w:tcW w:w="2702" w:type="dxa"/>
+            <w:tcW w:w="2253" w:type="dxa"/>
           </w:tcPr>
           <w:p>
             <w:r>
@@ -5938,7 +5935,7 @@
         </w:tc>
         <w:tc>
           <w:tcPr>
-            <w:tcW w:w="3921" w:type="dxa"/>
+            <w:tcW w:w="4790" w:type="dxa"/>
           </w:tcPr>
           <w:p>
             <w:r>
@@ -5953,14 +5950,14 @@
         </w:trPr>
         <w:tc>
           <w:tcPr>
-            <w:tcW w:w="2727" w:type="dxa"/>
-            <w:vMerge/>
-          </w:tcPr>
-          <w:p/>
-        </w:tc>
-        <w:tc>
-          <w:tcPr>
-            <w:tcW w:w="2702" w:type="dxa"/>
+            <w:tcW w:w="2307" w:type="dxa"/>
+            <w:vMerge/>
+          </w:tcPr>
+          <w:p/>
+        </w:tc>
+        <w:tc>
+          <w:tcPr>
+            <w:tcW w:w="2253" w:type="dxa"/>
           </w:tcPr>
           <w:p>
             <w:r>
@@ -5970,7 +5967,7 @@
         </w:tc>
         <w:tc>
           <w:tcPr>
-            <w:tcW w:w="3921" w:type="dxa"/>
+            <w:tcW w:w="4790" w:type="dxa"/>
           </w:tcPr>
           <w:p>
             <w:r>
@@ -5982,7 +5979,7 @@
       <w:tr>
         <w:tc>
           <w:tcPr>
-            <w:tcW w:w="2727" w:type="dxa"/>
+            <w:tcW w:w="2307" w:type="dxa"/>
           </w:tcPr>
           <w:p>
             <w:r>
@@ -5992,7 +5989,7 @@
         </w:tc>
         <w:tc>
           <w:tcPr>
-            <w:tcW w:w="6623" w:type="dxa"/>
+            <w:tcW w:w="7043" w:type="dxa"/>
             <w:gridSpan w:val="2"/>
           </w:tcPr>
           <w:p>
@@ -6008,7 +6005,7 @@
         </w:trPr>
         <w:tc>
           <w:tcPr>
-            <w:tcW w:w="2727" w:type="dxa"/>
+            <w:tcW w:w="2307" w:type="dxa"/>
             <w:vMerge w:val="restart"/>
           </w:tcPr>
           <w:p>
@@ -6020,7 +6017,7 @@
         </w:tc>
         <w:tc>
           <w:tcPr>
-            <w:tcW w:w="2702" w:type="dxa"/>
+            <w:tcW w:w="2253" w:type="dxa"/>
           </w:tcPr>
           <w:p>
             <w:r>
@@ -6030,7 +6027,7 @@
         </w:tc>
         <w:tc>
           <w:tcPr>
-            <w:tcW w:w="3921" w:type="dxa"/>
+            <w:tcW w:w="4790" w:type="dxa"/>
           </w:tcPr>
           <w:p>
             <w:r>
@@ -6048,14 +6045,14 @@
         </w:trPr>
         <w:tc>
           <w:tcPr>
-            <w:tcW w:w="2727" w:type="dxa"/>
-            <w:vMerge/>
-          </w:tcPr>
-          <w:p/>
-        </w:tc>
-        <w:tc>
-          <w:tcPr>
-            <w:tcW w:w="2702" w:type="dxa"/>
+            <w:tcW w:w="2307" w:type="dxa"/>
+            <w:vMerge/>
+          </w:tcPr>
+          <w:p/>
+        </w:tc>
+        <w:tc>
+          <w:tcPr>
+            <w:tcW w:w="2253" w:type="dxa"/>
           </w:tcPr>
           <w:p>
             <w:r>
@@ -6065,7 +6062,7 @@
         </w:tc>
         <w:tc>
           <w:tcPr>
-            <w:tcW w:w="3921" w:type="dxa"/>
+            <w:tcW w:w="4790" w:type="dxa"/>
           </w:tcPr>
           <w:p>
             <w:r>
@@ -6080,14 +6077,14 @@
         </w:trPr>
         <w:tc>
           <w:tcPr>
-            <w:tcW w:w="2727" w:type="dxa"/>
-            <w:vMerge/>
-          </w:tcPr>
-          <w:p/>
-        </w:tc>
-        <w:tc>
-          <w:tcPr>
-            <w:tcW w:w="2702" w:type="dxa"/>
+            <w:tcW w:w="2307" w:type="dxa"/>
+            <w:vMerge/>
+          </w:tcPr>
+          <w:p/>
+        </w:tc>
+        <w:tc>
+          <w:tcPr>
+            <w:tcW w:w="2253" w:type="dxa"/>
           </w:tcPr>
           <w:p>
             <w:r>
@@ -6097,7 +6094,7 @@
         </w:tc>
         <w:tc>
           <w:tcPr>
-            <w:tcW w:w="3921" w:type="dxa"/>
+            <w:tcW w:w="4790" w:type="dxa"/>
           </w:tcPr>
           <w:p>
             <w:r>
@@ -6112,14 +6109,14 @@
         </w:trPr>
         <w:tc>
           <w:tcPr>
-            <w:tcW w:w="2727" w:type="dxa"/>
-            <w:vMerge/>
-          </w:tcPr>
-          <w:p/>
-        </w:tc>
-        <w:tc>
-          <w:tcPr>
-            <w:tcW w:w="2702" w:type="dxa"/>
+            <w:tcW w:w="2307" w:type="dxa"/>
+            <w:vMerge/>
+          </w:tcPr>
+          <w:p/>
+        </w:tc>
+        <w:tc>
+          <w:tcPr>
+            <w:tcW w:w="2253" w:type="dxa"/>
           </w:tcPr>
           <w:p>
             <w:r>
@@ -6129,7 +6126,7 @@
         </w:tc>
         <w:tc>
           <w:tcPr>
-            <w:tcW w:w="3921" w:type="dxa"/>
+            <w:tcW w:w="4790" w:type="dxa"/>
           </w:tcPr>
           <w:p>
             <w:r>
@@ -6144,14 +6141,14 @@
         </w:trPr>
         <w:tc>
           <w:tcPr>
-            <w:tcW w:w="2727" w:type="dxa"/>
-            <w:vMerge/>
-          </w:tcPr>
-          <w:p/>
-        </w:tc>
-        <w:tc>
-          <w:tcPr>
-            <w:tcW w:w="2702" w:type="dxa"/>
+            <w:tcW w:w="2307" w:type="dxa"/>
+            <w:vMerge/>
+          </w:tcPr>
+          <w:p/>
+        </w:tc>
+        <w:tc>
+          <w:tcPr>
+            <w:tcW w:w="2253" w:type="dxa"/>
           </w:tcPr>
           <w:p>
             <w:r>
@@ -6161,7 +6158,7 @@
         </w:tc>
         <w:tc>
           <w:tcPr>
-            <w:tcW w:w="3921" w:type="dxa"/>
+            <w:tcW w:w="4790" w:type="dxa"/>
           </w:tcPr>
           <w:p>
             <w:r>
@@ -6185,7 +6182,7 @@
         </w:trPr>
         <w:tc>
           <w:tcPr>
-            <w:tcW w:w="2727" w:type="dxa"/>
+            <w:tcW w:w="2307" w:type="dxa"/>
             <w:vMerge w:val="restart"/>
           </w:tcPr>
           <w:p>
@@ -6196,7 +6193,7 @@
         </w:tc>
         <w:tc>
           <w:tcPr>
-            <w:tcW w:w="2702" w:type="dxa"/>
+            <w:tcW w:w="2253" w:type="dxa"/>
           </w:tcPr>
           <w:p>
             <w:r>
@@ -6206,7 +6203,7 @@
         </w:tc>
         <w:tc>
           <w:tcPr>
-            <w:tcW w:w="3921" w:type="dxa"/>
+            <w:tcW w:w="4790" w:type="dxa"/>
           </w:tcPr>
           <w:p>
             <w:r>
@@ -6221,14 +6218,14 @@
         </w:trPr>
         <w:tc>
           <w:tcPr>
-            <w:tcW w:w="2727" w:type="dxa"/>
-            <w:vMerge/>
-          </w:tcPr>
-          <w:p/>
-        </w:tc>
-        <w:tc>
-          <w:tcPr>
-            <w:tcW w:w="2702" w:type="dxa"/>
+            <w:tcW w:w="2307" w:type="dxa"/>
+            <w:vMerge/>
+          </w:tcPr>
+          <w:p/>
+        </w:tc>
+        <w:tc>
+          <w:tcPr>
+            <w:tcW w:w="2253" w:type="dxa"/>
           </w:tcPr>
           <w:p>
             <w:r>
@@ -6238,7 +6235,7 @@
         </w:tc>
         <w:tc>
           <w:tcPr>
-            <w:tcW w:w="3921" w:type="dxa"/>
+            <w:tcW w:w="4790" w:type="dxa"/>
           </w:tcPr>
           <w:p>
             <w:hyperlink r:id="rId15" w:history="1">
@@ -6261,7 +6258,7 @@
         </w:trPr>
         <w:tc>
           <w:tcPr>
-            <w:tcW w:w="2727" w:type="dxa"/>
+            <w:tcW w:w="2307" w:type="dxa"/>
             <w:vMerge w:val="restart"/>
           </w:tcPr>
           <w:p>
@@ -6272,7 +6269,7 @@
         </w:tc>
         <w:tc>
           <w:tcPr>
-            <w:tcW w:w="2702" w:type="dxa"/>
+            <w:tcW w:w="2253" w:type="dxa"/>
           </w:tcPr>
           <w:p>
             <w:r>
@@ -6282,7 +6279,7 @@
         </w:tc>
         <w:tc>
           <w:tcPr>
-            <w:tcW w:w="3921" w:type="dxa"/>
+            <w:tcW w:w="4790" w:type="dxa"/>
           </w:tcPr>
           <w:p>
             <w:r>
@@ -6297,14 +6294,14 @@
         </w:trPr>
         <w:tc>
           <w:tcPr>
-            <w:tcW w:w="2727" w:type="dxa"/>
-            <w:vMerge/>
-          </w:tcPr>
-          <w:p/>
-        </w:tc>
-        <w:tc>
-          <w:tcPr>
-            <w:tcW w:w="2702" w:type="dxa"/>
+            <w:tcW w:w="2307" w:type="dxa"/>
+            <w:vMerge/>
+          </w:tcPr>
+          <w:p/>
+        </w:tc>
+        <w:tc>
+          <w:tcPr>
+            <w:tcW w:w="2253" w:type="dxa"/>
           </w:tcPr>
           <w:p>
             <w:r>
@@ -6314,7 +6311,7 @@
         </w:tc>
         <w:tc>
           <w:tcPr>
-            <w:tcW w:w="3921" w:type="dxa"/>
+            <w:tcW w:w="4790" w:type="dxa"/>
           </w:tcPr>
           <w:p>
             <w:r>
@@ -6329,14 +6326,14 @@
         </w:trPr>
         <w:tc>
           <w:tcPr>
-            <w:tcW w:w="2727" w:type="dxa"/>
-            <w:vMerge/>
-          </w:tcPr>
-          <w:p/>
-        </w:tc>
-        <w:tc>
-          <w:tcPr>
-            <w:tcW w:w="2702" w:type="dxa"/>
+            <w:tcW w:w="2307" w:type="dxa"/>
+            <w:vMerge/>
+          </w:tcPr>
+          <w:p/>
+        </w:tc>
+        <w:tc>
+          <w:tcPr>
+            <w:tcW w:w="2253" w:type="dxa"/>
           </w:tcPr>
           <w:p>
             <w:r>
@@ -6346,7 +6343,7 @@
         </w:tc>
         <w:tc>
           <w:tcPr>
-            <w:tcW w:w="3921" w:type="dxa"/>
+            <w:tcW w:w="4790" w:type="dxa"/>
           </w:tcPr>
           <w:p>
             <w:r>
@@ -6361,7 +6358,7 @@
         </w:trPr>
         <w:tc>
           <w:tcPr>
-            <w:tcW w:w="2727" w:type="dxa"/>
+            <w:tcW w:w="2307" w:type="dxa"/>
             <w:vMerge w:val="restart"/>
           </w:tcPr>
           <w:p>
@@ -6372,7 +6369,7 @@
         </w:tc>
         <w:tc>
           <w:tcPr>
-            <w:tcW w:w="2702" w:type="dxa"/>
+            <w:tcW w:w="2253" w:type="dxa"/>
           </w:tcPr>
           <w:p>
             <w:r>
@@ -6382,7 +6379,7 @@
         </w:tc>
         <w:tc>
           <w:tcPr>
-            <w:tcW w:w="3921" w:type="dxa"/>
+            <w:tcW w:w="4790" w:type="dxa"/>
           </w:tcPr>
           <w:p>
             <w:pPr>
@@ -6418,14 +6415,14 @@
         </w:trPr>
         <w:tc>
           <w:tcPr>
-            <w:tcW w:w="2727" w:type="dxa"/>
-            <w:vMerge/>
-          </w:tcPr>
-          <w:p/>
-        </w:tc>
-        <w:tc>
-          <w:tcPr>
-            <w:tcW w:w="2702" w:type="dxa"/>
+            <w:tcW w:w="2307" w:type="dxa"/>
+            <w:vMerge/>
+          </w:tcPr>
+          <w:p/>
+        </w:tc>
+        <w:tc>
+          <w:tcPr>
+            <w:tcW w:w="2253" w:type="dxa"/>
           </w:tcPr>
           <w:p>
             <w:r>
@@ -6435,7 +6432,7 @@
         </w:tc>
         <w:tc>
           <w:tcPr>
-            <w:tcW w:w="3921" w:type="dxa"/>
+            <w:tcW w:w="4790" w:type="dxa"/>
           </w:tcPr>
           <w:p>
             <w:r>
@@ -6451,14 +6448,14 @@
         </w:trPr>
         <w:tc>
           <w:tcPr>
-            <w:tcW w:w="2727" w:type="dxa"/>
-            <w:vMerge/>
-          </w:tcPr>
-          <w:p/>
-        </w:tc>
-        <w:tc>
-          <w:tcPr>
-            <w:tcW w:w="2702" w:type="dxa"/>
+            <w:tcW w:w="2307" w:type="dxa"/>
+            <w:vMerge/>
+          </w:tcPr>
+          <w:p/>
+        </w:tc>
+        <w:tc>
+          <w:tcPr>
+            <w:tcW w:w="2253" w:type="dxa"/>
           </w:tcPr>
           <w:p>
             <w:r>
@@ -6468,7 +6465,7 @@
         </w:tc>
         <w:tc>
           <w:tcPr>
-            <w:tcW w:w="3921" w:type="dxa"/>
+            <w:tcW w:w="4790" w:type="dxa"/>
           </w:tcPr>
           <w:p>
             <w:r>
@@ -6484,7 +6481,7 @@
         </w:trPr>
         <w:tc>
           <w:tcPr>
-            <w:tcW w:w="2727" w:type="dxa"/>
+            <w:tcW w:w="2307" w:type="dxa"/>
             <w:vMerge w:val="restart"/>
           </w:tcPr>
           <w:p>
@@ -6495,7 +6492,7 @@
         </w:tc>
         <w:tc>
           <w:tcPr>
-            <w:tcW w:w="2702" w:type="dxa"/>
+            <w:tcW w:w="2253" w:type="dxa"/>
           </w:tcPr>
           <w:p>
             <w:r>
@@ -6505,7 +6502,7 @@
         </w:tc>
         <w:tc>
           <w:tcPr>
-            <w:tcW w:w="3921" w:type="dxa"/>
+            <w:tcW w:w="4790" w:type="dxa"/>
           </w:tcPr>
           <w:p>
             <w:r>
@@ -6520,14 +6517,14 @@
         </w:trPr>
         <w:tc>
           <w:tcPr>
-            <w:tcW w:w="2727" w:type="dxa"/>
-            <w:vMerge/>
-          </w:tcPr>
-          <w:p/>
-        </w:tc>
-        <w:tc>
-          <w:tcPr>
-            <w:tcW w:w="2702" w:type="dxa"/>
+            <w:tcW w:w="2307" w:type="dxa"/>
+            <w:vMerge/>
+          </w:tcPr>
+          <w:p/>
+        </w:tc>
+        <w:tc>
+          <w:tcPr>
+            <w:tcW w:w="2253" w:type="dxa"/>
           </w:tcPr>
           <w:p>
             <w:r>
@@ -6537,7 +6534,7 @@
         </w:tc>
         <w:tc>
           <w:tcPr>
-            <w:tcW w:w="3921" w:type="dxa"/>
+            <w:tcW w:w="4790" w:type="dxa"/>
           </w:tcPr>
           <w:p>
             <w:r>
@@ -6549,7 +6546,7 @@
       <w:tr>
         <w:tc>
           <w:tcPr>
-            <w:tcW w:w="2727" w:type="dxa"/>
+            <w:tcW w:w="2307" w:type="dxa"/>
           </w:tcPr>
           <w:p>
             <w:r>
@@ -6559,7 +6556,7 @@
         </w:tc>
         <w:tc>
           <w:tcPr>
-            <w:tcW w:w="6623" w:type="dxa"/>
+            <w:tcW w:w="7043" w:type="dxa"/>
             <w:gridSpan w:val="2"/>
           </w:tcPr>
           <w:p>
@@ -6575,7 +6572,7 @@
         </w:trPr>
         <w:tc>
           <w:tcPr>
-            <w:tcW w:w="2727" w:type="dxa"/>
+            <w:tcW w:w="2307" w:type="dxa"/>
             <w:vMerge w:val="restart"/>
           </w:tcPr>
           <w:p>
@@ -6586,7 +6583,7 @@
         </w:tc>
         <w:tc>
           <w:tcPr>
-            <w:tcW w:w="2702" w:type="dxa"/>
+            <w:tcW w:w="2253" w:type="dxa"/>
           </w:tcPr>
           <w:p>
             <w:r>
@@ -6596,7 +6593,7 @@
         </w:tc>
         <w:tc>
           <w:tcPr>
-            <w:tcW w:w="3921" w:type="dxa"/>
+            <w:tcW w:w="4790" w:type="dxa"/>
           </w:tcPr>
           <w:p>
             <w:r>
@@ -6614,14 +6611,14 @@
         </w:trPr>
         <w:tc>
           <w:tcPr>
-            <w:tcW w:w="2727" w:type="dxa"/>
-            <w:vMerge/>
-          </w:tcPr>
-          <w:p/>
-        </w:tc>
-        <w:tc>
-          <w:tcPr>
-            <w:tcW w:w="2702" w:type="dxa"/>
+            <w:tcW w:w="2307" w:type="dxa"/>
+            <w:vMerge/>
+          </w:tcPr>
+          <w:p/>
+        </w:tc>
+        <w:tc>
+          <w:tcPr>
+            <w:tcW w:w="2253" w:type="dxa"/>
           </w:tcPr>
           <w:p>
             <w:r>
@@ -6631,7 +6628,7 @@
         </w:tc>
         <w:tc>
           <w:tcPr>
-            <w:tcW w:w="3921" w:type="dxa"/>
+            <w:tcW w:w="4790" w:type="dxa"/>
           </w:tcPr>
           <w:p>
             <w:r>
@@ -6646,14 +6643,14 @@
         </w:trPr>
         <w:tc>
           <w:tcPr>
-            <w:tcW w:w="2727" w:type="dxa"/>
-            <w:vMerge/>
-          </w:tcPr>
-          <w:p/>
-        </w:tc>
-        <w:tc>
-          <w:tcPr>
-            <w:tcW w:w="2702" w:type="dxa"/>
+            <w:tcW w:w="2307" w:type="dxa"/>
+            <w:vMerge/>
+          </w:tcPr>
+          <w:p/>
+        </w:tc>
+        <w:tc>
+          <w:tcPr>
+            <w:tcW w:w="2253" w:type="dxa"/>
           </w:tcPr>
           <w:p>
             <w:r>
@@ -6663,7 +6660,7 @@
         </w:tc>
         <w:tc>
           <w:tcPr>
-            <w:tcW w:w="3921" w:type="dxa"/>
+            <w:tcW w:w="4790" w:type="dxa"/>
           </w:tcPr>
           <w:p>
             <w:r>
@@ -6678,14 +6675,14 @@
         </w:trPr>
         <w:tc>
           <w:tcPr>
-            <w:tcW w:w="2727" w:type="dxa"/>
-            <w:vMerge/>
-          </w:tcPr>
-          <w:p/>
-        </w:tc>
-        <w:tc>
-          <w:tcPr>
-            <w:tcW w:w="2702" w:type="dxa"/>
+            <w:tcW w:w="2307" w:type="dxa"/>
+            <w:vMerge/>
+          </w:tcPr>
+          <w:p/>
+        </w:tc>
+        <w:tc>
+          <w:tcPr>
+            <w:tcW w:w="2253" w:type="dxa"/>
           </w:tcPr>
           <w:p>
             <w:r>
@@ -6695,7 +6692,7 @@
         </w:tc>
         <w:tc>
           <w:tcPr>
-            <w:tcW w:w="3921" w:type="dxa"/>
+            <w:tcW w:w="4790" w:type="dxa"/>
           </w:tcPr>
           <w:p>
             <w:r>
@@ -6710,14 +6707,14 @@
         </w:trPr>
         <w:tc>
           <w:tcPr>
-            <w:tcW w:w="2727" w:type="dxa"/>
-            <w:vMerge/>
-          </w:tcPr>
-          <w:p/>
-        </w:tc>
-        <w:tc>
-          <w:tcPr>
-            <w:tcW w:w="2702" w:type="dxa"/>
+            <w:tcW w:w="2307" w:type="dxa"/>
+            <w:vMerge/>
+          </w:tcPr>
+          <w:p/>
+        </w:tc>
+        <w:tc>
+          <w:tcPr>
+            <w:tcW w:w="2253" w:type="dxa"/>
           </w:tcPr>
           <w:p>
             <w:r>
@@ -6727,7 +6724,7 @@
         </w:tc>
         <w:tc>
           <w:tcPr>
-            <w:tcW w:w="3921" w:type="dxa"/>
+            <w:tcW w:w="4790" w:type="dxa"/>
           </w:tcPr>
           <w:p>
             <w:r>
@@ -6742,7 +6739,7 @@
         </w:trPr>
         <w:tc>
           <w:tcPr>
-            <w:tcW w:w="2727" w:type="dxa"/>
+            <w:tcW w:w="2307" w:type="dxa"/>
             <w:vMerge w:val="restart"/>
           </w:tcPr>
           <w:p>
@@ -6753,7 +6750,7 @@
         </w:tc>
         <w:tc>
           <w:tcPr>
-            <w:tcW w:w="2702" w:type="dxa"/>
+            <w:tcW w:w="2253" w:type="dxa"/>
           </w:tcPr>
           <w:p>
             <w:r>
@@ -6763,7 +6760,7 @@
         </w:tc>
         <w:tc>
           <w:tcPr>
-            <w:tcW w:w="3921" w:type="dxa"/>
+            <w:tcW w:w="4790" w:type="dxa"/>
           </w:tcPr>
           <w:p>
             <w:r>
@@ -6778,14 +6775,14 @@
         </w:trPr>
         <w:tc>
           <w:tcPr>
-            <w:tcW w:w="2727" w:type="dxa"/>
-            <w:vMerge/>
-          </w:tcPr>
-          <w:p/>
-        </w:tc>
-        <w:tc>
-          <w:tcPr>
-            <w:tcW w:w="2702" w:type="dxa"/>
+            <w:tcW w:w="2307" w:type="dxa"/>
+            <w:vMerge/>
+          </w:tcPr>
+          <w:p/>
+        </w:tc>
+        <w:tc>
+          <w:tcPr>
+            <w:tcW w:w="2253" w:type="dxa"/>
           </w:tcPr>
           <w:p>
             <w:r>
@@ -6795,7 +6792,7 @@
         </w:tc>
         <w:tc>
           <w:tcPr>
-            <w:tcW w:w="3921" w:type="dxa"/>
+            <w:tcW w:w="4790" w:type="dxa"/>
           </w:tcPr>
           <w:p>
             <w:hyperlink r:id="rId16" w:history="1">
@@ -6818,7 +6815,7 @@
         </w:trPr>
         <w:tc>
           <w:tcPr>
-            <w:tcW w:w="2727" w:type="dxa"/>
+            <w:tcW w:w="2307" w:type="dxa"/>
             <w:vMerge w:val="restart"/>
           </w:tcPr>
           <w:p>
@@ -6829,7 +6826,7 @@
         </w:tc>
         <w:tc>
           <w:tcPr>
-            <w:tcW w:w="2702" w:type="dxa"/>
+            <w:tcW w:w="2253" w:type="dxa"/>
           </w:tcPr>
           <w:p>
             <w:r>
@@ -6839,7 +6836,7 @@
         </w:tc>
         <w:tc>
           <w:tcPr>
-            <w:tcW w:w="3921" w:type="dxa"/>
+            <w:tcW w:w="4790" w:type="dxa"/>
           </w:tcPr>
           <w:p>
             <w:r>
@@ -6854,14 +6851,14 @@
         </w:trPr>
         <w:tc>
           <w:tcPr>
-            <w:tcW w:w="2727" w:type="dxa"/>
-            <w:vMerge/>
-          </w:tcPr>
-          <w:p/>
-        </w:tc>
-        <w:tc>
-          <w:tcPr>
-            <w:tcW w:w="2702" w:type="dxa"/>
+            <w:tcW w:w="2307" w:type="dxa"/>
+            <w:vMerge/>
+          </w:tcPr>
+          <w:p/>
+        </w:tc>
+        <w:tc>
+          <w:tcPr>
+            <w:tcW w:w="2253" w:type="dxa"/>
           </w:tcPr>
           <w:p>
             <w:r>
@@ -6871,7 +6868,7 @@
         </w:tc>
         <w:tc>
           <w:tcPr>
-            <w:tcW w:w="3921" w:type="dxa"/>
+            <w:tcW w:w="4790" w:type="dxa"/>
           </w:tcPr>
           <w:p>
             <w:r>
@@ -6886,14 +6883,14 @@
         </w:trPr>
         <w:tc>
           <w:tcPr>
-            <w:tcW w:w="2727" w:type="dxa"/>
-            <w:vMerge/>
-          </w:tcPr>
-          <w:p/>
-        </w:tc>
-        <w:tc>
-          <w:tcPr>
-            <w:tcW w:w="2702" w:type="dxa"/>
+            <w:tcW w:w="2307" w:type="dxa"/>
+            <w:vMerge/>
+          </w:tcPr>
+          <w:p/>
+        </w:tc>
+        <w:tc>
+          <w:tcPr>
+            <w:tcW w:w="2253" w:type="dxa"/>
           </w:tcPr>
           <w:p>
             <w:r>
@@ -6903,7 +6900,7 @@
         </w:tc>
         <w:tc>
           <w:tcPr>
-            <w:tcW w:w="3921" w:type="dxa"/>
+            <w:tcW w:w="4790" w:type="dxa"/>
           </w:tcPr>
           <w:p>
             <w:r>
@@ -6918,7 +6915,7 @@
         </w:trPr>
         <w:tc>
           <w:tcPr>
-            <w:tcW w:w="2727" w:type="dxa"/>
+            <w:tcW w:w="2307" w:type="dxa"/>
             <w:vMerge w:val="restart"/>
           </w:tcPr>
           <w:p>
@@ -6929,7 +6926,7 @@
         </w:tc>
         <w:tc>
           <w:tcPr>
-            <w:tcW w:w="2702" w:type="dxa"/>
+            <w:tcW w:w="2253" w:type="dxa"/>
           </w:tcPr>
           <w:p>
             <w:r>
@@ -6939,7 +6936,7 @@
         </w:tc>
         <w:tc>
           <w:tcPr>
-            <w:tcW w:w="3921" w:type="dxa"/>
+            <w:tcW w:w="4790" w:type="dxa"/>
           </w:tcPr>
           <w:p>
             <w:pPr>
@@ -6975,14 +6972,14 @@
         </w:trPr>
         <w:tc>
           <w:tcPr>
-            <w:tcW w:w="2727" w:type="dxa"/>
-            <w:vMerge/>
-          </w:tcPr>
-          <w:p/>
-        </w:tc>
-        <w:tc>
-          <w:tcPr>
-            <w:tcW w:w="2702" w:type="dxa"/>
+            <w:tcW w:w="2307" w:type="dxa"/>
+            <w:vMerge/>
+          </w:tcPr>
+          <w:p/>
+        </w:tc>
+        <w:tc>
+          <w:tcPr>
+            <w:tcW w:w="2253" w:type="dxa"/>
           </w:tcPr>
           <w:p>
             <w:r>
@@ -6992,7 +6989,7 @@
         </w:tc>
         <w:tc>
           <w:tcPr>
-            <w:tcW w:w="3921" w:type="dxa"/>
+            <w:tcW w:w="4790" w:type="dxa"/>
           </w:tcPr>
           <w:p>
             <w:r>
@@ -7007,14 +7004,14 @@
         </w:trPr>
         <w:tc>
           <w:tcPr>
-            <w:tcW w:w="2727" w:type="dxa"/>
-            <w:vMerge/>
-          </w:tcPr>
-          <w:p/>
-        </w:tc>
-        <w:tc>
-          <w:tcPr>
-            <w:tcW w:w="2702" w:type="dxa"/>
+            <w:tcW w:w="2307" w:type="dxa"/>
+            <w:vMerge/>
+          </w:tcPr>
+          <w:p/>
+        </w:tc>
+        <w:tc>
+          <w:tcPr>
+            <w:tcW w:w="2253" w:type="dxa"/>
           </w:tcPr>
           <w:p>
             <w:r>
@@ -7024,7 +7021,7 @@
         </w:tc>
         <w:tc>
           <w:tcPr>
-            <w:tcW w:w="3921" w:type="dxa"/>
+            <w:tcW w:w="4790" w:type="dxa"/>
           </w:tcPr>
           <w:p>
             <w:r>
@@ -7039,7 +7036,7 @@
         </w:trPr>
         <w:tc>
           <w:tcPr>
-            <w:tcW w:w="2727" w:type="dxa"/>
+            <w:tcW w:w="2307" w:type="dxa"/>
             <w:vMerge w:val="restart"/>
           </w:tcPr>
           <w:p>
@@ -7051,7 +7048,7 @@
         </w:tc>
         <w:tc>
           <w:tcPr>
-            <w:tcW w:w="2702" w:type="dxa"/>
+            <w:tcW w:w="2253" w:type="dxa"/>
           </w:tcPr>
           <w:p>
             <w:r>
@@ -7061,7 +7058,7 @@
         </w:tc>
         <w:tc>
           <w:tcPr>
-            <w:tcW w:w="3921" w:type="dxa"/>
+            <w:tcW w:w="4790" w:type="dxa"/>
           </w:tcPr>
           <w:p>
             <w:r>
@@ -7079,14 +7076,14 @@
         </w:trPr>
         <w:tc>
           <w:tcPr>
-            <w:tcW w:w="2727" w:type="dxa"/>
-            <w:vMerge/>
-          </w:tcPr>
-          <w:p/>
-        </w:tc>
-        <w:tc>
-          <w:tcPr>
-            <w:tcW w:w="2702" w:type="dxa"/>
+            <w:tcW w:w="2307" w:type="dxa"/>
+            <w:vMerge/>
+          </w:tcPr>
+          <w:p/>
+        </w:tc>
+        <w:tc>
+          <w:tcPr>
+            <w:tcW w:w="2253" w:type="dxa"/>
           </w:tcPr>
           <w:p>
             <w:r>
@@ -7096,7 +7093,7 @@
         </w:tc>
         <w:tc>
           <w:tcPr>
-            <w:tcW w:w="3921" w:type="dxa"/>
+            <w:tcW w:w="4790" w:type="dxa"/>
           </w:tcPr>
           <w:p>
             <w:r>
@@ -7111,7 +7108,7 @@
       <w:tr>
         <w:tc>
           <w:tcPr>
-            <w:tcW w:w="2727" w:type="dxa"/>
+            <w:tcW w:w="2307" w:type="dxa"/>
           </w:tcPr>
           <w:p>
             <w:r>
@@ -7121,7 +7118,7 @@
         </w:tc>
         <w:tc>
           <w:tcPr>
-            <w:tcW w:w="6623" w:type="dxa"/>
+            <w:tcW w:w="7043" w:type="dxa"/>
             <w:gridSpan w:val="2"/>
           </w:tcPr>
           <w:p>
@@ -7137,7 +7134,7 @@
         </w:trPr>
         <w:tc>
           <w:tcPr>
-            <w:tcW w:w="2727" w:type="dxa"/>
+            <w:tcW w:w="2307" w:type="dxa"/>
             <w:vMerge w:val="restart"/>
           </w:tcPr>
           <w:p>
@@ -7148,7 +7145,7 @@
         </w:tc>
         <w:tc>
           <w:tcPr>
-            <w:tcW w:w="2702" w:type="dxa"/>
+            <w:tcW w:w="2253" w:type="dxa"/>
           </w:tcPr>
           <w:p>
             <w:r>
@@ -7158,7 +7155,7 @@
         </w:tc>
         <w:tc>
           <w:tcPr>
-            <w:tcW w:w="3921" w:type="dxa"/>
+            <w:tcW w:w="4790" w:type="dxa"/>
           </w:tcPr>
           <w:p>
             <w:r>
@@ -7176,14 +7173,14 @@
         </w:trPr>
         <w:tc>
           <w:tcPr>
-            <w:tcW w:w="2727" w:type="dxa"/>
-            <w:vMerge/>
-          </w:tcPr>
-          <w:p/>
-        </w:tc>
-        <w:tc>
-          <w:tcPr>
-            <w:tcW w:w="2702" w:type="dxa"/>
+            <w:tcW w:w="2307" w:type="dxa"/>
+            <w:vMerge/>
+          </w:tcPr>
+          <w:p/>
+        </w:tc>
+        <w:tc>
+          <w:tcPr>
+            <w:tcW w:w="2253" w:type="dxa"/>
           </w:tcPr>
           <w:p>
             <w:r>
@@ -7193,7 +7190,7 @@
         </w:tc>
         <w:tc>
           <w:tcPr>
-            <w:tcW w:w="3921" w:type="dxa"/>
+            <w:tcW w:w="4790" w:type="dxa"/>
           </w:tcPr>
           <w:p>
             <w:r>
@@ -7208,14 +7205,14 @@
         </w:trPr>
         <w:tc>
           <w:tcPr>
-            <w:tcW w:w="2727" w:type="dxa"/>
-            <w:vMerge/>
-          </w:tcPr>
-          <w:p/>
-        </w:tc>
-        <w:tc>
-          <w:tcPr>
-            <w:tcW w:w="2702" w:type="dxa"/>
+            <w:tcW w:w="2307" w:type="dxa"/>
+            <w:vMerge/>
+          </w:tcPr>
+          <w:p/>
+        </w:tc>
+        <w:tc>
+          <w:tcPr>
+            <w:tcW w:w="2253" w:type="dxa"/>
           </w:tcPr>
           <w:p>
             <w:r>
@@ -7225,7 +7222,7 @@
         </w:tc>
         <w:tc>
           <w:tcPr>
-            <w:tcW w:w="3921" w:type="dxa"/>
+            <w:tcW w:w="4790" w:type="dxa"/>
           </w:tcPr>
           <w:p>
             <w:r>
@@ -7240,14 +7237,14 @@
         </w:trPr>
         <w:tc>
           <w:tcPr>
-            <w:tcW w:w="2727" w:type="dxa"/>
-            <w:vMerge/>
-          </w:tcPr>
-          <w:p/>
-        </w:tc>
-        <w:tc>
-          <w:tcPr>
-            <w:tcW w:w="2702" w:type="dxa"/>
+            <w:tcW w:w="2307" w:type="dxa"/>
+            <w:vMerge/>
+          </w:tcPr>
+          <w:p/>
+        </w:tc>
+        <w:tc>
+          <w:tcPr>
+            <w:tcW w:w="2253" w:type="dxa"/>
           </w:tcPr>
           <w:p>
             <w:r>
@@ -7257,7 +7254,7 @@
         </w:tc>
         <w:tc>
           <w:tcPr>
-            <w:tcW w:w="3921" w:type="dxa"/>
+            <w:tcW w:w="4790" w:type="dxa"/>
           </w:tcPr>
           <w:p>
             <w:r>
@@ -7272,14 +7269,14 @@
         </w:trPr>
         <w:tc>
           <w:tcPr>
-            <w:tcW w:w="2727" w:type="dxa"/>
-            <w:vMerge/>
-          </w:tcPr>
-          <w:p/>
-        </w:tc>
-        <w:tc>
-          <w:tcPr>
-            <w:tcW w:w="2702" w:type="dxa"/>
+            <w:tcW w:w="2307" w:type="dxa"/>
+            <w:vMerge/>
+          </w:tcPr>
+          <w:p/>
+        </w:tc>
+        <w:tc>
+          <w:tcPr>
+            <w:tcW w:w="2253" w:type="dxa"/>
           </w:tcPr>
           <w:p>
             <w:r>
@@ -7289,7 +7286,7 @@
         </w:tc>
         <w:tc>
           <w:tcPr>
-            <w:tcW w:w="3921" w:type="dxa"/>
+            <w:tcW w:w="4790" w:type="dxa"/>
           </w:tcPr>
           <w:p>
             <w:r>
@@ -7304,7 +7301,7 @@
         </w:trPr>
         <w:tc>
           <w:tcPr>
-            <w:tcW w:w="2727" w:type="dxa"/>
+            <w:tcW w:w="2307" w:type="dxa"/>
             <w:vMerge w:val="restart"/>
           </w:tcPr>
           <w:p>
@@ -7315,7 +7312,7 @@
         </w:tc>
         <w:tc>
           <w:tcPr>
-            <w:tcW w:w="2702" w:type="dxa"/>
+            <w:tcW w:w="2253" w:type="dxa"/>
           </w:tcPr>
           <w:p>
             <w:r>
@@ -7325,7 +7322,7 @@
         </w:tc>
         <w:tc>
           <w:tcPr>
-            <w:tcW w:w="3921" w:type="dxa"/>
+            <w:tcW w:w="4790" w:type="dxa"/>
           </w:tcPr>
           <w:p>
             <w:r>
@@ -7340,14 +7337,14 @@
         </w:trPr>
         <w:tc>
           <w:tcPr>
-            <w:tcW w:w="2727" w:type="dxa"/>
-            <w:vMerge/>
-          </w:tcPr>
-          <w:p/>
-        </w:tc>
-        <w:tc>
-          <w:tcPr>
-            <w:tcW w:w="2702" w:type="dxa"/>
+            <w:tcW w:w="2307" w:type="dxa"/>
+            <w:vMerge/>
+          </w:tcPr>
+          <w:p/>
+        </w:tc>
+        <w:tc>
+          <w:tcPr>
+            <w:tcW w:w="2253" w:type="dxa"/>
           </w:tcPr>
           <w:p>
             <w:r>
@@ -7357,7 +7354,7 @@
         </w:tc>
         <w:tc>
           <w:tcPr>
-            <w:tcW w:w="3921" w:type="dxa"/>
+            <w:tcW w:w="4790" w:type="dxa"/>
           </w:tcPr>
           <w:p>
             <w:hyperlink r:id="rId17" w:history="1">
@@ -7380,7 +7377,7 @@
         </w:trPr>
         <w:tc>
           <w:tcPr>
-            <w:tcW w:w="2727" w:type="dxa"/>
+            <w:tcW w:w="2307" w:type="dxa"/>
             <w:vMerge w:val="restart"/>
           </w:tcPr>
           <w:p>
@@ -7391,7 +7388,7 @@
         </w:tc>
         <w:tc>
           <w:tcPr>
-            <w:tcW w:w="2702" w:type="dxa"/>
+            <w:tcW w:w="2253" w:type="dxa"/>
           </w:tcPr>
           <w:p>
             <w:r>
@@ -7401,7 +7398,7 @@
         </w:tc>
         <w:tc>
           <w:tcPr>
-            <w:tcW w:w="3921" w:type="dxa"/>
+            <w:tcW w:w="4790" w:type="dxa"/>
           </w:tcPr>
           <w:p>
             <w:r>
@@ -7416,14 +7413,14 @@
         </w:trPr>
         <w:tc>
           <w:tcPr>
-            <w:tcW w:w="2727" w:type="dxa"/>
-            <w:vMerge/>
-          </w:tcPr>
-          <w:p/>
-        </w:tc>
-        <w:tc>
-          <w:tcPr>
-            <w:tcW w:w="2702" w:type="dxa"/>
+            <w:tcW w:w="2307" w:type="dxa"/>
+            <w:vMerge/>
+          </w:tcPr>
+          <w:p/>
+        </w:tc>
+        <w:tc>
+          <w:tcPr>
+            <w:tcW w:w="2253" w:type="dxa"/>
           </w:tcPr>
           <w:p>
             <w:r>
@@ -7433,7 +7430,7 @@
         </w:tc>
         <w:tc>
           <w:tcPr>
-            <w:tcW w:w="3921" w:type="dxa"/>
+            <w:tcW w:w="4790" w:type="dxa"/>
           </w:tcPr>
           <w:p>
             <w:r>
@@ -7448,14 +7445,14 @@
         </w:trPr>
         <w:tc>
           <w:tcPr>
-            <w:tcW w:w="2727" w:type="dxa"/>
-            <w:vMerge/>
-          </w:tcPr>
-          <w:p/>
-        </w:tc>
-        <w:tc>
-          <w:tcPr>
-            <w:tcW w:w="2702" w:type="dxa"/>
+            <w:tcW w:w="2307" w:type="dxa"/>
+            <w:vMerge/>
+          </w:tcPr>
+          <w:p/>
+        </w:tc>
+        <w:tc>
+          <w:tcPr>
+            <w:tcW w:w="2253" w:type="dxa"/>
           </w:tcPr>
           <w:p>
             <w:r>
@@ -7465,7 +7462,7 @@
         </w:tc>
         <w:tc>
           <w:tcPr>
-            <w:tcW w:w="3921" w:type="dxa"/>
+            <w:tcW w:w="4790" w:type="dxa"/>
           </w:tcPr>
           <w:p>
             <w:r>
@@ -7480,7 +7477,7 @@
         </w:trPr>
         <w:tc>
           <w:tcPr>
-            <w:tcW w:w="2727" w:type="dxa"/>
+            <w:tcW w:w="2307" w:type="dxa"/>
             <w:vMerge w:val="restart"/>
           </w:tcPr>
           <w:p>
@@ -7491,7 +7488,7 @@
         </w:tc>
         <w:tc>
           <w:tcPr>
-            <w:tcW w:w="2702" w:type="dxa"/>
+            <w:tcW w:w="2253" w:type="dxa"/>
           </w:tcPr>
           <w:p>
             <w:r>
@@ -7501,7 +7498,7 @@
         </w:tc>
         <w:tc>
           <w:tcPr>
-            <w:tcW w:w="3921" w:type="dxa"/>
+            <w:tcW w:w="4790" w:type="dxa"/>
           </w:tcPr>
           <w:p>
             <w:pPr>
@@ -7524,14 +7521,14 @@
         </w:trPr>
         <w:tc>
           <w:tcPr>
-            <w:tcW w:w="2727" w:type="dxa"/>
-            <w:vMerge/>
-          </w:tcPr>
-          <w:p/>
-        </w:tc>
-        <w:tc>
-          <w:tcPr>
-            <w:tcW w:w="2702" w:type="dxa"/>
+            <w:tcW w:w="2307" w:type="dxa"/>
+            <w:vMerge/>
+          </w:tcPr>
+          <w:p/>
+        </w:tc>
+        <w:tc>
+          <w:tcPr>
+            <w:tcW w:w="2253" w:type="dxa"/>
           </w:tcPr>
           <w:p>
             <w:r>
@@ -7541,7 +7538,7 @@
         </w:tc>
         <w:tc>
           <w:tcPr>
-            <w:tcW w:w="3921" w:type="dxa"/>
+            <w:tcW w:w="4790" w:type="dxa"/>
           </w:tcPr>
           <w:p>
             <w:r>
@@ -7557,14 +7554,14 @@
         </w:trPr>
         <w:tc>
           <w:tcPr>
-            <w:tcW w:w="2727" w:type="dxa"/>
-            <w:vMerge/>
-          </w:tcPr>
-          <w:p/>
-        </w:tc>
-        <w:tc>
-          <w:tcPr>
-            <w:tcW w:w="2702" w:type="dxa"/>
+            <w:tcW w:w="2307" w:type="dxa"/>
+            <w:vMerge/>
+          </w:tcPr>
+          <w:p/>
+        </w:tc>
+        <w:tc>
+          <w:tcPr>
+            <w:tcW w:w="2253" w:type="dxa"/>
           </w:tcPr>
           <w:p>
             <w:r>
@@ -7574,7 +7571,7 @@
         </w:tc>
         <w:tc>
           <w:tcPr>
-            <w:tcW w:w="3921" w:type="dxa"/>
+            <w:tcW w:w="4790" w:type="dxa"/>
           </w:tcPr>
           <w:p>
             <w:r>
@@ -7590,7 +7587,7 @@
         </w:trPr>
         <w:tc>
           <w:tcPr>
-            <w:tcW w:w="2727" w:type="dxa"/>
+            <w:tcW w:w="2307" w:type="dxa"/>
             <w:vMerge w:val="restart"/>
           </w:tcPr>
           <w:p>
@@ -7601,7 +7598,7 @@
         </w:tc>
         <w:tc>
           <w:tcPr>
-            <w:tcW w:w="2702" w:type="dxa"/>
+            <w:tcW w:w="2253" w:type="dxa"/>
           </w:tcPr>
           <w:p>
             <w:r>
@@ -7611,7 +7608,7 @@
         </w:tc>
         <w:tc>
           <w:tcPr>
-            <w:tcW w:w="3921" w:type="dxa"/>
+            <w:tcW w:w="4790" w:type="dxa"/>
           </w:tcPr>
           <w:p>
             <w:r>
@@ -7626,14 +7623,14 @@
         </w:trPr>
         <w:tc>
           <w:tcPr>
-            <w:tcW w:w="2727" w:type="dxa"/>
-            <w:vMerge/>
-          </w:tcPr>
-          <w:p/>
-        </w:tc>
-        <w:tc>
-          <w:tcPr>
-            <w:tcW w:w="2702" w:type="dxa"/>
+            <w:tcW w:w="2307" w:type="dxa"/>
+            <w:vMerge/>
+          </w:tcPr>
+          <w:p/>
+        </w:tc>
+        <w:tc>
+          <w:tcPr>
+            <w:tcW w:w="2253" w:type="dxa"/>
           </w:tcPr>
           <w:p>
             <w:r>
@@ -7643,7 +7640,7 @@
         </w:tc>
         <w:tc>
           <w:tcPr>
-            <w:tcW w:w="3921" w:type="dxa"/>
+            <w:tcW w:w="4790" w:type="dxa"/>
           </w:tcPr>
           <w:p>
             <w:r>
@@ -7655,7 +7652,7 @@
       <w:tr>
         <w:tc>
           <w:tcPr>
-            <w:tcW w:w="2727" w:type="dxa"/>
+            <w:tcW w:w="2307" w:type="dxa"/>
           </w:tcPr>
           <w:p>
             <w:r>
@@ -7665,7 +7662,7 @@
         </w:tc>
         <w:tc>
           <w:tcPr>
-            <w:tcW w:w="6623" w:type="dxa"/>
+            <w:tcW w:w="7043" w:type="dxa"/>
             <w:gridSpan w:val="2"/>
           </w:tcPr>
           <w:p>
@@ -7681,22 +7678,34 @@
         </w:trPr>
         <w:tc>
           <w:tcPr>
-            <w:tcW w:w="2727" w:type="dxa"/>
+            <w:tcW w:w="2307" w:type="dxa"/>
             <w:vMerge w:val="restart"/>
           </w:tcPr>
-          <w:p/>
-        </w:tc>
-        <w:tc>
-          <w:tcPr>
-            <w:tcW w:w="2702" w:type="dxa"/>
-          </w:tcPr>
-          <w:p/>
-        </w:tc>
-        <w:tc>
-          <w:tcPr>
-            <w:tcW w:w="3921" w:type="dxa"/>
-          </w:tcPr>
-          <w:p/>
+          <w:p>
+            <w:r>
+              <w:t>Bug ID</w:t>
+            </w:r>
+          </w:p>
+        </w:tc>
+        <w:tc>
+          <w:tcPr>
+            <w:tcW w:w="2253" w:type="dxa"/>
+          </w:tcPr>
+          <w:p>
+            <w:r>
+              <w:t>Bug Id Number:</w:t>
+            </w:r>
+          </w:p>
+        </w:tc>
+        <w:tc>
+          <w:tcPr>
+            <w:tcW w:w="4790" w:type="dxa"/>
+          </w:tcPr>
+          <w:p>
+            <w:r>
+              <w:t>BUG-014</w:t>
+            </w:r>
+          </w:p>
         </w:tc>
       </w:tr>
       <w:tr>
@@ -7705,22 +7714,33 @@
         </w:trPr>
         <w:tc>
           <w:tcPr>
-            <w:tcW w:w="2727" w:type="dxa"/>
-            <w:vMerge/>
-          </w:tcPr>
-          <w:p/>
-        </w:tc>
-        <w:tc>
-          <w:tcPr>
-            <w:tcW w:w="2702" w:type="dxa"/>
-          </w:tcPr>
-          <w:p/>
-        </w:tc>
-        <w:tc>
-          <w:tcPr>
-            <w:tcW w:w="3921" w:type="dxa"/>
-          </w:tcPr>
-          <w:p/>
+            <w:tcW w:w="2307" w:type="dxa"/>
+            <w:vMerge/>
+          </w:tcPr>
+          <w:p/>
+        </w:tc>
+        <w:tc>
+          <w:tcPr>
+            <w:tcW w:w="2253" w:type="dxa"/>
+          </w:tcPr>
+          <w:p>
+            <w:r>
+              <w:t>Bug Report:</w:t>
+            </w:r>
+          </w:p>
+        </w:tc>
+        <w:tc>
+          <w:tcPr>
+            <w:tcW w:w="4790" w:type="dxa"/>
+          </w:tcPr>
+          <w:p>
+            <w:r>
+              <w:t>Internal Server Error displayed during user action</w:t>
+            </w:r>
+            <w:r>
+              <w:t>.</w:t>
+            </w:r>
+          </w:p>
         </w:tc>
       </w:tr>
       <w:tr>
@@ -7729,22 +7749,30 @@
         </w:trPr>
         <w:tc>
           <w:tcPr>
-            <w:tcW w:w="2727" w:type="dxa"/>
-            <w:vMerge/>
-          </w:tcPr>
-          <w:p/>
-        </w:tc>
-        <w:tc>
-          <w:tcPr>
-            <w:tcW w:w="2702" w:type="dxa"/>
-          </w:tcPr>
-          <w:p/>
-        </w:tc>
-        <w:tc>
-          <w:tcPr>
-            <w:tcW w:w="3921" w:type="dxa"/>
-          </w:tcPr>
-          <w:p/>
+            <w:tcW w:w="2307" w:type="dxa"/>
+            <w:vMerge/>
+          </w:tcPr>
+          <w:p/>
+        </w:tc>
+        <w:tc>
+          <w:tcPr>
+            <w:tcW w:w="2253" w:type="dxa"/>
+          </w:tcPr>
+          <w:p>
+            <w:r>
+              <w:t>Reporter name:</w:t>
+            </w:r>
+          </w:p>
+        </w:tc>
+        <w:tc>
+          <w:tcPr>
+            <w:tcW w:w="4790" w:type="dxa"/>
+          </w:tcPr>
+          <w:p>
+            <w:r>
+              <w:t>Faiza Tasnim</w:t>
+            </w:r>
+          </w:p>
         </w:tc>
       </w:tr>
       <w:tr>
@@ -7753,22 +7781,30 @@
         </w:trPr>
         <w:tc>
           <w:tcPr>
-            <w:tcW w:w="2727" w:type="dxa"/>
-            <w:vMerge/>
-          </w:tcPr>
-          <w:p/>
-        </w:tc>
-        <w:tc>
-          <w:tcPr>
-            <w:tcW w:w="2702" w:type="dxa"/>
-          </w:tcPr>
-          <w:p/>
-        </w:tc>
-        <w:tc>
-          <w:tcPr>
-            <w:tcW w:w="3921" w:type="dxa"/>
-          </w:tcPr>
-          <w:p/>
+            <w:tcW w:w="2307" w:type="dxa"/>
+            <w:vMerge/>
+          </w:tcPr>
+          <w:p/>
+        </w:tc>
+        <w:tc>
+          <w:tcPr>
+            <w:tcW w:w="2253" w:type="dxa"/>
+          </w:tcPr>
+          <w:p>
+            <w:r>
+              <w:t>Assigned Developer:</w:t>
+            </w:r>
+          </w:p>
+        </w:tc>
+        <w:tc>
+          <w:tcPr>
+            <w:tcW w:w="4790" w:type="dxa"/>
+          </w:tcPr>
+          <w:p>
+            <w:r>
+              <w:t>N/A</w:t>
+            </w:r>
+          </w:p>
         </w:tc>
       </w:tr>
       <w:tr>
@@ -7777,22 +7813,36 @@
         </w:trPr>
         <w:tc>
           <w:tcPr>
-            <w:tcW w:w="2727" w:type="dxa"/>
-            <w:vMerge/>
-          </w:tcPr>
-          <w:p/>
-        </w:tc>
-        <w:tc>
-          <w:tcPr>
-            <w:tcW w:w="2702" w:type="dxa"/>
-          </w:tcPr>
-          <w:p/>
-        </w:tc>
-        <w:tc>
-          <w:tcPr>
-            <w:tcW w:w="3921" w:type="dxa"/>
-          </w:tcPr>
-          <w:p/>
+            <w:tcW w:w="2307" w:type="dxa"/>
+            <w:vMerge/>
+          </w:tcPr>
+          <w:p/>
+        </w:tc>
+        <w:tc>
+          <w:tcPr>
+            <w:tcW w:w="2253" w:type="dxa"/>
+          </w:tcPr>
+          <w:p>
+            <w:r>
+              <w:t>Submit date:</w:t>
+            </w:r>
+          </w:p>
+        </w:tc>
+        <w:tc>
+          <w:tcPr>
+            <w:tcW w:w="4790" w:type="dxa"/>
+          </w:tcPr>
+          <w:p>
+            <w:r>
+              <w:t>5/</w:t>
+            </w:r>
+            <w:r>
+              <w:t>13</w:t>
+            </w:r>
+            <w:r>
+              <w:t>/26</w:t>
+            </w:r>
+          </w:p>
         </w:tc>
       </w:tr>
       <w:tr>
@@ -7801,22 +7851,34 @@
         </w:trPr>
         <w:tc>
           <w:tcPr>
-            <w:tcW w:w="2727" w:type="dxa"/>
+            <w:tcW w:w="2307" w:type="dxa"/>
             <w:vMerge w:val="restart"/>
           </w:tcPr>
-          <w:p/>
-        </w:tc>
-        <w:tc>
-          <w:tcPr>
-            <w:tcW w:w="2702" w:type="dxa"/>
-          </w:tcPr>
-          <w:p/>
-        </w:tc>
-        <w:tc>
-          <w:tcPr>
-            <w:tcW w:w="3921" w:type="dxa"/>
-          </w:tcPr>
-          <w:p/>
+          <w:p>
+            <w:r>
+              <w:t>Bug Overview</w:t>
+            </w:r>
+          </w:p>
+        </w:tc>
+        <w:tc>
+          <w:tcPr>
+            <w:tcW w:w="2253" w:type="dxa"/>
+          </w:tcPr>
+          <w:p>
+            <w:r>
+              <w:t>Summary:</w:t>
+            </w:r>
+          </w:p>
+        </w:tc>
+        <w:tc>
+          <w:tcPr>
+            <w:tcW w:w="4790" w:type="dxa"/>
+          </w:tcPr>
+          <w:p>
+            <w:r>
+              <w:t>Application displays an internal server error page instead of processing the request successfully.</w:t>
+            </w:r>
+          </w:p>
         </w:tc>
       </w:tr>
       <w:tr>
@@ -7825,22 +7887,44 @@
         </w:trPr>
         <w:tc>
           <w:tcPr>
-            <w:tcW w:w="2727" w:type="dxa"/>
-            <w:vMerge/>
-          </w:tcPr>
-          <w:p/>
-        </w:tc>
-        <w:tc>
-          <w:tcPr>
-            <w:tcW w:w="2702" w:type="dxa"/>
-          </w:tcPr>
-          <w:p/>
-        </w:tc>
-        <w:tc>
-          <w:tcPr>
-            <w:tcW w:w="3921" w:type="dxa"/>
-          </w:tcPr>
-          <w:p/>
+            <w:tcW w:w="2307" w:type="dxa"/>
+            <w:vMerge/>
+          </w:tcPr>
+          <w:p/>
+        </w:tc>
+        <w:tc>
+          <w:tcPr>
+            <w:tcW w:w="2253" w:type="dxa"/>
+          </w:tcPr>
+          <w:p>
+            <w:r>
+              <w:t>URL:</w:t>
+            </w:r>
+          </w:p>
+        </w:tc>
+        <w:tc>
+          <w:tcPr>
+            <w:tcW w:w="4790" w:type="dxa"/>
+          </w:tcPr>
+          <w:p>
+            <w:hyperlink r:id="rId18" w:history="1">
+              <w:r>
+                <w:rPr>
+                  <w:rStyle w:val="Hyperlink"/>
+                </w:rPr>
+                <w:t>https://demowebshop.tricentis.com/</w:t>
+              </w:r>
+              <w:r>
+                <w:rPr>
+                  <w:rStyle w:val="Hyperlink"/>
+                </w:rPr>
+                <w:t>register</w:t>
+              </w:r>
+            </w:hyperlink>
+            <w:r>
+              <w:t xml:space="preserve"> </w:t>
+            </w:r>
+          </w:p>
         </w:tc>
       </w:tr>
       <w:tr>
@@ -7849,22 +7933,34 @@
         </w:trPr>
         <w:tc>
           <w:tcPr>
-            <w:tcW w:w="2727" w:type="dxa"/>
+            <w:tcW w:w="2307" w:type="dxa"/>
             <w:vMerge w:val="restart"/>
           </w:tcPr>
-          <w:p/>
-        </w:tc>
-        <w:tc>
-          <w:tcPr>
-            <w:tcW w:w="2702" w:type="dxa"/>
-          </w:tcPr>
-          <w:p/>
-        </w:tc>
-        <w:tc>
-          <w:tcPr>
-            <w:tcW w:w="3921" w:type="dxa"/>
-          </w:tcPr>
-          <w:p/>
+          <w:p>
+            <w:r>
+              <w:t>Environment</w:t>
+            </w:r>
+          </w:p>
+        </w:tc>
+        <w:tc>
+          <w:tcPr>
+            <w:tcW w:w="2253" w:type="dxa"/>
+          </w:tcPr>
+          <w:p>
+            <w:r>
+              <w:t>Platform:</w:t>
+            </w:r>
+          </w:p>
+        </w:tc>
+        <w:tc>
+          <w:tcPr>
+            <w:tcW w:w="4790" w:type="dxa"/>
+          </w:tcPr>
+          <w:p>
+            <w:r>
+              <w:t>Web Application</w:t>
+            </w:r>
+          </w:p>
         </w:tc>
       </w:tr>
       <w:tr>
@@ -7873,22 +7969,30 @@
         </w:trPr>
         <w:tc>
           <w:tcPr>
-            <w:tcW w:w="2727" w:type="dxa"/>
-            <w:vMerge/>
-          </w:tcPr>
-          <w:p/>
-        </w:tc>
-        <w:tc>
-          <w:tcPr>
-            <w:tcW w:w="2702" w:type="dxa"/>
-          </w:tcPr>
-          <w:p/>
-        </w:tc>
-        <w:tc>
-          <w:tcPr>
-            <w:tcW w:w="3921" w:type="dxa"/>
-          </w:tcPr>
-          <w:p/>
+            <w:tcW w:w="2307" w:type="dxa"/>
+            <w:vMerge/>
+          </w:tcPr>
+          <w:p/>
+        </w:tc>
+        <w:tc>
+          <w:tcPr>
+            <w:tcW w:w="2253" w:type="dxa"/>
+          </w:tcPr>
+          <w:p>
+            <w:r>
+              <w:t>Operating System:</w:t>
+            </w:r>
+          </w:p>
+        </w:tc>
+        <w:tc>
+          <w:tcPr>
+            <w:tcW w:w="4790" w:type="dxa"/>
+          </w:tcPr>
+          <w:p>
+            <w:r>
+              <w:t>Windows 11</w:t>
+            </w:r>
+          </w:p>
         </w:tc>
       </w:tr>
       <w:tr>
@@ -7897,22 +8001,30 @@
         </w:trPr>
         <w:tc>
           <w:tcPr>
-            <w:tcW w:w="2727" w:type="dxa"/>
-            <w:vMerge/>
-          </w:tcPr>
-          <w:p/>
-        </w:tc>
-        <w:tc>
-          <w:tcPr>
-            <w:tcW w:w="2702" w:type="dxa"/>
-          </w:tcPr>
-          <w:p/>
-        </w:tc>
-        <w:tc>
-          <w:tcPr>
-            <w:tcW w:w="3921" w:type="dxa"/>
-          </w:tcPr>
-          <w:p/>
+            <w:tcW w:w="2307" w:type="dxa"/>
+            <w:vMerge/>
+          </w:tcPr>
+          <w:p/>
+        </w:tc>
+        <w:tc>
+          <w:tcPr>
+            <w:tcW w:w="2253" w:type="dxa"/>
+          </w:tcPr>
+          <w:p>
+            <w:r>
+              <w:t>Browser:</w:t>
+            </w:r>
+          </w:p>
+        </w:tc>
+        <w:tc>
+          <w:tcPr>
+            <w:tcW w:w="4790" w:type="dxa"/>
+          </w:tcPr>
+          <w:p>
+            <w:r>
+              <w:t>Chrome</w:t>
+            </w:r>
+          </w:p>
         </w:tc>
       </w:tr>
       <w:tr>
@@ -7921,783 +8033,81 @@
         </w:trPr>
         <w:tc>
           <w:tcPr>
-            <w:tcW w:w="2727" w:type="dxa"/>
+            <w:tcW w:w="2307" w:type="dxa"/>
             <w:vMerge w:val="restart"/>
           </w:tcPr>
-          <w:p/>
-        </w:tc>
-        <w:tc>
-          <w:tcPr>
-            <w:tcW w:w="2702" w:type="dxa"/>
-          </w:tcPr>
-          <w:p/>
-        </w:tc>
-        <w:tc>
-          <w:tcPr>
-            <w:tcW w:w="3921" w:type="dxa"/>
+          <w:p>
+            <w:r>
+              <w:t>Bug Details</w:t>
+            </w:r>
+          </w:p>
+        </w:tc>
+        <w:tc>
+          <w:tcPr>
+            <w:tcW w:w="2253" w:type="dxa"/>
+          </w:tcPr>
+          <w:p>
+            <w:r>
+              <w:t>Steps to Reproduce:</w:t>
+            </w:r>
+          </w:p>
+        </w:tc>
+        <w:tc>
+          <w:tcPr>
+            <w:tcW w:w="4790" w:type="dxa"/>
           </w:tcPr>
           <w:p>
             <w:pPr>
+              <w:pStyle w:val="ListParagraph"/>
+              <w:numPr>
+                <w:ilvl w:val="0"/>
+                <w:numId w:val="27"/>
+              </w:numPr>
               <w:spacing w:after="200" w:line="276" w:lineRule="auto"/>
             </w:pPr>
-          </w:p>
-        </w:tc>
-      </w:tr>
-      <w:tr>
-        <w:trPr>
-          <w:trHeight w:val="324"/>
-        </w:trPr>
-        <w:tc>
-          <w:tcPr>
-            <w:tcW w:w="2727" w:type="dxa"/>
-            <w:vMerge/>
-          </w:tcPr>
-          <w:p/>
-        </w:tc>
-        <w:tc>
-          <w:tcPr>
-            <w:tcW w:w="2702" w:type="dxa"/>
-          </w:tcPr>
-          <w:p/>
-        </w:tc>
-        <w:tc>
-          <w:tcPr>
-            <w:tcW w:w="3921" w:type="dxa"/>
-          </w:tcPr>
-          <w:p/>
-        </w:tc>
-      </w:tr>
-      <w:tr>
-        <w:trPr>
-          <w:trHeight w:val="324"/>
-        </w:trPr>
-        <w:tc>
-          <w:tcPr>
-            <w:tcW w:w="2727" w:type="dxa"/>
-            <w:vMerge/>
-          </w:tcPr>
-          <w:p/>
-        </w:tc>
-        <w:tc>
-          <w:tcPr>
-            <w:tcW w:w="2702" w:type="dxa"/>
-          </w:tcPr>
-          <w:p/>
-        </w:tc>
-        <w:tc>
-          <w:tcPr>
-            <w:tcW w:w="3921" w:type="dxa"/>
-          </w:tcPr>
-          <w:p/>
-        </w:tc>
-      </w:tr>
-      <w:tr>
-        <w:trPr>
-          <w:trHeight w:val="327"/>
-        </w:trPr>
-        <w:tc>
-          <w:tcPr>
-            <w:tcW w:w="2727" w:type="dxa"/>
-            <w:vMerge w:val="restart"/>
-          </w:tcPr>
-          <w:p/>
-        </w:tc>
-        <w:tc>
-          <w:tcPr>
-            <w:tcW w:w="2702" w:type="dxa"/>
-          </w:tcPr>
-          <w:p/>
-        </w:tc>
-        <w:tc>
-          <w:tcPr>
-            <w:tcW w:w="3921" w:type="dxa"/>
-          </w:tcPr>
-          <w:p/>
-        </w:tc>
-      </w:tr>
-      <w:tr>
-        <w:trPr>
-          <w:trHeight w:val="326"/>
-        </w:trPr>
-        <w:tc>
-          <w:tcPr>
-            <w:tcW w:w="2727" w:type="dxa"/>
-            <w:vMerge/>
-          </w:tcPr>
-          <w:p/>
-        </w:tc>
-        <w:tc>
-          <w:tcPr>
-            <w:tcW w:w="2702" w:type="dxa"/>
-          </w:tcPr>
-          <w:p/>
-        </w:tc>
-        <w:tc>
-          <w:tcPr>
-            <w:tcW w:w="3921" w:type="dxa"/>
-          </w:tcPr>
-          <w:p/>
-        </w:tc>
-      </w:tr>
-      <w:tr>
-        <w:tc>
-          <w:tcPr>
-            <w:tcW w:w="2727" w:type="dxa"/>
-          </w:tcPr>
-          <w:p/>
-        </w:tc>
-        <w:tc>
-          <w:tcPr>
-            <w:tcW w:w="6623" w:type="dxa"/>
-            <w:gridSpan w:val="2"/>
-          </w:tcPr>
-          <w:p/>
-        </w:tc>
-      </w:tr>
-      <w:tr>
-        <w:trPr>
-          <w:trHeight w:val="327"/>
-        </w:trPr>
-        <w:tc>
-          <w:tcPr>
-            <w:tcW w:w="2727" w:type="dxa"/>
-            <w:vMerge w:val="restart"/>
-          </w:tcPr>
-          <w:p/>
-        </w:tc>
-        <w:tc>
-          <w:tcPr>
-            <w:tcW w:w="2702" w:type="dxa"/>
-          </w:tcPr>
-          <w:p/>
-        </w:tc>
-        <w:tc>
-          <w:tcPr>
-            <w:tcW w:w="3921" w:type="dxa"/>
-          </w:tcPr>
-          <w:p/>
-        </w:tc>
-      </w:tr>
-      <w:tr>
-        <w:trPr>
-          <w:trHeight w:val="325"/>
-        </w:trPr>
-        <w:tc>
-          <w:tcPr>
-            <w:tcW w:w="2727" w:type="dxa"/>
-            <w:vMerge/>
-          </w:tcPr>
-          <w:p/>
-        </w:tc>
-        <w:tc>
-          <w:tcPr>
-            <w:tcW w:w="2702" w:type="dxa"/>
-          </w:tcPr>
-          <w:p/>
-        </w:tc>
-        <w:tc>
-          <w:tcPr>
-            <w:tcW w:w="3921" w:type="dxa"/>
-          </w:tcPr>
-          <w:p/>
-        </w:tc>
-      </w:tr>
-      <w:tr>
-        <w:trPr>
-          <w:trHeight w:val="325"/>
-        </w:trPr>
-        <w:tc>
-          <w:tcPr>
-            <w:tcW w:w="2727" w:type="dxa"/>
-            <w:vMerge/>
-          </w:tcPr>
-          <w:p/>
-        </w:tc>
-        <w:tc>
-          <w:tcPr>
-            <w:tcW w:w="2702" w:type="dxa"/>
-          </w:tcPr>
-          <w:p/>
-        </w:tc>
-        <w:tc>
-          <w:tcPr>
-            <w:tcW w:w="3921" w:type="dxa"/>
-          </w:tcPr>
-          <w:p/>
-        </w:tc>
-      </w:tr>
-      <w:tr>
-        <w:trPr>
-          <w:trHeight w:val="325"/>
-        </w:trPr>
-        <w:tc>
-          <w:tcPr>
-            <w:tcW w:w="2727" w:type="dxa"/>
-            <w:vMerge/>
-          </w:tcPr>
-          <w:p/>
-        </w:tc>
-        <w:tc>
-          <w:tcPr>
-            <w:tcW w:w="2702" w:type="dxa"/>
-          </w:tcPr>
-          <w:p/>
-        </w:tc>
-        <w:tc>
-          <w:tcPr>
-            <w:tcW w:w="3921" w:type="dxa"/>
-          </w:tcPr>
-          <w:p/>
-        </w:tc>
-      </w:tr>
-      <w:tr>
-        <w:trPr>
-          <w:trHeight w:val="325"/>
-        </w:trPr>
-        <w:tc>
-          <w:tcPr>
-            <w:tcW w:w="2727" w:type="dxa"/>
-            <w:vMerge/>
-          </w:tcPr>
-          <w:p/>
-        </w:tc>
-        <w:tc>
-          <w:tcPr>
-            <w:tcW w:w="2702" w:type="dxa"/>
-          </w:tcPr>
-          <w:p/>
-        </w:tc>
-        <w:tc>
-          <w:tcPr>
-            <w:tcW w:w="3921" w:type="dxa"/>
-          </w:tcPr>
-          <w:p/>
-        </w:tc>
-      </w:tr>
-      <w:tr>
-        <w:trPr>
-          <w:trHeight w:val="327"/>
-        </w:trPr>
-        <w:tc>
-          <w:tcPr>
-            <w:tcW w:w="2727" w:type="dxa"/>
-            <w:vMerge w:val="restart"/>
-          </w:tcPr>
-          <w:p/>
-        </w:tc>
-        <w:tc>
-          <w:tcPr>
-            <w:tcW w:w="2702" w:type="dxa"/>
-          </w:tcPr>
-          <w:p/>
-        </w:tc>
-        <w:tc>
-          <w:tcPr>
-            <w:tcW w:w="3921" w:type="dxa"/>
-          </w:tcPr>
-          <w:p/>
-        </w:tc>
-      </w:tr>
-      <w:tr>
-        <w:trPr>
-          <w:trHeight w:val="326"/>
-        </w:trPr>
-        <w:tc>
-          <w:tcPr>
-            <w:tcW w:w="2727" w:type="dxa"/>
-            <w:vMerge/>
-          </w:tcPr>
-          <w:p/>
-        </w:tc>
-        <w:tc>
-          <w:tcPr>
-            <w:tcW w:w="2702" w:type="dxa"/>
-          </w:tcPr>
-          <w:p/>
-        </w:tc>
-        <w:tc>
-          <w:tcPr>
-            <w:tcW w:w="3921" w:type="dxa"/>
-          </w:tcPr>
-          <w:p/>
-        </w:tc>
-      </w:tr>
-      <w:tr>
-        <w:trPr>
-          <w:trHeight w:val="325"/>
-        </w:trPr>
-        <w:tc>
-          <w:tcPr>
-            <w:tcW w:w="2727" w:type="dxa"/>
-            <w:vMerge w:val="restart"/>
-          </w:tcPr>
-          <w:p/>
-        </w:tc>
-        <w:tc>
-          <w:tcPr>
-            <w:tcW w:w="2702" w:type="dxa"/>
-          </w:tcPr>
-          <w:p/>
-        </w:tc>
-        <w:tc>
-          <w:tcPr>
-            <w:tcW w:w="3921" w:type="dxa"/>
-          </w:tcPr>
-          <w:p/>
-        </w:tc>
-      </w:tr>
-      <w:tr>
-        <w:trPr>
-          <w:trHeight w:val="324"/>
-        </w:trPr>
-        <w:tc>
-          <w:tcPr>
-            <w:tcW w:w="2727" w:type="dxa"/>
-            <w:vMerge/>
-          </w:tcPr>
-          <w:p/>
-        </w:tc>
-        <w:tc>
-          <w:tcPr>
-            <w:tcW w:w="2702" w:type="dxa"/>
-          </w:tcPr>
-          <w:p/>
-        </w:tc>
-        <w:tc>
-          <w:tcPr>
-            <w:tcW w:w="3921" w:type="dxa"/>
-          </w:tcPr>
-          <w:p/>
-        </w:tc>
-      </w:tr>
-      <w:tr>
-        <w:trPr>
-          <w:trHeight w:val="324"/>
-        </w:trPr>
-        <w:tc>
-          <w:tcPr>
-            <w:tcW w:w="2727" w:type="dxa"/>
-            <w:vMerge/>
-          </w:tcPr>
-          <w:p/>
-        </w:tc>
-        <w:tc>
-          <w:tcPr>
-            <w:tcW w:w="2702" w:type="dxa"/>
-          </w:tcPr>
-          <w:p/>
-        </w:tc>
-        <w:tc>
-          <w:tcPr>
-            <w:tcW w:w="3921" w:type="dxa"/>
-          </w:tcPr>
-          <w:p/>
-        </w:tc>
-      </w:tr>
-      <w:tr>
-        <w:trPr>
-          <w:trHeight w:val="325"/>
-        </w:trPr>
-        <w:tc>
-          <w:tcPr>
-            <w:tcW w:w="2727" w:type="dxa"/>
-            <w:vMerge w:val="restart"/>
-          </w:tcPr>
-          <w:p/>
-        </w:tc>
-        <w:tc>
-          <w:tcPr>
-            <w:tcW w:w="2702" w:type="dxa"/>
-          </w:tcPr>
-          <w:p/>
-        </w:tc>
-        <w:tc>
-          <w:tcPr>
-            <w:tcW w:w="3921" w:type="dxa"/>
-          </w:tcPr>
+            <w:r>
+              <w:t xml:space="preserve">Open the website </w:t>
+            </w:r>
+          </w:p>
           <w:p>
             <w:pPr>
+              <w:pStyle w:val="ListParagraph"/>
+              <w:numPr>
+                <w:ilvl w:val="0"/>
+                <w:numId w:val="27"/>
+              </w:numPr>
               <w:spacing w:after="200" w:line="276" w:lineRule="auto"/>
             </w:pPr>
-          </w:p>
-        </w:tc>
-      </w:tr>
-      <w:tr>
-        <w:trPr>
-          <w:trHeight w:val="324"/>
-        </w:trPr>
-        <w:tc>
-          <w:tcPr>
-            <w:tcW w:w="2727" w:type="dxa"/>
-            <w:vMerge/>
-          </w:tcPr>
-          <w:p/>
-        </w:tc>
-        <w:tc>
-          <w:tcPr>
-            <w:tcW w:w="2702" w:type="dxa"/>
-          </w:tcPr>
-          <w:p/>
-        </w:tc>
-        <w:tc>
-          <w:tcPr>
-            <w:tcW w:w="3921" w:type="dxa"/>
-          </w:tcPr>
-          <w:p/>
-        </w:tc>
-      </w:tr>
-      <w:tr>
-        <w:trPr>
-          <w:trHeight w:val="324"/>
-        </w:trPr>
-        <w:tc>
-          <w:tcPr>
-            <w:tcW w:w="2727" w:type="dxa"/>
-            <w:vMerge/>
-          </w:tcPr>
-          <w:p/>
-        </w:tc>
-        <w:tc>
-          <w:tcPr>
-            <w:tcW w:w="2702" w:type="dxa"/>
-          </w:tcPr>
-          <w:p/>
-        </w:tc>
-        <w:tc>
-          <w:tcPr>
-            <w:tcW w:w="3921" w:type="dxa"/>
-          </w:tcPr>
-          <w:p/>
-        </w:tc>
-      </w:tr>
-      <w:tr>
-        <w:trPr>
-          <w:trHeight w:val="327"/>
-        </w:trPr>
-        <w:tc>
-          <w:tcPr>
-            <w:tcW w:w="2727" w:type="dxa"/>
-            <w:vMerge w:val="restart"/>
-          </w:tcPr>
-          <w:p/>
-        </w:tc>
-        <w:tc>
-          <w:tcPr>
-            <w:tcW w:w="2702" w:type="dxa"/>
-          </w:tcPr>
-          <w:p/>
-        </w:tc>
-        <w:tc>
-          <w:tcPr>
-            <w:tcW w:w="3921" w:type="dxa"/>
-          </w:tcPr>
-          <w:p/>
-        </w:tc>
-      </w:tr>
-      <w:tr>
-        <w:trPr>
-          <w:trHeight w:val="326"/>
-        </w:trPr>
-        <w:tc>
-          <w:tcPr>
-            <w:tcW w:w="2727" w:type="dxa"/>
-            <w:vMerge/>
-          </w:tcPr>
-          <w:p/>
-        </w:tc>
-        <w:tc>
-          <w:tcPr>
-            <w:tcW w:w="2702" w:type="dxa"/>
-          </w:tcPr>
-          <w:p/>
-        </w:tc>
-        <w:tc>
-          <w:tcPr>
-            <w:tcW w:w="3921" w:type="dxa"/>
-          </w:tcPr>
-          <w:p/>
-        </w:tc>
-      </w:tr>
-      <w:tr>
-        <w:tc>
-          <w:tcPr>
-            <w:tcW w:w="2727" w:type="dxa"/>
-          </w:tcPr>
-          <w:p/>
-        </w:tc>
-        <w:tc>
-          <w:tcPr>
-            <w:tcW w:w="6623" w:type="dxa"/>
-            <w:gridSpan w:val="2"/>
-          </w:tcPr>
-          <w:p/>
-        </w:tc>
-      </w:tr>
-      <w:tr>
-        <w:trPr>
-          <w:trHeight w:val="327"/>
-        </w:trPr>
-        <w:tc>
-          <w:tcPr>
-            <w:tcW w:w="2727" w:type="dxa"/>
-            <w:vMerge w:val="restart"/>
-          </w:tcPr>
-          <w:p/>
-        </w:tc>
-        <w:tc>
-          <w:tcPr>
-            <w:tcW w:w="2702" w:type="dxa"/>
-          </w:tcPr>
-          <w:p/>
-        </w:tc>
-        <w:tc>
-          <w:tcPr>
-            <w:tcW w:w="3921" w:type="dxa"/>
-          </w:tcPr>
-          <w:p/>
-        </w:tc>
-      </w:tr>
-      <w:tr>
-        <w:trPr>
-          <w:trHeight w:val="325"/>
-        </w:trPr>
-        <w:tc>
-          <w:tcPr>
-            <w:tcW w:w="2727" w:type="dxa"/>
-            <w:vMerge/>
-          </w:tcPr>
-          <w:p/>
-        </w:tc>
-        <w:tc>
-          <w:tcPr>
-            <w:tcW w:w="2702" w:type="dxa"/>
-          </w:tcPr>
-          <w:p/>
-        </w:tc>
-        <w:tc>
-          <w:tcPr>
-            <w:tcW w:w="3921" w:type="dxa"/>
-          </w:tcPr>
-          <w:p/>
-        </w:tc>
-      </w:tr>
-      <w:tr>
-        <w:trPr>
-          <w:trHeight w:val="325"/>
-        </w:trPr>
-        <w:tc>
-          <w:tcPr>
-            <w:tcW w:w="2727" w:type="dxa"/>
-            <w:vMerge/>
-          </w:tcPr>
-          <w:p/>
-        </w:tc>
-        <w:tc>
-          <w:tcPr>
-            <w:tcW w:w="2702" w:type="dxa"/>
-          </w:tcPr>
-          <w:p/>
-        </w:tc>
-        <w:tc>
-          <w:tcPr>
-            <w:tcW w:w="3921" w:type="dxa"/>
-          </w:tcPr>
-          <w:p/>
-        </w:tc>
-      </w:tr>
-      <w:tr>
-        <w:trPr>
-          <w:trHeight w:val="325"/>
-        </w:trPr>
-        <w:tc>
-          <w:tcPr>
-            <w:tcW w:w="2727" w:type="dxa"/>
-            <w:vMerge/>
-          </w:tcPr>
-          <w:p/>
-        </w:tc>
-        <w:tc>
-          <w:tcPr>
-            <w:tcW w:w="2702" w:type="dxa"/>
-          </w:tcPr>
-          <w:p/>
-        </w:tc>
-        <w:tc>
-          <w:tcPr>
-            <w:tcW w:w="3921" w:type="dxa"/>
-          </w:tcPr>
-          <w:p/>
-        </w:tc>
-      </w:tr>
-      <w:tr>
-        <w:trPr>
-          <w:trHeight w:val="325"/>
-        </w:trPr>
-        <w:tc>
-          <w:tcPr>
-            <w:tcW w:w="2727" w:type="dxa"/>
-            <w:vMerge/>
-          </w:tcPr>
-          <w:p/>
-        </w:tc>
-        <w:tc>
-          <w:tcPr>
-            <w:tcW w:w="2702" w:type="dxa"/>
-          </w:tcPr>
-          <w:p/>
-        </w:tc>
-        <w:tc>
-          <w:tcPr>
-            <w:tcW w:w="3921" w:type="dxa"/>
-          </w:tcPr>
-          <w:p/>
-        </w:tc>
-      </w:tr>
-      <w:tr>
-        <w:trPr>
-          <w:trHeight w:val="327"/>
-        </w:trPr>
-        <w:tc>
-          <w:tcPr>
-            <w:tcW w:w="2727" w:type="dxa"/>
-            <w:vMerge w:val="restart"/>
-          </w:tcPr>
-          <w:p/>
-        </w:tc>
-        <w:tc>
-          <w:tcPr>
-            <w:tcW w:w="2702" w:type="dxa"/>
-          </w:tcPr>
-          <w:p/>
-        </w:tc>
-        <w:tc>
-          <w:tcPr>
-            <w:tcW w:w="3921" w:type="dxa"/>
-          </w:tcPr>
-          <w:p/>
-        </w:tc>
-      </w:tr>
-      <w:tr>
-        <w:trPr>
-          <w:trHeight w:val="326"/>
-        </w:trPr>
-        <w:tc>
-          <w:tcPr>
-            <w:tcW w:w="2727" w:type="dxa"/>
-            <w:vMerge/>
-          </w:tcPr>
-          <w:p/>
-        </w:tc>
-        <w:tc>
-          <w:tcPr>
-            <w:tcW w:w="2702" w:type="dxa"/>
-          </w:tcPr>
-          <w:p/>
-        </w:tc>
-        <w:tc>
-          <w:tcPr>
-            <w:tcW w:w="3921" w:type="dxa"/>
-          </w:tcPr>
-          <w:p/>
-        </w:tc>
-      </w:tr>
-      <w:tr>
-        <w:trPr>
-          <w:trHeight w:val="325"/>
-        </w:trPr>
-        <w:tc>
-          <w:tcPr>
-            <w:tcW w:w="2727" w:type="dxa"/>
-            <w:vMerge w:val="restart"/>
-          </w:tcPr>
-          <w:p/>
-        </w:tc>
-        <w:tc>
-          <w:tcPr>
-            <w:tcW w:w="2702" w:type="dxa"/>
-          </w:tcPr>
-          <w:p/>
-        </w:tc>
-        <w:tc>
-          <w:tcPr>
-            <w:tcW w:w="3921" w:type="dxa"/>
-          </w:tcPr>
-          <w:p/>
-        </w:tc>
-      </w:tr>
-      <w:tr>
-        <w:trPr>
-          <w:trHeight w:val="324"/>
-        </w:trPr>
-        <w:tc>
-          <w:tcPr>
-            <w:tcW w:w="2727" w:type="dxa"/>
-            <w:vMerge/>
-          </w:tcPr>
-          <w:p/>
-        </w:tc>
-        <w:tc>
-          <w:tcPr>
-            <w:tcW w:w="2702" w:type="dxa"/>
-          </w:tcPr>
-          <w:p/>
-        </w:tc>
-        <w:tc>
-          <w:tcPr>
-            <w:tcW w:w="3921" w:type="dxa"/>
-          </w:tcPr>
-          <w:p/>
-        </w:tc>
-      </w:tr>
-      <w:tr>
-        <w:trPr>
-          <w:trHeight w:val="324"/>
-        </w:trPr>
-        <w:tc>
-          <w:tcPr>
-            <w:tcW w:w="2727" w:type="dxa"/>
-            <w:vMerge/>
-          </w:tcPr>
-          <w:p/>
-        </w:tc>
-        <w:tc>
-          <w:tcPr>
-            <w:tcW w:w="2702" w:type="dxa"/>
-          </w:tcPr>
-          <w:p/>
-        </w:tc>
-        <w:tc>
-          <w:tcPr>
-            <w:tcW w:w="3921" w:type="dxa"/>
-          </w:tcPr>
-          <w:p/>
-        </w:tc>
-      </w:tr>
-      <w:tr>
-        <w:trPr>
-          <w:trHeight w:val="325"/>
-        </w:trPr>
-        <w:tc>
-          <w:tcPr>
-            <w:tcW w:w="2727" w:type="dxa"/>
-            <w:vMerge w:val="restart"/>
-          </w:tcPr>
-          <w:p/>
-        </w:tc>
-        <w:tc>
-          <w:tcPr>
-            <w:tcW w:w="2702" w:type="dxa"/>
-          </w:tcPr>
-          <w:p/>
-        </w:tc>
-        <w:tc>
-          <w:tcPr>
-            <w:tcW w:w="3921" w:type="dxa"/>
-          </w:tcPr>
+            <w:r>
+              <w:lastRenderedPageBreak/>
+              <w:t xml:space="preserve">Navigate to Registration/Login page </w:t>
+            </w:r>
+          </w:p>
           <w:p>
             <w:pPr>
+              <w:pStyle w:val="ListParagraph"/>
+              <w:numPr>
+                <w:ilvl w:val="0"/>
+                <w:numId w:val="27"/>
+              </w:numPr>
               <w:spacing w:after="200" w:line="276" w:lineRule="auto"/>
             </w:pPr>
+            <w:r>
+              <w:t xml:space="preserve">Enter user details </w:t>
+            </w:r>
+          </w:p>
+          <w:p>
+            <w:pPr>
+              <w:pStyle w:val="ListParagraph"/>
+              <w:numPr>
+                <w:ilvl w:val="0"/>
+                <w:numId w:val="27"/>
+              </w:numPr>
+              <w:spacing w:after="200" w:line="276" w:lineRule="auto"/>
+            </w:pPr>
+            <w:r>
+              <w:t>Click Submit/Register/Login button</w:t>
+            </w:r>
           </w:p>
         </w:tc>
       </w:tr>
@@ -8707,22 +8117,30 @@
         </w:trPr>
         <w:tc>
           <w:tcPr>
-            <w:tcW w:w="2727" w:type="dxa"/>
-            <w:vMerge/>
-          </w:tcPr>
-          <w:p/>
-        </w:tc>
-        <w:tc>
-          <w:tcPr>
-            <w:tcW w:w="2702" w:type="dxa"/>
-          </w:tcPr>
-          <w:p/>
-        </w:tc>
-        <w:tc>
-          <w:tcPr>
-            <w:tcW w:w="3921" w:type="dxa"/>
-          </w:tcPr>
-          <w:p/>
+            <w:tcW w:w="2307" w:type="dxa"/>
+            <w:vMerge/>
+          </w:tcPr>
+          <w:p/>
+        </w:tc>
+        <w:tc>
+          <w:tcPr>
+            <w:tcW w:w="2253" w:type="dxa"/>
+          </w:tcPr>
+          <w:p>
+            <w:r>
+              <w:t>Expected Result:</w:t>
+            </w:r>
+          </w:p>
+        </w:tc>
+        <w:tc>
+          <w:tcPr>
+            <w:tcW w:w="4790" w:type="dxa"/>
+          </w:tcPr>
+          <w:p>
+            <w:r>
+              <w:t>System should process the request successfully and redirect the user to the next page.</w:t>
+            </w:r>
+          </w:p>
         </w:tc>
       </w:tr>
       <w:tr>
@@ -8731,22 +8149,30 @@
         </w:trPr>
         <w:tc>
           <w:tcPr>
-            <w:tcW w:w="2727" w:type="dxa"/>
-            <w:vMerge/>
-          </w:tcPr>
-          <w:p/>
-        </w:tc>
-        <w:tc>
-          <w:tcPr>
-            <w:tcW w:w="2702" w:type="dxa"/>
-          </w:tcPr>
-          <w:p/>
-        </w:tc>
-        <w:tc>
-          <w:tcPr>
-            <w:tcW w:w="3921" w:type="dxa"/>
-          </w:tcPr>
-          <w:p/>
+            <w:tcW w:w="2307" w:type="dxa"/>
+            <w:vMerge/>
+          </w:tcPr>
+          <w:p/>
+        </w:tc>
+        <w:tc>
+          <w:tcPr>
+            <w:tcW w:w="2253" w:type="dxa"/>
+          </w:tcPr>
+          <w:p>
+            <w:r>
+              <w:t>Actual Result:</w:t>
+            </w:r>
+          </w:p>
+        </w:tc>
+        <w:tc>
+          <w:tcPr>
+            <w:tcW w:w="4790" w:type="dxa"/>
+          </w:tcPr>
+          <w:p>
+            <w:r>
+              <w:t>We're sorry, an internal error occurred.</w:t>
+            </w:r>
+          </w:p>
         </w:tc>
       </w:tr>
       <w:tr>
@@ -8755,22 +8181,34 @@
         </w:trPr>
         <w:tc>
           <w:tcPr>
-            <w:tcW w:w="2727" w:type="dxa"/>
+            <w:tcW w:w="2307" w:type="dxa"/>
             <w:vMerge w:val="restart"/>
           </w:tcPr>
-          <w:p/>
-        </w:tc>
-        <w:tc>
-          <w:tcPr>
-            <w:tcW w:w="2702" w:type="dxa"/>
-          </w:tcPr>
-          <w:p/>
-        </w:tc>
-        <w:tc>
-          <w:tcPr>
-            <w:tcW w:w="3921" w:type="dxa"/>
-          </w:tcPr>
-          <w:p/>
+          <w:p>
+            <w:r>
+              <w:t>Bug Tracking</w:t>
+            </w:r>
+          </w:p>
+        </w:tc>
+        <w:tc>
+          <w:tcPr>
+            <w:tcW w:w="2253" w:type="dxa"/>
+          </w:tcPr>
+          <w:p>
+            <w:r>
+              <w:t>Severity:</w:t>
+            </w:r>
+          </w:p>
+        </w:tc>
+        <w:tc>
+          <w:tcPr>
+            <w:tcW w:w="4790" w:type="dxa"/>
+          </w:tcPr>
+          <w:p>
+            <w:r>
+              <w:t>Medium</w:t>
+            </w:r>
+          </w:p>
         </w:tc>
       </w:tr>
       <w:tr>
@@ -8779,37 +8217,53 @@
         </w:trPr>
         <w:tc>
           <w:tcPr>
-            <w:tcW w:w="2727" w:type="dxa"/>
-            <w:vMerge/>
-          </w:tcPr>
-          <w:p/>
-        </w:tc>
-        <w:tc>
-          <w:tcPr>
-            <w:tcW w:w="2702" w:type="dxa"/>
-          </w:tcPr>
-          <w:p/>
-        </w:tc>
-        <w:tc>
-          <w:tcPr>
-            <w:tcW w:w="3921" w:type="dxa"/>
-          </w:tcPr>
-          <w:p/>
-        </w:tc>
-      </w:tr>
-      <w:tr>
-        <w:tc>
-          <w:tcPr>
-            <w:tcW w:w="2727" w:type="dxa"/>
-          </w:tcPr>
-          <w:p/>
-        </w:tc>
-        <w:tc>
-          <w:tcPr>
-            <w:tcW w:w="6623" w:type="dxa"/>
+            <w:tcW w:w="2307" w:type="dxa"/>
+            <w:vMerge/>
+          </w:tcPr>
+          <w:p/>
+        </w:tc>
+        <w:tc>
+          <w:tcPr>
+            <w:tcW w:w="2253" w:type="dxa"/>
+          </w:tcPr>
+          <w:p>
+            <w:r>
+              <w:t>Priority:</w:t>
+            </w:r>
+          </w:p>
+        </w:tc>
+        <w:tc>
+          <w:tcPr>
+            <w:tcW w:w="4790" w:type="dxa"/>
+          </w:tcPr>
+          <w:p>
+            <w:r>
+              <w:t>Medium</w:t>
+            </w:r>
+          </w:p>
+        </w:tc>
+      </w:tr>
+      <w:tr>
+        <w:tc>
+          <w:tcPr>
+            <w:tcW w:w="2307" w:type="dxa"/>
+          </w:tcPr>
+          <w:p>
+            <w:r>
+              <w:t>Notes</w:t>
+            </w:r>
+          </w:p>
+        </w:tc>
+        <w:tc>
+          <w:tcPr>
+            <w:tcW w:w="7043" w:type="dxa"/>
             <w:gridSpan w:val="2"/>
           </w:tcPr>
-          <w:p/>
+          <w:p>
+            <w:r>
+              <w:t>N/A</w:t>
+            </w:r>
+          </w:p>
         </w:tc>
       </w:tr>
     </w:tbl>
@@ -10221,6 +9675,92 @@
     </w:lvl>
   </w:abstractNum>
   <w:abstractNum w:abstractNumId="13" w15:restartNumberingAfterBreak="0">
+    <w:nsid w:val="4AEB607C"/>
+    <w:multiLevelType w:val="hybridMultilevel"/>
+    <w:tmpl w:val="A4B4F5B8"/>
+    <w:lvl w:ilvl="0" w:tplc="0409000F">
+      <w:start w:val="1"/>
+      <w:numFmt w:val="decimal"/>
+      <w:lvlText w:val="%1."/>
+      <w:lvlJc w:val="left"/>
+      <w:pPr>
+        <w:ind w:left="720" w:hanging="360"/>
+      </w:pPr>
+    </w:lvl>
+    <w:lvl w:ilvl="1" w:tplc="04090019" w:tentative="1">
+      <w:start w:val="1"/>
+      <w:numFmt w:val="lowerLetter"/>
+      <w:lvlText w:val="%2."/>
+      <w:lvlJc w:val="left"/>
+      <w:pPr>
+        <w:ind w:left="1440" w:hanging="360"/>
+      </w:pPr>
+    </w:lvl>
+    <w:lvl w:ilvl="2" w:tplc="0409001B" w:tentative="1">
+      <w:start w:val="1"/>
+      <w:numFmt w:val="lowerRoman"/>
+      <w:lvlText w:val="%3."/>
+      <w:lvlJc w:val="right"/>
+      <w:pPr>
+        <w:ind w:left="2160" w:hanging="180"/>
+      </w:pPr>
+    </w:lvl>
+    <w:lvl w:ilvl="3" w:tplc="0409000F" w:tentative="1">
+      <w:start w:val="1"/>
+      <w:numFmt w:val="decimal"/>
+      <w:lvlText w:val="%4."/>
+      <w:lvlJc w:val="left"/>
+      <w:pPr>
+        <w:ind w:left="2880" w:hanging="360"/>
+      </w:pPr>
+    </w:lvl>
+    <w:lvl w:ilvl="4" w:tplc="04090019" w:tentative="1">
+      <w:start w:val="1"/>
+      <w:numFmt w:val="lowerLetter"/>
+      <w:lvlText w:val="%5."/>
+      <w:lvlJc w:val="left"/>
+      <w:pPr>
+        <w:ind w:left="3600" w:hanging="360"/>
+      </w:pPr>
+    </w:lvl>
+    <w:lvl w:ilvl="5" w:tplc="0409001B" w:tentative="1">
+      <w:start w:val="1"/>
+      <w:numFmt w:val="lowerRoman"/>
+      <w:lvlText w:val="%6."/>
+      <w:lvlJc w:val="right"/>
+      <w:pPr>
+        <w:ind w:left="4320" w:hanging="180"/>
+      </w:pPr>
+    </w:lvl>
+    <w:lvl w:ilvl="6" w:tplc="0409000F" w:tentative="1">
+      <w:start w:val="1"/>
+      <w:numFmt w:val="decimal"/>
+      <w:lvlText w:val="%7."/>
+      <w:lvlJc w:val="left"/>
+      <w:pPr>
+        <w:ind w:left="5040" w:hanging="360"/>
+      </w:pPr>
+    </w:lvl>
+    <w:lvl w:ilvl="7" w:tplc="04090019" w:tentative="1">
+      <w:start w:val="1"/>
+      <w:numFmt w:val="lowerLetter"/>
+      <w:lvlText w:val="%8."/>
+      <w:lvlJc w:val="left"/>
+      <w:pPr>
+        <w:ind w:left="5760" w:hanging="360"/>
+      </w:pPr>
+    </w:lvl>
+    <w:lvl w:ilvl="8" w:tplc="0409001B" w:tentative="1">
+      <w:start w:val="1"/>
+      <w:numFmt w:val="lowerRoman"/>
+      <w:lvlText w:val="%9."/>
+      <w:lvlJc w:val="right"/>
+      <w:pPr>
+        <w:ind w:left="6480" w:hanging="180"/>
+      </w:pPr>
+    </w:lvl>
+  </w:abstractNum>
+  <w:abstractNum w:abstractNumId="14" w15:restartNumberingAfterBreak="0">
     <w:nsid w:val="4EED1955"/>
     <w:multiLevelType w:val="multilevel"/>
     <w:tmpl w:val="D444AC4E"/>
@@ -10336,7 +9876,7 @@
       </w:pPr>
     </w:lvl>
   </w:abstractNum>
-  <w:abstractNum w:abstractNumId="14" w15:restartNumberingAfterBreak="0">
+  <w:abstractNum w:abstractNumId="15" w15:restartNumberingAfterBreak="0">
     <w:nsid w:val="51B01829"/>
     <w:multiLevelType w:val="multilevel"/>
     <w:tmpl w:val="D444AC4E"/>
@@ -10452,7 +9992,7 @@
       </w:pPr>
     </w:lvl>
   </w:abstractNum>
-  <w:abstractNum w:abstractNumId="15" w15:restartNumberingAfterBreak="0">
+  <w:abstractNum w:abstractNumId="16" w15:restartNumberingAfterBreak="0">
     <w:nsid w:val="568566DB"/>
     <w:multiLevelType w:val="multilevel"/>
     <w:tmpl w:val="D444AC4E"/>
@@ -10568,7 +10108,7 @@
       </w:pPr>
     </w:lvl>
   </w:abstractNum>
-  <w:abstractNum w:abstractNumId="16" w15:restartNumberingAfterBreak="0">
+  <w:abstractNum w:abstractNumId="17" w15:restartNumberingAfterBreak="0">
     <w:nsid w:val="5B976BBE"/>
     <w:multiLevelType w:val="multilevel"/>
     <w:tmpl w:val="5AD40EA8"/>
@@ -10681,7 +10221,7 @@
       </w:pPr>
     </w:lvl>
   </w:abstractNum>
-  <w:abstractNum w:abstractNumId="17" w15:restartNumberingAfterBreak="0">
+  <w:abstractNum w:abstractNumId="18" w15:restartNumberingAfterBreak="0">
     <w:nsid w:val="5C96236A"/>
     <w:multiLevelType w:val="multilevel"/>
     <w:tmpl w:val="D444AC4E"/>
@@ -10797,7 +10337,7 @@
       </w:pPr>
     </w:lvl>
   </w:abstractNum>
-  <w:abstractNum w:abstractNumId="18" w15:restartNumberingAfterBreak="0">
+  <w:abstractNum w:abstractNumId="19" w15:restartNumberingAfterBreak="0">
     <w:nsid w:val="63395307"/>
     <w:multiLevelType w:val="multilevel"/>
     <w:tmpl w:val="D444AC4E"/>
@@ -10913,7 +10453,7 @@
       </w:pPr>
     </w:lvl>
   </w:abstractNum>
-  <w:abstractNum w:abstractNumId="19" w15:restartNumberingAfterBreak="0">
+  <w:abstractNum w:abstractNumId="20" w15:restartNumberingAfterBreak="0">
     <w:nsid w:val="6E78406E"/>
     <w:multiLevelType w:val="multilevel"/>
     <w:tmpl w:val="D444AC4E"/>
@@ -11029,7 +10569,7 @@
       </w:pPr>
     </w:lvl>
   </w:abstractNum>
-  <w:abstractNum w:abstractNumId="20" w15:restartNumberingAfterBreak="0">
+  <w:abstractNum w:abstractNumId="21" w15:restartNumberingAfterBreak="0">
     <w:nsid w:val="6EC42137"/>
     <w:multiLevelType w:val="multilevel"/>
     <w:tmpl w:val="025CD9D6"/>
@@ -11142,7 +10682,7 @@
       </w:pPr>
     </w:lvl>
   </w:abstractNum>
-  <w:abstractNum w:abstractNumId="21" w15:restartNumberingAfterBreak="0">
+  <w:abstractNum w:abstractNumId="22" w15:restartNumberingAfterBreak="0">
     <w:nsid w:val="71604294"/>
     <w:multiLevelType w:val="multilevel"/>
     <w:tmpl w:val="D444AC4E"/>
@@ -11258,7 +10798,7 @@
       </w:pPr>
     </w:lvl>
   </w:abstractNum>
-  <w:abstractNum w:abstractNumId="22" w15:restartNumberingAfterBreak="0">
+  <w:abstractNum w:abstractNumId="23" w15:restartNumberingAfterBreak="0">
     <w:nsid w:val="74A40833"/>
     <w:multiLevelType w:val="multilevel"/>
     <w:tmpl w:val="730C0D06"/>
@@ -11371,7 +10911,7 @@
       </w:pPr>
     </w:lvl>
   </w:abstractNum>
-  <w:abstractNum w:abstractNumId="23" w15:restartNumberingAfterBreak="0">
+  <w:abstractNum w:abstractNumId="24" w15:restartNumberingAfterBreak="0">
     <w:nsid w:val="78D25DC4"/>
     <w:multiLevelType w:val="multilevel"/>
     <w:tmpl w:val="D444AC4E"/>
@@ -11487,7 +11027,7 @@
       </w:pPr>
     </w:lvl>
   </w:abstractNum>
-  <w:abstractNum w:abstractNumId="24" w15:restartNumberingAfterBreak="0">
+  <w:abstractNum w:abstractNumId="25" w15:restartNumberingAfterBreak="0">
     <w:nsid w:val="7D131D1F"/>
     <w:multiLevelType w:val="multilevel"/>
     <w:tmpl w:val="EE362D6A"/>
@@ -11600,7 +11140,7 @@
       </w:pPr>
     </w:lvl>
   </w:abstractNum>
-  <w:abstractNum w:abstractNumId="25" w15:restartNumberingAfterBreak="0">
+  <w:abstractNum w:abstractNumId="26" w15:restartNumberingAfterBreak="0">
     <w:nsid w:val="7DE62E7E"/>
     <w:multiLevelType w:val="multilevel"/>
     <w:tmpl w:val="B032FC1C"/>
@@ -11720,13 +11260,13 @@
     <w:abstractNumId w:val="6"/>
   </w:num>
   <w:num w:numId="3" w16cid:durableId="1211848043">
-    <w:abstractNumId w:val="16"/>
+    <w:abstractNumId w:val="17"/>
   </w:num>
   <w:num w:numId="4" w16cid:durableId="752702508">
     <w:abstractNumId w:val="10"/>
   </w:num>
   <w:num w:numId="5" w16cid:durableId="2027518143">
-    <w:abstractNumId w:val="22"/>
+    <w:abstractNumId w:val="23"/>
   </w:num>
   <w:num w:numId="6" w16cid:durableId="796292635">
     <w:abstractNumId w:val="3"/>
@@ -11735,7 +11275,7 @@
     <w:abstractNumId w:val="11"/>
   </w:num>
   <w:num w:numId="8" w16cid:durableId="827941218">
-    <w:abstractNumId w:val="25"/>
+    <w:abstractNumId w:val="26"/>
   </w:num>
   <w:num w:numId="9" w16cid:durableId="277639105">
     <w:abstractNumId w:val="7"/>
@@ -11744,10 +11284,10 @@
     <w:abstractNumId w:val="2"/>
   </w:num>
   <w:num w:numId="11" w16cid:durableId="1366178125">
-    <w:abstractNumId w:val="24"/>
+    <w:abstractNumId w:val="25"/>
   </w:num>
   <w:num w:numId="12" w16cid:durableId="912280284">
-    <w:abstractNumId w:val="20"/>
+    <w:abstractNumId w:val="21"/>
   </w:num>
   <w:num w:numId="13" w16cid:durableId="999308771">
     <w:abstractNumId w:val="8"/>
@@ -11756,31 +11296,31 @@
     <w:abstractNumId w:val="0"/>
   </w:num>
   <w:num w:numId="15" w16cid:durableId="2027243600">
-    <w:abstractNumId w:val="23"/>
+    <w:abstractNumId w:val="24"/>
   </w:num>
   <w:num w:numId="16" w16cid:durableId="1360664689">
-    <w:abstractNumId w:val="13"/>
+    <w:abstractNumId w:val="14"/>
   </w:num>
   <w:num w:numId="17" w16cid:durableId="1097097888">
-    <w:abstractNumId w:val="21"/>
+    <w:abstractNumId w:val="22"/>
   </w:num>
   <w:num w:numId="18" w16cid:durableId="693002237">
     <w:abstractNumId w:val="9"/>
   </w:num>
   <w:num w:numId="19" w16cid:durableId="1864321757">
-    <w:abstractNumId w:val="15"/>
+    <w:abstractNumId w:val="16"/>
   </w:num>
   <w:num w:numId="20" w16cid:durableId="176701731">
     <w:abstractNumId w:val="5"/>
   </w:num>
   <w:num w:numId="21" w16cid:durableId="707684107">
-    <w:abstractNumId w:val="19"/>
+    <w:abstractNumId w:val="20"/>
   </w:num>
   <w:num w:numId="22" w16cid:durableId="1954746854">
-    <w:abstractNumId w:val="17"/>
+    <w:abstractNumId w:val="18"/>
   </w:num>
   <w:num w:numId="23" w16cid:durableId="15817645">
-    <w:abstractNumId w:val="14"/>
+    <w:abstractNumId w:val="15"/>
   </w:num>
   <w:num w:numId="24" w16cid:durableId="2021882761">
     <w:abstractNumId w:val="4"/>
@@ -11789,7 +11329,10 @@
     <w:abstractNumId w:val="1"/>
   </w:num>
   <w:num w:numId="26" w16cid:durableId="1366715051">
-    <w:abstractNumId w:val="18"/>
+    <w:abstractNumId w:val="19"/>
+  </w:num>
+  <w:num w:numId="27" w16cid:durableId="196623001">
+    <w:abstractNumId w:val="13"/>
   </w:num>
 </w:numbering>
 </file>
@@ -12397,7 +11940,6 @@
   <w:style w:type="character" w:default="1" w:styleId="DefaultParagraphFont">
     <w:name w:val="Default Paragraph Font"/>
     <w:uiPriority w:val="1"/>
-    <w:semiHidden/>
     <w:unhideWhenUsed/>
   </w:style>
   <w:style w:type="table" w:default="1" w:styleId="TableNormal">
